--- a/documentation/G2 mk2 front panel Notes.docx
+++ b/documentation/G2 mk2 front panel Notes.docx
@@ -654,7 +654,15 @@
     </w:tbl>
     <w:p>
       <w:r>
-        <w:t>(CAT message identify the encoder numbers as scan code + 1)</w:t>
+        <w:t xml:space="preserve">(CAT </w:t>
+      </w:r>
+      <w:proofErr w:type="gramStart"/>
+      <w:r>
+        <w:t>message</w:t>
+      </w:r>
+      <w:proofErr w:type="gramEnd"/>
+      <w:r>
+        <w:t xml:space="preserve"> identify the encoder numbers as scan code + 1)</w:t>
       </w:r>
     </w:p>
     <w:p>
@@ -2324,2662 +2332,23 @@
         <w:pStyle w:val="Heading1"/>
       </w:pPr>
       <w:r>
-        <w:t>Device, Pin Allocations</w:t>
-      </w:r>
-    </w:p>
-    <w:p>
-      <w:r>
-        <w:t>The</w:t>
-      </w:r>
-      <w:r>
-        <w:t xml:space="preserve"> front panel</w:t>
+        <w:t>Arduino Software Structure</w:t>
+      </w:r>
+    </w:p>
+    <w:p>
+      <w:r>
+        <w:t>An</w:t>
       </w:r>
       <w:r>
         <w:t xml:space="preserve"> </w:t>
       </w:r>
-      <w:r>
-        <w:t>I/O entities</w:t>
-      </w:r>
-      <w:r>
-        <w:t xml:space="preserve"> to be interfaced are:</w:t>
-      </w:r>
-    </w:p>
-    <w:tbl>
-      <w:tblPr>
-        <w:tblStyle w:val="TableGrid"/>
-        <w:tblW w:w="0" w:type="auto"/>
-        <w:tblLook w:val="04A0" w:firstRow="1" w:lastRow="0" w:firstColumn="1" w:lastColumn="0" w:noHBand="0" w:noVBand="1"/>
-      </w:tblPr>
-      <w:tblGrid>
-        <w:gridCol w:w="2614"/>
-        <w:gridCol w:w="1350"/>
-        <w:gridCol w:w="1276"/>
-        <w:gridCol w:w="1276"/>
-      </w:tblGrid>
-      <w:tr>
-        <w:tc>
-          <w:tcPr>
-            <w:tcW w:w="2614" w:type="dxa"/>
-          </w:tcPr>
-          <w:p>
-            <w:pPr>
-              <w:spacing w:after="0" w:line="240" w:lineRule="auto"/>
-              <w:rPr>
-                <w:b/>
-                <w:bCs/>
-              </w:rPr>
-            </w:pPr>
-            <w:r>
-              <w:rPr>
-                <w:b/>
-                <w:bCs/>
-              </w:rPr>
-              <w:t>Interface</w:t>
-            </w:r>
-          </w:p>
-        </w:tc>
-        <w:tc>
-          <w:tcPr>
-            <w:tcW w:w="1350" w:type="dxa"/>
-          </w:tcPr>
-          <w:p>
-            <w:pPr>
-              <w:spacing w:after="0" w:line="240" w:lineRule="auto"/>
-              <w:rPr>
-                <w:b/>
-                <w:bCs/>
-              </w:rPr>
-            </w:pPr>
-            <w:r>
-              <w:rPr>
-                <w:b/>
-                <w:bCs/>
-              </w:rPr>
-              <w:t>Devices</w:t>
-            </w:r>
-          </w:p>
-        </w:tc>
-        <w:tc>
-          <w:tcPr>
-            <w:tcW w:w="1276" w:type="dxa"/>
-          </w:tcPr>
-          <w:p>
-            <w:pPr>
-              <w:spacing w:after="0" w:line="240" w:lineRule="auto"/>
-              <w:rPr>
-                <w:b/>
-                <w:bCs/>
-              </w:rPr>
-            </w:pPr>
-            <w:r>
-              <w:rPr>
-                <w:b/>
-                <w:bCs/>
-              </w:rPr>
-              <w:t>Inputs</w:t>
-            </w:r>
-          </w:p>
-        </w:tc>
-        <w:tc>
-          <w:tcPr>
-            <w:tcW w:w="1276" w:type="dxa"/>
-          </w:tcPr>
-          <w:p>
-            <w:pPr>
-              <w:spacing w:after="0" w:line="240" w:lineRule="auto"/>
-              <w:rPr>
-                <w:b/>
-                <w:bCs/>
-              </w:rPr>
-            </w:pPr>
-            <w:r>
-              <w:rPr>
-                <w:b/>
-                <w:bCs/>
-              </w:rPr>
-              <w:t>Outputs</w:t>
-            </w:r>
-          </w:p>
-        </w:tc>
-      </w:tr>
-      <w:tr>
-        <w:tc>
-          <w:tcPr>
-            <w:tcW w:w="2614" w:type="dxa"/>
-          </w:tcPr>
-          <w:p>
-            <w:pPr>
-              <w:spacing w:after="0" w:line="240" w:lineRule="auto"/>
-            </w:pPr>
-            <w:r>
-              <w:t>VFO encoder</w:t>
-            </w:r>
-          </w:p>
-        </w:tc>
-        <w:tc>
-          <w:tcPr>
-            <w:tcW w:w="1350" w:type="dxa"/>
-          </w:tcPr>
-          <w:p>
-            <w:pPr>
-              <w:spacing w:after="0" w:line="240" w:lineRule="auto"/>
-            </w:pPr>
-            <w:r>
-              <w:t>1</w:t>
-            </w:r>
-          </w:p>
-        </w:tc>
-        <w:tc>
-          <w:tcPr>
-            <w:tcW w:w="1276" w:type="dxa"/>
-          </w:tcPr>
-          <w:p>
-            <w:pPr>
-              <w:spacing w:after="0" w:line="240" w:lineRule="auto"/>
-            </w:pPr>
-            <w:r>
-              <w:t>2</w:t>
-            </w:r>
-          </w:p>
-        </w:tc>
-        <w:tc>
-          <w:tcPr>
-            <w:tcW w:w="1276" w:type="dxa"/>
-          </w:tcPr>
-          <w:p>
-            <w:pPr>
-              <w:spacing w:after="0" w:line="240" w:lineRule="auto"/>
-            </w:pPr>
-          </w:p>
-        </w:tc>
-      </w:tr>
-      <w:tr>
-        <w:tc>
-          <w:tcPr>
-            <w:tcW w:w="2614" w:type="dxa"/>
-          </w:tcPr>
-          <w:p>
-            <w:pPr>
-              <w:spacing w:after="0" w:line="240" w:lineRule="auto"/>
-            </w:pPr>
-            <w:r>
-              <w:t>Dual encoder</w:t>
-            </w:r>
-          </w:p>
-        </w:tc>
-        <w:tc>
-          <w:tcPr>
-            <w:tcW w:w="1350" w:type="dxa"/>
-          </w:tcPr>
-          <w:p>
-            <w:pPr>
-              <w:spacing w:after="0" w:line="240" w:lineRule="auto"/>
-            </w:pPr>
-            <w:r>
-              <w:t>5</w:t>
-            </w:r>
-          </w:p>
-        </w:tc>
-        <w:tc>
-          <w:tcPr>
-            <w:tcW w:w="1276" w:type="dxa"/>
-          </w:tcPr>
-          <w:p>
-            <w:pPr>
-              <w:spacing w:after="0" w:line="240" w:lineRule="auto"/>
-            </w:pPr>
-            <w:r>
-              <w:t>20</w:t>
-            </w:r>
-          </w:p>
-        </w:tc>
-        <w:tc>
-          <w:tcPr>
-            <w:tcW w:w="1276" w:type="dxa"/>
-          </w:tcPr>
-          <w:p>
-            <w:pPr>
-              <w:spacing w:after="0" w:line="240" w:lineRule="auto"/>
-            </w:pPr>
-          </w:p>
-        </w:tc>
-      </w:tr>
-      <w:tr>
-        <w:tc>
-          <w:tcPr>
-            <w:tcW w:w="2614" w:type="dxa"/>
-          </w:tcPr>
-          <w:p>
-            <w:pPr>
-              <w:spacing w:after="0" w:line="240" w:lineRule="auto"/>
-            </w:pPr>
-            <w:r>
-              <w:t>Switch/pushbutton</w:t>
-            </w:r>
-          </w:p>
-        </w:tc>
-        <w:tc>
-          <w:tcPr>
-            <w:tcW w:w="1350" w:type="dxa"/>
-          </w:tcPr>
-          <w:p>
-            <w:pPr>
-              <w:spacing w:after="0" w:line="240" w:lineRule="auto"/>
-            </w:pPr>
-            <w:r>
-              <w:t>22 + 5</w:t>
-            </w:r>
-          </w:p>
-        </w:tc>
-        <w:tc>
-          <w:tcPr>
-            <w:tcW w:w="1276" w:type="dxa"/>
-          </w:tcPr>
-          <w:p>
-            <w:pPr>
-              <w:spacing w:after="0" w:line="240" w:lineRule="auto"/>
-            </w:pPr>
-            <w:r>
-              <w:t>8</w:t>
-            </w:r>
-          </w:p>
-        </w:tc>
-        <w:tc>
-          <w:tcPr>
-            <w:tcW w:w="1276" w:type="dxa"/>
-          </w:tcPr>
-          <w:p>
-            <w:pPr>
-              <w:spacing w:after="0" w:line="240" w:lineRule="auto"/>
-            </w:pPr>
-            <w:r>
-              <w:t>5</w:t>
-            </w:r>
-          </w:p>
-        </w:tc>
-      </w:tr>
-      <w:tr>
-        <w:tc>
-          <w:tcPr>
-            <w:tcW w:w="2614" w:type="dxa"/>
-          </w:tcPr>
-          <w:p>
-            <w:pPr>
-              <w:spacing w:after="0" w:line="240" w:lineRule="auto"/>
-            </w:pPr>
-            <w:r>
-              <w:t>LED</w:t>
-            </w:r>
-          </w:p>
-        </w:tc>
-        <w:tc>
-          <w:tcPr>
-            <w:tcW w:w="1350" w:type="dxa"/>
-          </w:tcPr>
-          <w:p>
-            <w:pPr>
-              <w:spacing w:after="0" w:line="240" w:lineRule="auto"/>
-            </w:pPr>
-            <w:r>
-              <w:t>11</w:t>
-            </w:r>
-          </w:p>
-        </w:tc>
-        <w:tc>
-          <w:tcPr>
-            <w:tcW w:w="1276" w:type="dxa"/>
-          </w:tcPr>
-          <w:p>
-            <w:pPr>
-              <w:spacing w:after="0" w:line="240" w:lineRule="auto"/>
-            </w:pPr>
-          </w:p>
-        </w:tc>
-        <w:tc>
-          <w:tcPr>
-            <w:tcW w:w="1276" w:type="dxa"/>
-          </w:tcPr>
-          <w:p>
-            <w:pPr>
-              <w:spacing w:after="0" w:line="240" w:lineRule="auto"/>
-            </w:pPr>
-            <w:r>
-              <w:t>11</w:t>
-            </w:r>
-          </w:p>
-        </w:tc>
-      </w:tr>
-      <w:tr>
-        <w:tc>
-          <w:tcPr>
-            <w:tcW w:w="2614" w:type="dxa"/>
-          </w:tcPr>
-          <w:p>
-            <w:pPr>
-              <w:spacing w:after="0" w:line="240" w:lineRule="auto"/>
-            </w:pPr>
-            <w:r>
-              <w:t>SPI Chip selects</w:t>
-            </w:r>
-          </w:p>
-        </w:tc>
-        <w:tc>
-          <w:tcPr>
-            <w:tcW w:w="1350" w:type="dxa"/>
-          </w:tcPr>
-          <w:p>
-            <w:pPr>
-              <w:spacing w:after="0" w:line="240" w:lineRule="auto"/>
-            </w:pPr>
-          </w:p>
-        </w:tc>
-        <w:tc>
-          <w:tcPr>
-            <w:tcW w:w="1276" w:type="dxa"/>
-          </w:tcPr>
-          <w:p>
-            <w:pPr>
-              <w:spacing w:after="0" w:line="240" w:lineRule="auto"/>
-            </w:pPr>
-          </w:p>
-        </w:tc>
-        <w:tc>
-          <w:tcPr>
-            <w:tcW w:w="1276" w:type="dxa"/>
-          </w:tcPr>
-          <w:p>
-            <w:pPr>
-              <w:spacing w:after="0" w:line="240" w:lineRule="auto"/>
-            </w:pPr>
-            <w:r>
-              <w:t>2</w:t>
-            </w:r>
-          </w:p>
-        </w:tc>
-      </w:tr>
-      <w:tr>
-        <w:tc>
-          <w:tcPr>
-            <w:tcW w:w="2614" w:type="dxa"/>
-          </w:tcPr>
-          <w:p>
-            <w:pPr>
-              <w:spacing w:after="0" w:line="240" w:lineRule="auto"/>
-            </w:pPr>
-            <w:r>
-              <w:t>Interrupt output</w:t>
-            </w:r>
-          </w:p>
-        </w:tc>
-        <w:tc>
-          <w:tcPr>
-            <w:tcW w:w="1350" w:type="dxa"/>
-          </w:tcPr>
-          <w:p>
-            <w:pPr>
-              <w:spacing w:after="0" w:line="240" w:lineRule="auto"/>
-            </w:pPr>
-          </w:p>
-        </w:tc>
-        <w:tc>
-          <w:tcPr>
-            <w:tcW w:w="1276" w:type="dxa"/>
-          </w:tcPr>
-          <w:p>
-            <w:pPr>
-              <w:spacing w:after="0" w:line="240" w:lineRule="auto"/>
-            </w:pPr>
-          </w:p>
-        </w:tc>
-        <w:tc>
-          <w:tcPr>
-            <w:tcW w:w="1276" w:type="dxa"/>
-          </w:tcPr>
-          <w:p>
-            <w:pPr>
-              <w:spacing w:after="0" w:line="240" w:lineRule="auto"/>
-            </w:pPr>
-            <w:r>
-              <w:t>1</w:t>
-            </w:r>
-          </w:p>
-        </w:tc>
-      </w:tr>
-    </w:tbl>
-    <w:p/>
-    <w:p>
-      <w:pPr>
-        <w:pStyle w:val="Heading2"/>
-      </w:pPr>
-      <w:bookmarkStart w:id="0" w:name="_Ref172899060"/>
-      <w:r>
-        <w:t>MCP23S17 Pins</w:t>
-      </w:r>
-      <w:bookmarkEnd w:id="0"/>
-    </w:p>
-    <w:tbl>
-      <w:tblPr>
-        <w:tblStyle w:val="TableGrid"/>
-        <w:tblW w:w="0" w:type="auto"/>
-        <w:tblLook w:val="04A0" w:firstRow="1" w:lastRow="0" w:firstColumn="1" w:lastColumn="0" w:noHBand="0" w:noVBand="1"/>
-      </w:tblPr>
-      <w:tblGrid>
-        <w:gridCol w:w="1413"/>
-        <w:gridCol w:w="3095"/>
-        <w:gridCol w:w="1441"/>
-        <w:gridCol w:w="3067"/>
-      </w:tblGrid>
-      <w:tr>
-        <w:tc>
-          <w:tcPr>
-            <w:tcW w:w="1413" w:type="dxa"/>
-          </w:tcPr>
-          <w:p>
-            <w:pPr>
-              <w:keepNext/>
-              <w:spacing w:after="0" w:line="240" w:lineRule="auto"/>
-              <w:rPr>
-                <w:b/>
-              </w:rPr>
-            </w:pPr>
-            <w:r>
-              <w:rPr>
-                <w:b/>
-              </w:rPr>
-              <w:t>MCP23</w:t>
-            </w:r>
-            <w:r>
-              <w:rPr>
-                <w:b/>
-              </w:rPr>
-              <w:t>S</w:t>
-            </w:r>
-            <w:r>
-              <w:rPr>
-                <w:b/>
-              </w:rPr>
-              <w:t>17</w:t>
-            </w:r>
-          </w:p>
-        </w:tc>
-        <w:tc>
-          <w:tcPr>
-            <w:tcW w:w="3095" w:type="dxa"/>
-          </w:tcPr>
-          <w:p>
-            <w:pPr>
-              <w:keepNext/>
-              <w:spacing w:after="0" w:line="240" w:lineRule="auto"/>
-              <w:rPr>
-                <w:b/>
-              </w:rPr>
-            </w:pPr>
-            <w:r>
-              <w:rPr>
-                <w:b/>
-              </w:rPr>
-              <w:t>Number:</w:t>
-            </w:r>
-          </w:p>
-        </w:tc>
-        <w:tc>
-          <w:tcPr>
-            <w:tcW w:w="1441" w:type="dxa"/>
-          </w:tcPr>
-          <w:p>
-            <w:pPr>
-              <w:keepNext/>
-              <w:spacing w:after="0" w:line="240" w:lineRule="auto"/>
-              <w:rPr>
-                <w:b/>
-              </w:rPr>
-            </w:pPr>
-            <w:r>
-              <w:rPr>
-                <w:b/>
-              </w:rPr>
-              <w:t>1</w:t>
-            </w:r>
-          </w:p>
-        </w:tc>
-        <w:tc>
-          <w:tcPr>
-            <w:tcW w:w="3067" w:type="dxa"/>
-          </w:tcPr>
-          <w:p>
-            <w:pPr>
-              <w:keepNext/>
-              <w:spacing w:after="0" w:line="240" w:lineRule="auto"/>
-              <w:rPr>
-                <w:b/>
-              </w:rPr>
-            </w:pPr>
-            <w:r>
-              <w:rPr>
-                <w:b/>
-              </w:rPr>
-              <w:t>A2=0 A1=0 A0=0</w:t>
-            </w:r>
-          </w:p>
-        </w:tc>
-      </w:tr>
-      <w:tr>
-        <w:tc>
-          <w:tcPr>
-            <w:tcW w:w="1413" w:type="dxa"/>
-          </w:tcPr>
-          <w:p>
-            <w:pPr>
-              <w:keepNext/>
-              <w:spacing w:after="0" w:line="240" w:lineRule="auto"/>
-              <w:rPr>
-                <w:b/>
-              </w:rPr>
-            </w:pPr>
-            <w:r>
-              <w:rPr>
-                <w:b/>
-              </w:rPr>
-              <w:t>Port A</w:t>
-            </w:r>
-          </w:p>
-        </w:tc>
-        <w:tc>
-          <w:tcPr>
-            <w:tcW w:w="3095" w:type="dxa"/>
-          </w:tcPr>
-          <w:p>
-            <w:pPr>
-              <w:keepNext/>
-              <w:spacing w:after="0" w:line="240" w:lineRule="auto"/>
-              <w:rPr>
-                <w:b/>
-              </w:rPr>
-            </w:pPr>
-            <w:r>
-              <w:rPr>
-                <w:b/>
-              </w:rPr>
-              <w:t>Encoder inputs</w:t>
-            </w:r>
-          </w:p>
-        </w:tc>
-        <w:tc>
-          <w:tcPr>
-            <w:tcW w:w="1441" w:type="dxa"/>
-          </w:tcPr>
-          <w:p>
-            <w:pPr>
-              <w:keepNext/>
-              <w:spacing w:after="0" w:line="240" w:lineRule="auto"/>
-              <w:rPr>
-                <w:b/>
-              </w:rPr>
-            </w:pPr>
-            <w:r>
-              <w:rPr>
-                <w:b/>
-              </w:rPr>
-              <w:t>Port B</w:t>
-            </w:r>
-          </w:p>
-        </w:tc>
-        <w:tc>
-          <w:tcPr>
-            <w:tcW w:w="3067" w:type="dxa"/>
-          </w:tcPr>
-          <w:p>
-            <w:pPr>
-              <w:keepNext/>
-              <w:spacing w:after="0" w:line="240" w:lineRule="auto"/>
-              <w:rPr>
-                <w:b/>
-              </w:rPr>
-            </w:pPr>
-            <w:r>
-              <w:rPr>
-                <w:b/>
-              </w:rPr>
-              <w:t>Encoder inputs</w:t>
-            </w:r>
-          </w:p>
-        </w:tc>
-      </w:tr>
-      <w:tr>
-        <w:tc>
-          <w:tcPr>
-            <w:tcW w:w="1413" w:type="dxa"/>
-          </w:tcPr>
-          <w:p>
-            <w:pPr>
-              <w:keepNext/>
-              <w:spacing w:after="0" w:line="240" w:lineRule="auto"/>
-            </w:pPr>
-            <w:r>
-              <w:t>GPA7</w:t>
-            </w:r>
-          </w:p>
-        </w:tc>
-        <w:tc>
-          <w:tcPr>
-            <w:tcW w:w="3095" w:type="dxa"/>
-          </w:tcPr>
-          <w:p>
-            <w:pPr>
-              <w:keepNext/>
-              <w:spacing w:after="0" w:line="240" w:lineRule="auto"/>
-            </w:pPr>
-            <w:r>
-              <w:t>Encoder 1</w:t>
-            </w:r>
-            <w:r>
-              <w:t xml:space="preserve"> upper </w:t>
-            </w:r>
-            <w:r>
-              <w:t>A</w:t>
-            </w:r>
-          </w:p>
-        </w:tc>
-        <w:tc>
-          <w:tcPr>
-            <w:tcW w:w="1441" w:type="dxa"/>
-          </w:tcPr>
-          <w:p>
-            <w:pPr>
-              <w:keepNext/>
-              <w:spacing w:after="0" w:line="240" w:lineRule="auto"/>
-            </w:pPr>
-            <w:r>
-              <w:t>GPB7</w:t>
-            </w:r>
-          </w:p>
-        </w:tc>
-        <w:tc>
-          <w:tcPr>
-            <w:tcW w:w="3067" w:type="dxa"/>
-          </w:tcPr>
-          <w:p>
-            <w:pPr>
-              <w:keepNext/>
-              <w:spacing w:after="0" w:line="240" w:lineRule="auto"/>
-            </w:pPr>
-            <w:r>
-              <w:t xml:space="preserve">Encoder </w:t>
-            </w:r>
-            <w:r>
-              <w:t>3</w:t>
-            </w:r>
-            <w:r>
-              <w:t xml:space="preserve"> </w:t>
-            </w:r>
-            <w:r>
-              <w:t>upper A</w:t>
-            </w:r>
-          </w:p>
-        </w:tc>
-      </w:tr>
-      <w:tr>
-        <w:tc>
-          <w:tcPr>
-            <w:tcW w:w="1413" w:type="dxa"/>
-          </w:tcPr>
-          <w:p>
-            <w:pPr>
-              <w:keepNext/>
-              <w:spacing w:after="0" w:line="240" w:lineRule="auto"/>
-            </w:pPr>
-            <w:r>
-              <w:t>GPA6</w:t>
-            </w:r>
-          </w:p>
-        </w:tc>
-        <w:tc>
-          <w:tcPr>
-            <w:tcW w:w="3095" w:type="dxa"/>
-          </w:tcPr>
-          <w:p>
-            <w:pPr>
-              <w:keepNext/>
-              <w:spacing w:after="0" w:line="240" w:lineRule="auto"/>
-            </w:pPr>
-            <w:r>
-              <w:t xml:space="preserve">Encoder 1 </w:t>
-            </w:r>
-            <w:r>
-              <w:t xml:space="preserve">upper </w:t>
-            </w:r>
-            <w:r>
-              <w:t>B</w:t>
-            </w:r>
-          </w:p>
-        </w:tc>
-        <w:tc>
-          <w:tcPr>
-            <w:tcW w:w="1441" w:type="dxa"/>
-          </w:tcPr>
-          <w:p>
-            <w:pPr>
-              <w:keepNext/>
-              <w:spacing w:after="0" w:line="240" w:lineRule="auto"/>
-            </w:pPr>
-            <w:r>
-              <w:t>GPB6</w:t>
-            </w:r>
-          </w:p>
-        </w:tc>
-        <w:tc>
-          <w:tcPr>
-            <w:tcW w:w="3067" w:type="dxa"/>
-          </w:tcPr>
-          <w:p>
-            <w:pPr>
-              <w:keepNext/>
-              <w:spacing w:after="0" w:line="240" w:lineRule="auto"/>
-            </w:pPr>
-            <w:r>
-              <w:t xml:space="preserve">Encoder </w:t>
-            </w:r>
-            <w:r>
-              <w:t>3</w:t>
-            </w:r>
-            <w:r>
-              <w:t xml:space="preserve"> </w:t>
-            </w:r>
-            <w:r>
-              <w:t xml:space="preserve">upper </w:t>
-            </w:r>
-            <w:r>
-              <w:t>B</w:t>
-            </w:r>
-          </w:p>
-        </w:tc>
-      </w:tr>
-      <w:tr>
-        <w:tc>
-          <w:tcPr>
-            <w:tcW w:w="1413" w:type="dxa"/>
-          </w:tcPr>
-          <w:p>
-            <w:pPr>
-              <w:keepNext/>
-              <w:spacing w:after="0" w:line="240" w:lineRule="auto"/>
-            </w:pPr>
-            <w:r>
-              <w:t>GPA5</w:t>
-            </w:r>
-          </w:p>
-        </w:tc>
-        <w:tc>
-          <w:tcPr>
-            <w:tcW w:w="3095" w:type="dxa"/>
-          </w:tcPr>
-          <w:p>
-            <w:pPr>
-              <w:keepNext/>
-              <w:spacing w:after="0" w:line="240" w:lineRule="auto"/>
-            </w:pPr>
-            <w:r>
-              <w:t xml:space="preserve">Encoder 1 </w:t>
-            </w:r>
-            <w:r>
-              <w:t xml:space="preserve">lower </w:t>
-            </w:r>
-            <w:r>
-              <w:t>A</w:t>
-            </w:r>
-          </w:p>
-        </w:tc>
-        <w:tc>
-          <w:tcPr>
-            <w:tcW w:w="1441" w:type="dxa"/>
-          </w:tcPr>
-          <w:p>
-            <w:pPr>
-              <w:keepNext/>
-              <w:spacing w:after="0" w:line="240" w:lineRule="auto"/>
-            </w:pPr>
-            <w:r>
-              <w:t>GPB5</w:t>
-            </w:r>
-          </w:p>
-        </w:tc>
-        <w:tc>
-          <w:tcPr>
-            <w:tcW w:w="3067" w:type="dxa"/>
-          </w:tcPr>
-          <w:p>
-            <w:pPr>
-              <w:keepNext/>
-              <w:spacing w:after="0" w:line="240" w:lineRule="auto"/>
-            </w:pPr>
-            <w:r>
-              <w:t xml:space="preserve">Encoder </w:t>
-            </w:r>
-            <w:r>
-              <w:t>3</w:t>
-            </w:r>
-            <w:r>
-              <w:t xml:space="preserve"> </w:t>
-            </w:r>
-            <w:r>
-              <w:t>l</w:t>
-            </w:r>
-            <w:r>
-              <w:t>ower</w:t>
-            </w:r>
-            <w:r>
-              <w:t xml:space="preserve"> A</w:t>
-            </w:r>
-          </w:p>
-        </w:tc>
-      </w:tr>
-      <w:tr>
-        <w:tc>
-          <w:tcPr>
-            <w:tcW w:w="1413" w:type="dxa"/>
-          </w:tcPr>
-          <w:p>
-            <w:pPr>
-              <w:keepNext/>
-              <w:spacing w:after="0" w:line="240" w:lineRule="auto"/>
-            </w:pPr>
-            <w:r>
-              <w:t>GPA4.</w:t>
-            </w:r>
-          </w:p>
-        </w:tc>
-        <w:tc>
-          <w:tcPr>
-            <w:tcW w:w="3095" w:type="dxa"/>
-          </w:tcPr>
-          <w:p>
-            <w:pPr>
-              <w:keepNext/>
-              <w:spacing w:after="0" w:line="240" w:lineRule="auto"/>
-            </w:pPr>
-            <w:r>
-              <w:t xml:space="preserve">Encoder 1 </w:t>
-            </w:r>
-            <w:r>
-              <w:t xml:space="preserve">lower </w:t>
-            </w:r>
-            <w:r>
-              <w:t>B</w:t>
-            </w:r>
-          </w:p>
-        </w:tc>
-        <w:tc>
-          <w:tcPr>
-            <w:tcW w:w="1441" w:type="dxa"/>
-          </w:tcPr>
-          <w:p>
-            <w:pPr>
-              <w:keepNext/>
-              <w:spacing w:after="0" w:line="240" w:lineRule="auto"/>
-            </w:pPr>
-            <w:r>
-              <w:t>GPB4</w:t>
-            </w:r>
-          </w:p>
-        </w:tc>
-        <w:tc>
-          <w:tcPr>
-            <w:tcW w:w="3067" w:type="dxa"/>
-          </w:tcPr>
-          <w:p>
-            <w:pPr>
-              <w:keepNext/>
-              <w:spacing w:after="0" w:line="240" w:lineRule="auto"/>
-            </w:pPr>
-            <w:r>
-              <w:t xml:space="preserve">Encoder </w:t>
-            </w:r>
-            <w:r>
-              <w:t>3</w:t>
-            </w:r>
-            <w:r>
-              <w:t xml:space="preserve"> </w:t>
-            </w:r>
-            <w:r>
-              <w:t>lower</w:t>
-            </w:r>
-            <w:r>
-              <w:t xml:space="preserve"> B</w:t>
-            </w:r>
-          </w:p>
-        </w:tc>
-      </w:tr>
-      <w:tr>
-        <w:tc>
-          <w:tcPr>
-            <w:tcW w:w="1413" w:type="dxa"/>
-          </w:tcPr>
-          <w:p>
-            <w:pPr>
-              <w:keepNext/>
-              <w:spacing w:after="0" w:line="240" w:lineRule="auto"/>
-            </w:pPr>
-            <w:r>
-              <w:t>GPA3</w:t>
-            </w:r>
-          </w:p>
-        </w:tc>
-        <w:tc>
-          <w:tcPr>
-            <w:tcW w:w="3095" w:type="dxa"/>
-          </w:tcPr>
-          <w:p>
-            <w:pPr>
-              <w:keepNext/>
-              <w:spacing w:after="0" w:line="240" w:lineRule="auto"/>
-            </w:pPr>
-            <w:r>
-              <w:t xml:space="preserve">Encoder </w:t>
-            </w:r>
-            <w:r>
-              <w:t>2</w:t>
-            </w:r>
-            <w:r>
-              <w:t xml:space="preserve"> </w:t>
-            </w:r>
-            <w:r>
-              <w:t xml:space="preserve">upper </w:t>
-            </w:r>
-            <w:r>
-              <w:t>A</w:t>
-            </w:r>
-          </w:p>
-        </w:tc>
-        <w:tc>
-          <w:tcPr>
-            <w:tcW w:w="1441" w:type="dxa"/>
-          </w:tcPr>
-          <w:p>
-            <w:pPr>
-              <w:keepNext/>
-              <w:spacing w:after="0" w:line="240" w:lineRule="auto"/>
-            </w:pPr>
-            <w:r>
-              <w:t>GPB3</w:t>
-            </w:r>
-          </w:p>
-        </w:tc>
-        <w:tc>
-          <w:tcPr>
-            <w:tcW w:w="3067" w:type="dxa"/>
-          </w:tcPr>
-          <w:p>
-            <w:pPr>
-              <w:keepNext/>
-              <w:spacing w:after="0" w:line="240" w:lineRule="auto"/>
-            </w:pPr>
-            <w:r>
-              <w:t xml:space="preserve">Encoder </w:t>
-            </w:r>
-            <w:r>
-              <w:t>4</w:t>
-            </w:r>
-            <w:r>
-              <w:t xml:space="preserve"> </w:t>
-            </w:r>
-            <w:r>
-              <w:t>upper</w:t>
-            </w:r>
-            <w:r>
-              <w:t xml:space="preserve"> A</w:t>
-            </w:r>
-          </w:p>
-        </w:tc>
-      </w:tr>
-      <w:tr>
-        <w:tc>
-          <w:tcPr>
-            <w:tcW w:w="1413" w:type="dxa"/>
-          </w:tcPr>
-          <w:p>
-            <w:pPr>
-              <w:keepNext/>
-              <w:spacing w:after="0" w:line="240" w:lineRule="auto"/>
-            </w:pPr>
-            <w:r>
-              <w:t>GPA2</w:t>
-            </w:r>
-          </w:p>
-        </w:tc>
-        <w:tc>
-          <w:tcPr>
-            <w:tcW w:w="3095" w:type="dxa"/>
-          </w:tcPr>
-          <w:p>
-            <w:pPr>
-              <w:keepNext/>
-              <w:spacing w:after="0" w:line="240" w:lineRule="auto"/>
-            </w:pPr>
-            <w:r>
-              <w:t xml:space="preserve">Encoder </w:t>
-            </w:r>
-            <w:r>
-              <w:t>2</w:t>
-            </w:r>
-            <w:r>
-              <w:t xml:space="preserve"> </w:t>
-            </w:r>
-            <w:r>
-              <w:t xml:space="preserve">upper </w:t>
-            </w:r>
-            <w:r>
-              <w:t>B</w:t>
-            </w:r>
-          </w:p>
-        </w:tc>
-        <w:tc>
-          <w:tcPr>
-            <w:tcW w:w="1441" w:type="dxa"/>
-          </w:tcPr>
-          <w:p>
-            <w:pPr>
-              <w:keepNext/>
-              <w:spacing w:after="0" w:line="240" w:lineRule="auto"/>
-            </w:pPr>
-            <w:r>
-              <w:t>GPB2</w:t>
-            </w:r>
-          </w:p>
-        </w:tc>
-        <w:tc>
-          <w:tcPr>
-            <w:tcW w:w="3067" w:type="dxa"/>
-          </w:tcPr>
-          <w:p>
-            <w:pPr>
-              <w:keepNext/>
-              <w:spacing w:after="0" w:line="240" w:lineRule="auto"/>
-            </w:pPr>
-            <w:r>
-              <w:t xml:space="preserve">Encoder </w:t>
-            </w:r>
-            <w:r>
-              <w:t>4</w:t>
-            </w:r>
-            <w:r>
-              <w:t xml:space="preserve"> </w:t>
-            </w:r>
-            <w:r>
-              <w:t>upper</w:t>
-            </w:r>
-            <w:r>
-              <w:t xml:space="preserve"> B</w:t>
-            </w:r>
-          </w:p>
-        </w:tc>
-      </w:tr>
-      <w:tr>
-        <w:tc>
-          <w:tcPr>
-            <w:tcW w:w="1413" w:type="dxa"/>
-          </w:tcPr>
-          <w:p>
-            <w:pPr>
-              <w:keepNext/>
-              <w:spacing w:after="0" w:line="240" w:lineRule="auto"/>
-            </w:pPr>
-            <w:r>
-              <w:t>GPA1</w:t>
-            </w:r>
-          </w:p>
-        </w:tc>
-        <w:tc>
-          <w:tcPr>
-            <w:tcW w:w="3095" w:type="dxa"/>
-          </w:tcPr>
-          <w:p>
-            <w:pPr>
-              <w:keepNext/>
-              <w:spacing w:after="0" w:line="240" w:lineRule="auto"/>
-            </w:pPr>
-            <w:r>
-              <w:t xml:space="preserve">Encoder </w:t>
-            </w:r>
-            <w:r>
-              <w:t>2</w:t>
-            </w:r>
-            <w:r>
-              <w:t xml:space="preserve"> </w:t>
-            </w:r>
-            <w:r>
-              <w:t xml:space="preserve">lower </w:t>
-            </w:r>
-            <w:r>
-              <w:t>A</w:t>
-            </w:r>
-          </w:p>
-        </w:tc>
-        <w:tc>
-          <w:tcPr>
-            <w:tcW w:w="1441" w:type="dxa"/>
-          </w:tcPr>
-          <w:p>
-            <w:pPr>
-              <w:keepNext/>
-              <w:spacing w:after="0" w:line="240" w:lineRule="auto"/>
-            </w:pPr>
-            <w:r>
-              <w:t>GPB1</w:t>
-            </w:r>
-          </w:p>
-        </w:tc>
-        <w:tc>
-          <w:tcPr>
-            <w:tcW w:w="3067" w:type="dxa"/>
-          </w:tcPr>
-          <w:p>
-            <w:pPr>
-              <w:keepNext/>
-              <w:spacing w:after="0" w:line="240" w:lineRule="auto"/>
-            </w:pPr>
-            <w:r>
-              <w:t xml:space="preserve">Encoder </w:t>
-            </w:r>
-            <w:r>
-              <w:t>4</w:t>
-            </w:r>
-            <w:r>
-              <w:t xml:space="preserve"> </w:t>
-            </w:r>
-            <w:r>
-              <w:t>lower</w:t>
-            </w:r>
-            <w:r>
-              <w:t xml:space="preserve"> A</w:t>
-            </w:r>
-          </w:p>
-        </w:tc>
-      </w:tr>
-      <w:tr>
-        <w:tc>
-          <w:tcPr>
-            <w:tcW w:w="1413" w:type="dxa"/>
-          </w:tcPr>
-          <w:p>
-            <w:pPr>
-              <w:keepNext/>
-              <w:spacing w:after="0" w:line="240" w:lineRule="auto"/>
-            </w:pPr>
-            <w:r>
-              <w:t>GPA0</w:t>
-            </w:r>
-          </w:p>
-        </w:tc>
-        <w:tc>
-          <w:tcPr>
-            <w:tcW w:w="3095" w:type="dxa"/>
-          </w:tcPr>
-          <w:p>
-            <w:pPr>
-              <w:keepNext/>
-              <w:spacing w:after="0" w:line="240" w:lineRule="auto"/>
-            </w:pPr>
-            <w:r>
-              <w:t xml:space="preserve">Encoder </w:t>
-            </w:r>
-            <w:r>
-              <w:t>2</w:t>
-            </w:r>
-            <w:r>
-              <w:t xml:space="preserve"> </w:t>
-            </w:r>
-            <w:r>
-              <w:t xml:space="preserve">lower </w:t>
-            </w:r>
-            <w:r>
-              <w:t>B</w:t>
-            </w:r>
-          </w:p>
-        </w:tc>
-        <w:tc>
-          <w:tcPr>
-            <w:tcW w:w="1441" w:type="dxa"/>
-          </w:tcPr>
-          <w:p>
-            <w:pPr>
-              <w:keepNext/>
-              <w:spacing w:after="0" w:line="240" w:lineRule="auto"/>
-            </w:pPr>
-            <w:r>
-              <w:t>GPB0</w:t>
-            </w:r>
-          </w:p>
-        </w:tc>
-        <w:tc>
-          <w:tcPr>
-            <w:tcW w:w="3067" w:type="dxa"/>
-          </w:tcPr>
-          <w:p>
-            <w:pPr>
-              <w:keepNext/>
-              <w:spacing w:after="0" w:line="240" w:lineRule="auto"/>
-            </w:pPr>
-            <w:r>
-              <w:t xml:space="preserve">Encoder </w:t>
-            </w:r>
-            <w:r>
-              <w:t>4</w:t>
-            </w:r>
-            <w:r>
-              <w:t xml:space="preserve"> </w:t>
-            </w:r>
-            <w:r>
-              <w:t>lower</w:t>
-            </w:r>
-            <w:r>
-              <w:t xml:space="preserve"> B</w:t>
-            </w:r>
-          </w:p>
-        </w:tc>
-      </w:tr>
-    </w:tbl>
-    <w:p/>
-    <w:tbl>
-      <w:tblPr>
-        <w:tblStyle w:val="TableGrid"/>
-        <w:tblW w:w="0" w:type="auto"/>
-        <w:tblLook w:val="04A0" w:firstRow="1" w:lastRow="0" w:firstColumn="1" w:lastColumn="0" w:noHBand="0" w:noVBand="1"/>
-      </w:tblPr>
-      <w:tblGrid>
-        <w:gridCol w:w="1413"/>
-        <w:gridCol w:w="3095"/>
-        <w:gridCol w:w="1441"/>
-        <w:gridCol w:w="3067"/>
-      </w:tblGrid>
-      <w:tr>
-        <w:tc>
-          <w:tcPr>
-            <w:tcW w:w="1413" w:type="dxa"/>
-          </w:tcPr>
-          <w:p>
-            <w:pPr>
-              <w:keepNext/>
-              <w:spacing w:after="0" w:line="240" w:lineRule="auto"/>
-              <w:rPr>
-                <w:b/>
-              </w:rPr>
-            </w:pPr>
-            <w:r>
-              <w:rPr>
-                <w:b/>
-              </w:rPr>
-              <w:lastRenderedPageBreak/>
-              <w:t>MCP23</w:t>
-            </w:r>
-            <w:r>
-              <w:rPr>
-                <w:b/>
-              </w:rPr>
-              <w:t>S</w:t>
-            </w:r>
-            <w:r>
-              <w:rPr>
-                <w:b/>
-              </w:rPr>
-              <w:t>17</w:t>
-            </w:r>
-          </w:p>
-        </w:tc>
-        <w:tc>
-          <w:tcPr>
-            <w:tcW w:w="3095" w:type="dxa"/>
-          </w:tcPr>
-          <w:p>
-            <w:pPr>
-              <w:keepNext/>
-              <w:spacing w:after="0" w:line="240" w:lineRule="auto"/>
-              <w:rPr>
-                <w:b/>
-              </w:rPr>
-            </w:pPr>
-            <w:r>
-              <w:rPr>
-                <w:b/>
-              </w:rPr>
-              <w:t>Number:</w:t>
-            </w:r>
-          </w:p>
-        </w:tc>
-        <w:tc>
-          <w:tcPr>
-            <w:tcW w:w="1441" w:type="dxa"/>
-          </w:tcPr>
-          <w:p>
-            <w:pPr>
-              <w:keepNext/>
-              <w:spacing w:after="0" w:line="240" w:lineRule="auto"/>
-              <w:rPr>
-                <w:b/>
-              </w:rPr>
-            </w:pPr>
-            <w:r>
-              <w:rPr>
-                <w:b/>
-              </w:rPr>
-              <w:t>2</w:t>
-            </w:r>
-          </w:p>
-        </w:tc>
-        <w:tc>
-          <w:tcPr>
-            <w:tcW w:w="3067" w:type="dxa"/>
-          </w:tcPr>
-          <w:p>
-            <w:pPr>
-              <w:keepNext/>
-              <w:spacing w:after="0" w:line="240" w:lineRule="auto"/>
-              <w:rPr>
-                <w:b/>
-              </w:rPr>
-            </w:pPr>
-            <w:r>
-              <w:rPr>
-                <w:b/>
-              </w:rPr>
-              <w:t>A2=0 A1=0 A0=1</w:t>
-            </w:r>
-          </w:p>
-        </w:tc>
-      </w:tr>
-      <w:tr>
-        <w:tc>
-          <w:tcPr>
-            <w:tcW w:w="1413" w:type="dxa"/>
-          </w:tcPr>
-          <w:p>
-            <w:pPr>
-              <w:keepNext/>
-              <w:spacing w:after="0" w:line="240" w:lineRule="auto"/>
-              <w:rPr>
-                <w:b/>
-              </w:rPr>
-            </w:pPr>
-            <w:r>
-              <w:rPr>
-                <w:b/>
-              </w:rPr>
-              <w:t>Port A</w:t>
-            </w:r>
-          </w:p>
-        </w:tc>
-        <w:tc>
-          <w:tcPr>
-            <w:tcW w:w="3095" w:type="dxa"/>
-          </w:tcPr>
-          <w:p>
-            <w:pPr>
-              <w:keepNext/>
-              <w:spacing w:after="0" w:line="240" w:lineRule="auto"/>
-              <w:rPr>
-                <w:b/>
-              </w:rPr>
-            </w:pPr>
-            <w:r>
-              <w:rPr>
-                <w:b/>
-              </w:rPr>
-              <w:t>Switch matrix column</w:t>
-            </w:r>
-            <w:r>
-              <w:rPr>
-                <w:b/>
-              </w:rPr>
-              <w:t>/ enc</w:t>
-            </w:r>
-          </w:p>
-        </w:tc>
-        <w:tc>
-          <w:tcPr>
-            <w:tcW w:w="1441" w:type="dxa"/>
-          </w:tcPr>
-          <w:p>
-            <w:pPr>
-              <w:keepNext/>
-              <w:spacing w:after="0" w:line="240" w:lineRule="auto"/>
-              <w:rPr>
-                <w:b/>
-              </w:rPr>
-            </w:pPr>
-            <w:r>
-              <w:rPr>
-                <w:b/>
-              </w:rPr>
-              <w:t>Port B</w:t>
-            </w:r>
-          </w:p>
-        </w:tc>
-        <w:tc>
-          <w:tcPr>
-            <w:tcW w:w="3067" w:type="dxa"/>
-          </w:tcPr>
-          <w:p>
-            <w:pPr>
-              <w:keepNext/>
-              <w:spacing w:after="0" w:line="240" w:lineRule="auto"/>
-              <w:rPr>
-                <w:b/>
-              </w:rPr>
-            </w:pPr>
-            <w:r>
-              <w:rPr>
-                <w:b/>
-              </w:rPr>
-              <w:t>Switch Matrix Row INPUT</w:t>
-            </w:r>
-          </w:p>
-        </w:tc>
-      </w:tr>
-      <w:tr>
-        <w:tc>
-          <w:tcPr>
-            <w:tcW w:w="1413" w:type="dxa"/>
-          </w:tcPr>
-          <w:p>
-            <w:pPr>
-              <w:keepNext/>
-              <w:spacing w:after="0" w:line="240" w:lineRule="auto"/>
-            </w:pPr>
-            <w:r>
-              <w:t>GPA7</w:t>
-            </w:r>
-          </w:p>
-        </w:tc>
-        <w:tc>
-          <w:tcPr>
-            <w:tcW w:w="3095" w:type="dxa"/>
-          </w:tcPr>
-          <w:p>
-            <w:pPr>
-              <w:keepNext/>
-              <w:spacing w:after="0" w:line="240" w:lineRule="auto"/>
-            </w:pPr>
-            <w:r>
-              <w:t>LED1</w:t>
-            </w:r>
-          </w:p>
-        </w:tc>
-        <w:tc>
-          <w:tcPr>
-            <w:tcW w:w="1441" w:type="dxa"/>
-          </w:tcPr>
-          <w:p>
-            <w:pPr>
-              <w:keepNext/>
-              <w:spacing w:after="0" w:line="240" w:lineRule="auto"/>
-            </w:pPr>
-            <w:r>
-              <w:t>GPB7</w:t>
-            </w:r>
-          </w:p>
-        </w:tc>
-        <w:tc>
-          <w:tcPr>
-            <w:tcW w:w="3067" w:type="dxa"/>
-          </w:tcPr>
-          <w:p>
-            <w:pPr>
-              <w:keepNext/>
-              <w:spacing w:after="0" w:line="240" w:lineRule="auto"/>
-            </w:pPr>
-            <w:r>
-              <w:t>Switch Matrix Row 8</w:t>
-            </w:r>
-          </w:p>
-        </w:tc>
-      </w:tr>
-      <w:tr>
-        <w:tc>
-          <w:tcPr>
-            <w:tcW w:w="1413" w:type="dxa"/>
-          </w:tcPr>
-          <w:p>
-            <w:pPr>
-              <w:keepNext/>
-              <w:spacing w:after="0" w:line="240" w:lineRule="auto"/>
-            </w:pPr>
-            <w:r>
-              <w:t>GPA6</w:t>
-            </w:r>
-          </w:p>
-        </w:tc>
-        <w:tc>
-          <w:tcPr>
-            <w:tcW w:w="3095" w:type="dxa"/>
-          </w:tcPr>
-          <w:p>
-            <w:pPr>
-              <w:keepNext/>
-              <w:spacing w:after="0" w:line="240" w:lineRule="auto"/>
-            </w:pPr>
-            <w:r>
-              <w:t>LED2</w:t>
-            </w:r>
-          </w:p>
-        </w:tc>
-        <w:tc>
-          <w:tcPr>
-            <w:tcW w:w="1441" w:type="dxa"/>
-          </w:tcPr>
-          <w:p>
-            <w:pPr>
-              <w:keepNext/>
-              <w:spacing w:after="0" w:line="240" w:lineRule="auto"/>
-            </w:pPr>
-            <w:r>
-              <w:t>GPB6</w:t>
-            </w:r>
-          </w:p>
-        </w:tc>
-        <w:tc>
-          <w:tcPr>
-            <w:tcW w:w="3067" w:type="dxa"/>
-          </w:tcPr>
-          <w:p>
-            <w:pPr>
-              <w:keepNext/>
-              <w:spacing w:after="0" w:line="240" w:lineRule="auto"/>
-            </w:pPr>
-            <w:r>
-              <w:t>Switch Matrix Row 7</w:t>
-            </w:r>
-          </w:p>
-        </w:tc>
-      </w:tr>
-      <w:tr>
-        <w:tc>
-          <w:tcPr>
-            <w:tcW w:w="1413" w:type="dxa"/>
-          </w:tcPr>
-          <w:p>
-            <w:pPr>
-              <w:keepNext/>
-              <w:spacing w:after="0" w:line="240" w:lineRule="auto"/>
-            </w:pPr>
-            <w:r>
-              <w:t>GPA5</w:t>
-            </w:r>
-          </w:p>
-        </w:tc>
-        <w:tc>
-          <w:tcPr>
-            <w:tcW w:w="3095" w:type="dxa"/>
-          </w:tcPr>
-          <w:p>
-            <w:pPr>
-              <w:keepNext/>
-              <w:spacing w:after="0" w:line="240" w:lineRule="auto"/>
-            </w:pPr>
-            <w:r>
-              <w:t>LED3</w:t>
-            </w:r>
-          </w:p>
-        </w:tc>
-        <w:tc>
-          <w:tcPr>
-            <w:tcW w:w="1441" w:type="dxa"/>
-          </w:tcPr>
-          <w:p>
-            <w:pPr>
-              <w:keepNext/>
-              <w:spacing w:after="0" w:line="240" w:lineRule="auto"/>
-            </w:pPr>
-            <w:r>
-              <w:t>GPB5</w:t>
-            </w:r>
-          </w:p>
-        </w:tc>
-        <w:tc>
-          <w:tcPr>
-            <w:tcW w:w="3067" w:type="dxa"/>
-          </w:tcPr>
-          <w:p>
-            <w:pPr>
-              <w:keepNext/>
-              <w:spacing w:after="0" w:line="240" w:lineRule="auto"/>
-            </w:pPr>
-            <w:r>
-              <w:t>Switch Matrix Row 6</w:t>
-            </w:r>
-          </w:p>
-        </w:tc>
-      </w:tr>
-      <w:tr>
-        <w:tc>
-          <w:tcPr>
-            <w:tcW w:w="1413" w:type="dxa"/>
-          </w:tcPr>
-          <w:p>
-            <w:pPr>
-              <w:keepNext/>
-              <w:spacing w:after="0" w:line="240" w:lineRule="auto"/>
-            </w:pPr>
-            <w:r>
-              <w:t>GPA4</w:t>
-            </w:r>
-          </w:p>
-        </w:tc>
-        <w:tc>
-          <w:tcPr>
-            <w:tcW w:w="3095" w:type="dxa"/>
-          </w:tcPr>
-          <w:p>
-            <w:pPr>
-              <w:keepNext/>
-              <w:spacing w:after="0" w:line="240" w:lineRule="auto"/>
-            </w:pPr>
-            <w:r>
-              <w:t>LED4</w:t>
-            </w:r>
-          </w:p>
-        </w:tc>
-        <w:tc>
-          <w:tcPr>
-            <w:tcW w:w="1441" w:type="dxa"/>
-          </w:tcPr>
-          <w:p>
-            <w:pPr>
-              <w:keepNext/>
-              <w:spacing w:after="0" w:line="240" w:lineRule="auto"/>
-            </w:pPr>
-            <w:r>
-              <w:t>GPB4</w:t>
-            </w:r>
-          </w:p>
-        </w:tc>
-        <w:tc>
-          <w:tcPr>
-            <w:tcW w:w="3067" w:type="dxa"/>
-          </w:tcPr>
-          <w:p>
-            <w:pPr>
-              <w:keepNext/>
-              <w:spacing w:after="0" w:line="240" w:lineRule="auto"/>
-            </w:pPr>
-            <w:r>
-              <w:t>Switch Matrix Row 5</w:t>
-            </w:r>
-          </w:p>
-        </w:tc>
-      </w:tr>
-      <w:tr>
-        <w:tc>
-          <w:tcPr>
-            <w:tcW w:w="1413" w:type="dxa"/>
-          </w:tcPr>
-          <w:p>
-            <w:pPr>
-              <w:keepNext/>
-              <w:spacing w:after="0" w:line="240" w:lineRule="auto"/>
-            </w:pPr>
-            <w:r>
-              <w:t>GPA3</w:t>
-            </w:r>
-          </w:p>
-        </w:tc>
-        <w:tc>
-          <w:tcPr>
-            <w:tcW w:w="3095" w:type="dxa"/>
-          </w:tcPr>
-          <w:p>
-            <w:pPr>
-              <w:keepNext/>
-              <w:spacing w:after="0" w:line="240" w:lineRule="auto"/>
-            </w:pPr>
-            <w:r>
-              <w:t>Switch Matrix Column 4 out</w:t>
-            </w:r>
-          </w:p>
-        </w:tc>
-        <w:tc>
-          <w:tcPr>
-            <w:tcW w:w="1441" w:type="dxa"/>
-          </w:tcPr>
-          <w:p>
-            <w:pPr>
-              <w:keepNext/>
-              <w:spacing w:after="0" w:line="240" w:lineRule="auto"/>
-            </w:pPr>
-            <w:r>
-              <w:t>GPB3</w:t>
-            </w:r>
-          </w:p>
-        </w:tc>
-        <w:tc>
-          <w:tcPr>
-            <w:tcW w:w="3067" w:type="dxa"/>
-          </w:tcPr>
-          <w:p>
-            <w:pPr>
-              <w:keepNext/>
-              <w:spacing w:after="0" w:line="240" w:lineRule="auto"/>
-            </w:pPr>
-            <w:r>
-              <w:t>Switch Matrix Row 4</w:t>
-            </w:r>
-          </w:p>
-        </w:tc>
-      </w:tr>
-      <w:tr>
-        <w:tc>
-          <w:tcPr>
-            <w:tcW w:w="1413" w:type="dxa"/>
-          </w:tcPr>
-          <w:p>
-            <w:pPr>
-              <w:keepNext/>
-              <w:spacing w:after="0" w:line="240" w:lineRule="auto"/>
-            </w:pPr>
-            <w:r>
-              <w:t>GPA2</w:t>
-            </w:r>
-          </w:p>
-        </w:tc>
-        <w:tc>
-          <w:tcPr>
-            <w:tcW w:w="3095" w:type="dxa"/>
-          </w:tcPr>
-          <w:p>
-            <w:pPr>
-              <w:keepNext/>
-              <w:spacing w:after="0" w:line="240" w:lineRule="auto"/>
-            </w:pPr>
-            <w:r>
-              <w:t>Switch Matrix Column 3 out</w:t>
-            </w:r>
-          </w:p>
-        </w:tc>
-        <w:tc>
-          <w:tcPr>
-            <w:tcW w:w="1441" w:type="dxa"/>
-          </w:tcPr>
-          <w:p>
-            <w:pPr>
-              <w:keepNext/>
-              <w:spacing w:after="0" w:line="240" w:lineRule="auto"/>
-            </w:pPr>
-            <w:r>
-              <w:t>GPB2</w:t>
-            </w:r>
-          </w:p>
-        </w:tc>
-        <w:tc>
-          <w:tcPr>
-            <w:tcW w:w="3067" w:type="dxa"/>
-          </w:tcPr>
-          <w:p>
-            <w:pPr>
-              <w:keepNext/>
-              <w:spacing w:after="0" w:line="240" w:lineRule="auto"/>
-            </w:pPr>
-            <w:r>
-              <w:t>Switch Matrix Row 3</w:t>
-            </w:r>
-          </w:p>
-        </w:tc>
-      </w:tr>
-      <w:tr>
-        <w:tc>
-          <w:tcPr>
-            <w:tcW w:w="1413" w:type="dxa"/>
-          </w:tcPr>
-          <w:p>
-            <w:pPr>
-              <w:keepNext/>
-              <w:spacing w:after="0" w:line="240" w:lineRule="auto"/>
-            </w:pPr>
-            <w:r>
-              <w:t>GPA1</w:t>
-            </w:r>
-          </w:p>
-        </w:tc>
-        <w:tc>
-          <w:tcPr>
-            <w:tcW w:w="3095" w:type="dxa"/>
-          </w:tcPr>
-          <w:p>
-            <w:pPr>
-              <w:keepNext/>
-              <w:spacing w:after="0" w:line="240" w:lineRule="auto"/>
-            </w:pPr>
-            <w:r>
-              <w:t>Switch Matrix Column 2 out</w:t>
-            </w:r>
-          </w:p>
-        </w:tc>
-        <w:tc>
-          <w:tcPr>
-            <w:tcW w:w="1441" w:type="dxa"/>
-          </w:tcPr>
-          <w:p>
-            <w:pPr>
-              <w:keepNext/>
-              <w:spacing w:after="0" w:line="240" w:lineRule="auto"/>
-            </w:pPr>
-            <w:r>
-              <w:t>GPB1</w:t>
-            </w:r>
-          </w:p>
-        </w:tc>
-        <w:tc>
-          <w:tcPr>
-            <w:tcW w:w="3067" w:type="dxa"/>
-          </w:tcPr>
-          <w:p>
-            <w:pPr>
-              <w:keepNext/>
-              <w:spacing w:after="0" w:line="240" w:lineRule="auto"/>
-            </w:pPr>
-            <w:r>
-              <w:t>Switch Matrix Row 2</w:t>
-            </w:r>
-          </w:p>
-        </w:tc>
-      </w:tr>
-      <w:tr>
-        <w:tc>
-          <w:tcPr>
-            <w:tcW w:w="1413" w:type="dxa"/>
-          </w:tcPr>
-          <w:p>
-            <w:pPr>
-              <w:keepNext/>
-              <w:spacing w:after="0" w:line="240" w:lineRule="auto"/>
-            </w:pPr>
-            <w:r>
-              <w:t>GPA0</w:t>
-            </w:r>
-          </w:p>
-        </w:tc>
-        <w:tc>
-          <w:tcPr>
-            <w:tcW w:w="3095" w:type="dxa"/>
-          </w:tcPr>
-          <w:p>
-            <w:pPr>
-              <w:keepNext/>
-              <w:spacing w:after="0" w:line="240" w:lineRule="auto"/>
-            </w:pPr>
-            <w:r>
-              <w:t>Switch Matrix Column 1 out</w:t>
-            </w:r>
-          </w:p>
-        </w:tc>
-        <w:tc>
-          <w:tcPr>
-            <w:tcW w:w="1441" w:type="dxa"/>
-          </w:tcPr>
-          <w:p>
-            <w:pPr>
-              <w:keepNext/>
-              <w:spacing w:after="0" w:line="240" w:lineRule="auto"/>
-            </w:pPr>
-            <w:r>
-              <w:t>GPB0</w:t>
-            </w:r>
-          </w:p>
-        </w:tc>
-        <w:tc>
-          <w:tcPr>
-            <w:tcW w:w="3067" w:type="dxa"/>
-          </w:tcPr>
-          <w:p>
-            <w:pPr>
-              <w:keepNext/>
-              <w:spacing w:after="0" w:line="240" w:lineRule="auto"/>
-            </w:pPr>
-            <w:r>
-              <w:t>Switch Matrix Row 1</w:t>
-            </w:r>
-          </w:p>
-        </w:tc>
-      </w:tr>
-    </w:tbl>
-    <w:p/>
-    <w:p>
-      <w:pPr>
-        <w:pStyle w:val="Heading2"/>
-      </w:pPr>
-      <w:bookmarkStart w:id="1" w:name="_Ref172899067"/>
-      <w:r>
-        <w:t>Arduino Pins</w:t>
-      </w:r>
-      <w:bookmarkEnd w:id="1"/>
-    </w:p>
-    <w:tbl>
-      <w:tblPr>
-        <w:tblStyle w:val="TableGrid"/>
-        <w:tblW w:w="0" w:type="auto"/>
-        <w:tblLook w:val="04A0" w:firstRow="1" w:lastRow="0" w:firstColumn="1" w:lastColumn="0" w:noHBand="0" w:noVBand="1"/>
-      </w:tblPr>
-      <w:tblGrid>
-        <w:gridCol w:w="1413"/>
-        <w:gridCol w:w="3095"/>
-        <w:gridCol w:w="1016"/>
-        <w:gridCol w:w="3492"/>
-      </w:tblGrid>
-      <w:tr>
-        <w:tc>
-          <w:tcPr>
-            <w:tcW w:w="1413" w:type="dxa"/>
-          </w:tcPr>
-          <w:p>
-            <w:pPr>
-              <w:keepNext/>
-              <w:spacing w:after="0" w:line="240" w:lineRule="auto"/>
-              <w:rPr>
-                <w:b/>
-              </w:rPr>
-            </w:pPr>
-            <w:r>
-              <w:rPr>
-                <w:b/>
-              </w:rPr>
-              <w:t>Arduino:</w:t>
-            </w:r>
-          </w:p>
-        </w:tc>
-        <w:tc>
-          <w:tcPr>
-            <w:tcW w:w="3095" w:type="dxa"/>
-          </w:tcPr>
-          <w:p>
-            <w:pPr>
-              <w:keepNext/>
-              <w:spacing w:after="0" w:line="240" w:lineRule="auto"/>
-              <w:rPr>
-                <w:b/>
-              </w:rPr>
-            </w:pPr>
-            <w:r>
-              <w:rPr>
-                <w:b/>
-              </w:rPr>
-              <w:t>Arduino Nano Every</w:t>
-            </w:r>
-          </w:p>
-        </w:tc>
-        <w:tc>
-          <w:tcPr>
-            <w:tcW w:w="1016" w:type="dxa"/>
-          </w:tcPr>
-          <w:p>
-            <w:pPr>
-              <w:keepNext/>
-              <w:spacing w:after="0" w:line="240" w:lineRule="auto"/>
-            </w:pPr>
-          </w:p>
-        </w:tc>
-        <w:tc>
-          <w:tcPr>
-            <w:tcW w:w="3492" w:type="dxa"/>
-          </w:tcPr>
-          <w:p>
-            <w:pPr>
-              <w:keepNext/>
-              <w:spacing w:after="0" w:line="240" w:lineRule="auto"/>
-            </w:pPr>
-          </w:p>
-        </w:tc>
-      </w:tr>
-      <w:tr>
-        <w:tc>
-          <w:tcPr>
-            <w:tcW w:w="1413" w:type="dxa"/>
-          </w:tcPr>
-          <w:p>
-            <w:pPr>
-              <w:keepNext/>
-              <w:spacing w:after="0" w:line="240" w:lineRule="auto"/>
-            </w:pPr>
-            <w:r>
-              <w:t>DIG0 / TX</w:t>
-            </w:r>
-          </w:p>
-        </w:tc>
-        <w:tc>
-          <w:tcPr>
-            <w:tcW w:w="3095" w:type="dxa"/>
-          </w:tcPr>
-          <w:p>
-            <w:pPr>
-              <w:keepNext/>
-              <w:spacing w:after="0" w:line="240" w:lineRule="auto"/>
-            </w:pPr>
-            <w:r>
-              <w:t>VFO encoder A</w:t>
-            </w:r>
-          </w:p>
-        </w:tc>
-        <w:tc>
-          <w:tcPr>
-            <w:tcW w:w="1016" w:type="dxa"/>
-          </w:tcPr>
-          <w:p>
-            <w:pPr>
-              <w:keepNext/>
-              <w:spacing w:after="0" w:line="240" w:lineRule="auto"/>
-            </w:pPr>
-            <w:r>
-              <w:t>DIG11</w:t>
-            </w:r>
-          </w:p>
-        </w:tc>
-        <w:tc>
-          <w:tcPr>
-            <w:tcW w:w="3492" w:type="dxa"/>
-          </w:tcPr>
-          <w:p>
-            <w:pPr>
-              <w:keepNext/>
-              <w:spacing w:after="0" w:line="240" w:lineRule="auto"/>
-            </w:pPr>
-            <w:r>
-              <w:t>SPI Controller Out, Peripheral In</w:t>
-            </w:r>
-          </w:p>
-        </w:tc>
-      </w:tr>
-      <w:tr>
-        <w:tc>
-          <w:tcPr>
-            <w:tcW w:w="1413" w:type="dxa"/>
-          </w:tcPr>
-          <w:p>
-            <w:pPr>
-              <w:keepNext/>
-              <w:spacing w:after="0" w:line="240" w:lineRule="auto"/>
-            </w:pPr>
-            <w:r>
-              <w:t>DIG1 / RX</w:t>
-            </w:r>
-          </w:p>
-        </w:tc>
-        <w:tc>
-          <w:tcPr>
-            <w:tcW w:w="3095" w:type="dxa"/>
-          </w:tcPr>
-          <w:p>
-            <w:pPr>
-              <w:keepNext/>
-              <w:spacing w:after="0" w:line="240" w:lineRule="auto"/>
-            </w:pPr>
-            <w:r>
-              <w:t>VFO encoder B</w:t>
-            </w:r>
-          </w:p>
-        </w:tc>
-        <w:tc>
-          <w:tcPr>
-            <w:tcW w:w="1016" w:type="dxa"/>
-          </w:tcPr>
-          <w:p>
-            <w:pPr>
-              <w:keepNext/>
-              <w:spacing w:after="0" w:line="240" w:lineRule="auto"/>
-            </w:pPr>
-            <w:r>
-              <w:t>DIG12</w:t>
-            </w:r>
-          </w:p>
-        </w:tc>
-        <w:tc>
-          <w:tcPr>
-            <w:tcW w:w="3492" w:type="dxa"/>
-          </w:tcPr>
-          <w:p>
-            <w:pPr>
-              <w:keepNext/>
-              <w:spacing w:after="0" w:line="240" w:lineRule="auto"/>
-            </w:pPr>
-            <w:r>
-              <w:t>SPI Controller In, Peripheral out</w:t>
-            </w:r>
-          </w:p>
-        </w:tc>
-      </w:tr>
-      <w:tr>
-        <w:tc>
-          <w:tcPr>
-            <w:tcW w:w="1413" w:type="dxa"/>
-          </w:tcPr>
-          <w:p>
-            <w:pPr>
-              <w:keepNext/>
-              <w:spacing w:after="0" w:line="240" w:lineRule="auto"/>
-            </w:pPr>
-            <w:r>
-              <w:t>DIG2</w:t>
-            </w:r>
-          </w:p>
-        </w:tc>
-        <w:tc>
-          <w:tcPr>
-            <w:tcW w:w="3095" w:type="dxa"/>
-          </w:tcPr>
-          <w:p>
-            <w:pPr>
-              <w:keepNext/>
-              <w:spacing w:after="0" w:line="240" w:lineRule="auto"/>
-            </w:pPr>
-            <w:r>
-              <w:t>Encoder 5 upper A</w:t>
-            </w:r>
-          </w:p>
-        </w:tc>
-        <w:tc>
-          <w:tcPr>
-            <w:tcW w:w="1016" w:type="dxa"/>
-          </w:tcPr>
-          <w:p>
-            <w:pPr>
-              <w:keepNext/>
-              <w:spacing w:after="0" w:line="240" w:lineRule="auto"/>
-            </w:pPr>
-            <w:r>
-              <w:t>DIG13</w:t>
-            </w:r>
-          </w:p>
-        </w:tc>
-        <w:tc>
-          <w:tcPr>
-            <w:tcW w:w="3492" w:type="dxa"/>
-          </w:tcPr>
-          <w:p>
-            <w:pPr>
-              <w:keepNext/>
-              <w:spacing w:after="0" w:line="240" w:lineRule="auto"/>
-            </w:pPr>
-            <w:r>
-              <w:t>SPI Clock</w:t>
-            </w:r>
-          </w:p>
-        </w:tc>
-      </w:tr>
-      <w:tr>
-        <w:tc>
-          <w:tcPr>
-            <w:tcW w:w="1413" w:type="dxa"/>
-          </w:tcPr>
-          <w:p>
-            <w:pPr>
-              <w:keepNext/>
-              <w:spacing w:after="0" w:line="240" w:lineRule="auto"/>
-            </w:pPr>
-            <w:r>
-              <w:t>DIG3</w:t>
-            </w:r>
-          </w:p>
-        </w:tc>
-        <w:tc>
-          <w:tcPr>
-            <w:tcW w:w="3095" w:type="dxa"/>
-          </w:tcPr>
-          <w:p>
-            <w:pPr>
-              <w:keepNext/>
-              <w:spacing w:after="0" w:line="240" w:lineRule="auto"/>
-            </w:pPr>
-            <w:r>
-              <w:t>Encoder 5 upper B</w:t>
-            </w:r>
-          </w:p>
-        </w:tc>
-        <w:tc>
-          <w:tcPr>
-            <w:tcW w:w="1016" w:type="dxa"/>
-          </w:tcPr>
-          <w:p>
-            <w:pPr>
-              <w:keepNext/>
-              <w:spacing w:after="0" w:line="240" w:lineRule="auto"/>
-            </w:pPr>
-            <w:r>
-              <w:t>A0</w:t>
-            </w:r>
-          </w:p>
-        </w:tc>
-        <w:tc>
-          <w:tcPr>
-            <w:tcW w:w="3492" w:type="dxa"/>
-          </w:tcPr>
-          <w:p>
-            <w:pPr>
-              <w:keepNext/>
-              <w:spacing w:after="0" w:line="240" w:lineRule="auto"/>
-            </w:pPr>
-            <w:r>
-              <w:t>LED10</w:t>
-            </w:r>
-          </w:p>
-        </w:tc>
-      </w:tr>
-      <w:tr>
-        <w:tc>
-          <w:tcPr>
-            <w:tcW w:w="1413" w:type="dxa"/>
-          </w:tcPr>
-          <w:p>
-            <w:pPr>
-              <w:keepNext/>
-              <w:spacing w:after="0" w:line="240" w:lineRule="auto"/>
-            </w:pPr>
-            <w:r>
-              <w:t>DIG4</w:t>
-            </w:r>
-          </w:p>
-        </w:tc>
-        <w:tc>
-          <w:tcPr>
-            <w:tcW w:w="3095" w:type="dxa"/>
-          </w:tcPr>
-          <w:p>
-            <w:pPr>
-              <w:keepNext/>
-              <w:spacing w:after="0" w:line="240" w:lineRule="auto"/>
-            </w:pPr>
-            <w:r>
-              <w:t>Encoder 5 lower A</w:t>
-            </w:r>
-          </w:p>
-        </w:tc>
-        <w:tc>
-          <w:tcPr>
-            <w:tcW w:w="1016" w:type="dxa"/>
-          </w:tcPr>
-          <w:p>
-            <w:pPr>
-              <w:keepNext/>
-              <w:spacing w:after="0" w:line="240" w:lineRule="auto"/>
-            </w:pPr>
-            <w:r>
-              <w:t>A1</w:t>
-            </w:r>
-          </w:p>
-        </w:tc>
-        <w:tc>
-          <w:tcPr>
-            <w:tcW w:w="3492" w:type="dxa"/>
-          </w:tcPr>
-          <w:p>
-            <w:pPr>
-              <w:keepNext/>
-              <w:spacing w:after="0" w:line="240" w:lineRule="auto"/>
-            </w:pPr>
-            <w:r>
-              <w:t>LED11</w:t>
-            </w:r>
-          </w:p>
-        </w:tc>
-      </w:tr>
-      <w:tr>
-        <w:tc>
-          <w:tcPr>
-            <w:tcW w:w="1413" w:type="dxa"/>
-          </w:tcPr>
-          <w:p>
-            <w:pPr>
-              <w:keepNext/>
-              <w:spacing w:after="0" w:line="240" w:lineRule="auto"/>
-            </w:pPr>
-            <w:r>
-              <w:t>DIG5</w:t>
-            </w:r>
-          </w:p>
-        </w:tc>
-        <w:tc>
-          <w:tcPr>
-            <w:tcW w:w="3095" w:type="dxa"/>
-          </w:tcPr>
-          <w:p>
-            <w:pPr>
-              <w:keepNext/>
-              <w:spacing w:after="0" w:line="240" w:lineRule="auto"/>
-            </w:pPr>
-            <w:r>
-              <w:t>Encoder 5 lower B</w:t>
-            </w:r>
-          </w:p>
-        </w:tc>
-        <w:tc>
-          <w:tcPr>
-            <w:tcW w:w="1016" w:type="dxa"/>
-          </w:tcPr>
-          <w:p>
-            <w:pPr>
-              <w:keepNext/>
-              <w:spacing w:after="0" w:line="240" w:lineRule="auto"/>
-            </w:pPr>
-            <w:r>
-              <w:t>A2</w:t>
-            </w:r>
-          </w:p>
-        </w:tc>
-        <w:tc>
-          <w:tcPr>
-            <w:tcW w:w="3492" w:type="dxa"/>
-          </w:tcPr>
-          <w:p>
-            <w:pPr>
-              <w:keepNext/>
-              <w:spacing w:after="0" w:line="240" w:lineRule="auto"/>
-            </w:pPr>
-            <w:r>
-              <w:t>MCP23S17A (U1) CS~</w:t>
-            </w:r>
-          </w:p>
-        </w:tc>
-      </w:tr>
-      <w:tr>
-        <w:tc>
-          <w:tcPr>
-            <w:tcW w:w="1413" w:type="dxa"/>
-          </w:tcPr>
-          <w:p>
-            <w:pPr>
-              <w:keepNext/>
-              <w:spacing w:after="0" w:line="240" w:lineRule="auto"/>
-            </w:pPr>
-            <w:r>
-              <w:t>DIG6</w:t>
-            </w:r>
-          </w:p>
-        </w:tc>
-        <w:tc>
-          <w:tcPr>
-            <w:tcW w:w="3095" w:type="dxa"/>
-          </w:tcPr>
-          <w:p>
-            <w:pPr>
-              <w:keepNext/>
-              <w:spacing w:after="0" w:line="240" w:lineRule="auto"/>
-            </w:pPr>
-            <w:r>
-              <w:t>LED5</w:t>
-            </w:r>
-          </w:p>
-        </w:tc>
-        <w:tc>
-          <w:tcPr>
-            <w:tcW w:w="1016" w:type="dxa"/>
-          </w:tcPr>
-          <w:p>
-            <w:pPr>
-              <w:keepNext/>
-              <w:spacing w:after="0" w:line="240" w:lineRule="auto"/>
-            </w:pPr>
-            <w:r>
-              <w:t>A3</w:t>
-            </w:r>
-          </w:p>
-        </w:tc>
-        <w:tc>
-          <w:tcPr>
-            <w:tcW w:w="3492" w:type="dxa"/>
-          </w:tcPr>
-          <w:p>
-            <w:pPr>
-              <w:keepNext/>
-              <w:spacing w:after="0" w:line="240" w:lineRule="auto"/>
-            </w:pPr>
-            <w:r>
-              <w:t>MCP23S17B (U2) CS~</w:t>
-            </w:r>
-          </w:p>
-        </w:tc>
-      </w:tr>
-      <w:tr>
-        <w:tc>
-          <w:tcPr>
-            <w:tcW w:w="1413" w:type="dxa"/>
-          </w:tcPr>
-          <w:p>
-            <w:pPr>
-              <w:keepNext/>
-              <w:spacing w:after="0" w:line="240" w:lineRule="auto"/>
-            </w:pPr>
-            <w:r>
-              <w:t>DIG7</w:t>
-            </w:r>
-          </w:p>
-        </w:tc>
-        <w:tc>
-          <w:tcPr>
-            <w:tcW w:w="3095" w:type="dxa"/>
-          </w:tcPr>
-          <w:p>
-            <w:pPr>
-              <w:keepNext/>
-              <w:spacing w:after="0" w:line="240" w:lineRule="auto"/>
-            </w:pPr>
-            <w:r>
-              <w:t>LED6</w:t>
-            </w:r>
-          </w:p>
-        </w:tc>
-        <w:tc>
-          <w:tcPr>
-            <w:tcW w:w="1016" w:type="dxa"/>
-          </w:tcPr>
-          <w:p>
-            <w:pPr>
-              <w:keepNext/>
-              <w:spacing w:after="0" w:line="240" w:lineRule="auto"/>
-            </w:pPr>
-            <w:r>
-              <w:t>A4 / SDA</w:t>
-            </w:r>
-          </w:p>
-        </w:tc>
-        <w:tc>
-          <w:tcPr>
-            <w:tcW w:w="3492" w:type="dxa"/>
-          </w:tcPr>
-          <w:p>
-            <w:pPr>
-              <w:keepNext/>
-              <w:spacing w:after="0" w:line="240" w:lineRule="auto"/>
-            </w:pPr>
-            <w:r>
-              <w:t>I2C SDA</w:t>
-            </w:r>
-          </w:p>
-        </w:tc>
-      </w:tr>
-      <w:tr>
-        <w:tc>
-          <w:tcPr>
-            <w:tcW w:w="1413" w:type="dxa"/>
-          </w:tcPr>
-          <w:p>
-            <w:pPr>
-              <w:keepNext/>
-              <w:spacing w:after="0" w:line="240" w:lineRule="auto"/>
-            </w:pPr>
-            <w:r>
-              <w:t>DIG8</w:t>
-            </w:r>
-          </w:p>
-        </w:tc>
-        <w:tc>
-          <w:tcPr>
-            <w:tcW w:w="3095" w:type="dxa"/>
-          </w:tcPr>
-          <w:p>
-            <w:pPr>
-              <w:keepNext/>
-              <w:spacing w:after="0" w:line="240" w:lineRule="auto"/>
-            </w:pPr>
-            <w:r>
-              <w:t>LED7</w:t>
-            </w:r>
-          </w:p>
-        </w:tc>
-        <w:tc>
-          <w:tcPr>
-            <w:tcW w:w="1016" w:type="dxa"/>
-          </w:tcPr>
-          <w:p>
-            <w:pPr>
-              <w:keepNext/>
-              <w:spacing w:after="0" w:line="240" w:lineRule="auto"/>
-            </w:pPr>
-            <w:r>
-              <w:t>A5 / SCL</w:t>
-            </w:r>
-          </w:p>
-        </w:tc>
-        <w:tc>
-          <w:tcPr>
-            <w:tcW w:w="3492" w:type="dxa"/>
-          </w:tcPr>
-          <w:p>
-            <w:pPr>
-              <w:keepNext/>
-              <w:spacing w:after="0" w:line="240" w:lineRule="auto"/>
-            </w:pPr>
-            <w:r>
-              <w:t>I2C SCL</w:t>
-            </w:r>
-          </w:p>
-        </w:tc>
-      </w:tr>
-      <w:tr>
-        <w:tc>
-          <w:tcPr>
-            <w:tcW w:w="1413" w:type="dxa"/>
-          </w:tcPr>
-          <w:p>
-            <w:pPr>
-              <w:keepNext/>
-              <w:spacing w:after="0" w:line="240" w:lineRule="auto"/>
-            </w:pPr>
-            <w:r>
-              <w:t>DIG9</w:t>
-            </w:r>
-          </w:p>
-        </w:tc>
-        <w:tc>
-          <w:tcPr>
-            <w:tcW w:w="3095" w:type="dxa"/>
-          </w:tcPr>
-          <w:p>
-            <w:pPr>
-              <w:keepNext/>
-              <w:spacing w:after="0" w:line="240" w:lineRule="auto"/>
-            </w:pPr>
-            <w:r>
-              <w:t>LED8</w:t>
-            </w:r>
-          </w:p>
-        </w:tc>
-        <w:tc>
-          <w:tcPr>
-            <w:tcW w:w="1016" w:type="dxa"/>
-          </w:tcPr>
-          <w:p>
-            <w:pPr>
-              <w:keepNext/>
-              <w:spacing w:after="0" w:line="240" w:lineRule="auto"/>
-            </w:pPr>
-            <w:r>
-              <w:t>A6</w:t>
-            </w:r>
-          </w:p>
-        </w:tc>
-        <w:tc>
-          <w:tcPr>
-            <w:tcW w:w="3492" w:type="dxa"/>
-          </w:tcPr>
-          <w:p>
-            <w:pPr>
-              <w:keepNext/>
-              <w:spacing w:after="0" w:line="240" w:lineRule="auto"/>
-            </w:pPr>
-          </w:p>
-        </w:tc>
-      </w:tr>
-      <w:tr>
-        <w:tc>
-          <w:tcPr>
-            <w:tcW w:w="1413" w:type="dxa"/>
-          </w:tcPr>
-          <w:p>
-            <w:pPr>
-              <w:keepNext/>
-              <w:spacing w:after="0" w:line="240" w:lineRule="auto"/>
-            </w:pPr>
-            <w:r>
-              <w:t>DIG10</w:t>
-            </w:r>
-          </w:p>
-        </w:tc>
-        <w:tc>
-          <w:tcPr>
-            <w:tcW w:w="3095" w:type="dxa"/>
-          </w:tcPr>
-          <w:p>
-            <w:pPr>
-              <w:keepNext/>
-              <w:spacing w:after="0" w:line="240" w:lineRule="auto"/>
-            </w:pPr>
-            <w:r>
-              <w:t>LED9</w:t>
-            </w:r>
-          </w:p>
-        </w:tc>
-        <w:tc>
-          <w:tcPr>
-            <w:tcW w:w="1016" w:type="dxa"/>
-          </w:tcPr>
-          <w:p>
-            <w:pPr>
-              <w:keepNext/>
-              <w:spacing w:after="0" w:line="240" w:lineRule="auto"/>
-            </w:pPr>
-            <w:r>
-              <w:t>A7</w:t>
-            </w:r>
-          </w:p>
-        </w:tc>
-        <w:tc>
-          <w:tcPr>
-            <w:tcW w:w="3492" w:type="dxa"/>
-          </w:tcPr>
-          <w:p>
-            <w:pPr>
-              <w:keepNext/>
-              <w:spacing w:after="0" w:line="240" w:lineRule="auto"/>
-            </w:pPr>
-            <w:r>
-              <w:t>Interrupt to Raspberry pi</w:t>
-            </w:r>
-            <w:r>
-              <w:t xml:space="preserve"> (GPIO15)</w:t>
-            </w:r>
-          </w:p>
-        </w:tc>
-      </w:tr>
-    </w:tbl>
-    <w:p/>
-    <w:p>
-      <w:pPr>
-        <w:pStyle w:val="Heading1"/>
-      </w:pPr>
-      <w:r>
-        <w:t>Arduino Software Structure</w:t>
-      </w:r>
-    </w:p>
-    <w:p>
-      <w:r>
-        <w:t>An</w:t>
-      </w:r>
-      <w:r>
-        <w:t xml:space="preserve"> 8 bit Arduino Nano Every</w:t>
+      <w:proofErr w:type="gramStart"/>
+      <w:r>
+        <w:t>8 bit</w:t>
+      </w:r>
+      <w:proofErr w:type="gramEnd"/>
+      <w:r>
+        <w:t xml:space="preserve"> Arduino Nano Every</w:t>
       </w:r>
       <w:r>
         <w:t xml:space="preserve"> will be used, with software substantially based on the Andromeda panel code. </w:t>
@@ -5051,8 +2420,13 @@
         <w:t xml:space="preserve"> (potenti</w:t>
       </w:r>
       <w:r>
-        <w:t>ally up to 20 steps per 10ms timestep);</w:t>
-      </w:r>
+        <w:t>ally up to 20 steps per 10ms timestep</w:t>
+      </w:r>
+      <w:proofErr w:type="gramStart"/>
+      <w:r>
+        <w:t>);</w:t>
+      </w:r>
+      <w:proofErr w:type="gramEnd"/>
     </w:p>
     <w:p>
       <w:pPr>
@@ -5063,11 +2437,16 @@
         </w:numPr>
       </w:pPr>
       <w:r>
-        <w:t>Mechanical encoder steps</w:t>
+        <w:t xml:space="preserve">Mechanical encoder </w:t>
+      </w:r>
+      <w:proofErr w:type="gramStart"/>
+      <w:r>
+        <w:t>steps</w:t>
       </w:r>
       <w:r>
         <w:t>;</w:t>
       </w:r>
+      <w:proofErr w:type="gramEnd"/>
     </w:p>
     <w:p>
       <w:pPr>
@@ -5086,7 +2465,15 @@
     </w:p>
     <w:p>
       <w:r>
-        <w:t xml:space="preserve">In addition the Arduino will receive commands at similar rate </w:t>
+        <w:t xml:space="preserve">In </w:t>
+      </w:r>
+      <w:proofErr w:type="gramStart"/>
+      <w:r>
+        <w:t>addition</w:t>
+      </w:r>
+      <w:proofErr w:type="gramEnd"/>
+      <w:r>
+        <w:t xml:space="preserve"> the Arduino will receive commands at similar rate </w:t>
       </w:r>
       <w:r>
         <w:t xml:space="preserve">via </w:t>
@@ -5176,7 +2563,15 @@
     </w:p>
     <w:p>
       <w:r>
-        <w:t xml:space="preserve">The VFO encoder may generate 500 steps per revolution and can be turned at 4 revolutions per second; so several steps per timestep are possible. </w:t>
+        <w:t xml:space="preserve">The VFO encoder may generate 500 steps per revolution and can be turned at 4 revolutions per second; </w:t>
+      </w:r>
+      <w:proofErr w:type="gramStart"/>
+      <w:r>
+        <w:t>so</w:t>
+      </w:r>
+      <w:proofErr w:type="gramEnd"/>
+      <w:r>
+        <w:t xml:space="preserve"> several steps per timestep are possible. </w:t>
       </w:r>
       <w:r>
         <w:t xml:space="preserve">VFO encoders generate clean edges, </w:t>
@@ -5205,7 +2600,15 @@
         <w:t xml:space="preserve"> event is sufficient. All encoders will be scanned in parallel</w:t>
       </w:r>
       <w:r>
-        <w:t xml:space="preserve">, but it is unlikely that more than one will be turned at a time so a high event rate is unlikely. </w:t>
+        <w:t xml:space="preserve">, but it is unlikely that more than one will be turned at a </w:t>
+      </w:r>
+      <w:proofErr w:type="gramStart"/>
+      <w:r>
+        <w:t>time</w:t>
+      </w:r>
+      <w:proofErr w:type="gramEnd"/>
+      <w:r>
+        <w:t xml:space="preserve"> so a high event rate is unlikely. </w:t>
       </w:r>
     </w:p>
     <w:p>
@@ -5243,7 +2646,15 @@
     </w:p>
     <w:p>
       <w:r>
-        <w:t xml:space="preserve">Like all of my Arduino projects, the code will work to a fixed timer driven timestep. It will not follow the normal Arduino practice of executing a loop continuously; it will only run a loop once per timestep. That allows real time operation with known event timings. </w:t>
+        <w:t xml:space="preserve">Like </w:t>
+      </w:r>
+      <w:proofErr w:type="gramStart"/>
+      <w:r>
+        <w:t>all of</w:t>
+      </w:r>
+      <w:proofErr w:type="gramEnd"/>
+      <w:r>
+        <w:t xml:space="preserve"> my Arduino projects, the code will work to a fixed timer driven timestep. It will not follow the normal Arduino practice of executing a loop continuously; it will only run a loop once per timestep. That allows real time operation with known event timings. </w:t>
       </w:r>
     </w:p>
     <w:p>
@@ -5265,8 +2676,13 @@
         </w:numPr>
       </w:pPr>
       <w:r>
-        <w:t>Do one update of the key matrix (involves SPI read, then SPI write);</w:t>
-      </w:r>
+        <w:t>Do one update of the key matrix (involves SPI read, then SPI write</w:t>
+      </w:r>
+      <w:proofErr w:type="gramStart"/>
+      <w:r>
+        <w:t>);</w:t>
+      </w:r>
+      <w:proofErr w:type="gramEnd"/>
     </w:p>
     <w:p>
       <w:pPr>
@@ -5283,8 +2699,13 @@
         <w:t>SPI</w:t>
       </w:r>
       <w:r>
-        <w:t xml:space="preserve"> 16 bit read);</w:t>
-      </w:r>
+        <w:t xml:space="preserve"> 16 bit read</w:t>
+      </w:r>
+      <w:proofErr w:type="gramStart"/>
+      <w:r>
+        <w:t>);</w:t>
+      </w:r>
+      <w:proofErr w:type="gramEnd"/>
     </w:p>
     <w:p>
       <w:pPr>
@@ -5295,8 +2716,13 @@
         </w:numPr>
       </w:pPr>
       <w:r>
-        <w:t>Update any LEDs;</w:t>
-      </w:r>
+        <w:t xml:space="preserve">Update any </w:t>
+      </w:r>
+      <w:proofErr w:type="gramStart"/>
+      <w:r>
+        <w:t>LEDs;</w:t>
+      </w:r>
+      <w:proofErr w:type="gramEnd"/>
     </w:p>
     <w:p>
       <w:pPr>
@@ -5307,8 +2733,13 @@
         </w:numPr>
       </w:pPr>
       <w:r>
-        <w:t>Add any events to event queue and assert interrupt if it is not empty;</w:t>
-      </w:r>
+        <w:t xml:space="preserve">Add any events to event queue and assert interrupt if it is not </w:t>
+      </w:r>
+      <w:proofErr w:type="gramStart"/>
+      <w:r>
+        <w:t>empty;</w:t>
+      </w:r>
+      <w:proofErr w:type="gramEnd"/>
     </w:p>
     <w:p>
       <w:pPr>
@@ -5383,8 +2814,13 @@
           <w:numId w:val="9"/>
         </w:numPr>
       </w:pPr>
-      <w:r>
-        <w:t>8 bit register write, for configuration</w:t>
+      <w:proofErr w:type="gramStart"/>
+      <w:r>
+        <w:t>8 bit</w:t>
+      </w:r>
+      <w:proofErr w:type="gramEnd"/>
+      <w:r>
+        <w:t xml:space="preserve"> register write, for configuration</w:t>
       </w:r>
       <w:r>
         <w:t xml:space="preserve"> &amp; for LED / matrix column write</w:t>
@@ -5399,7 +2835,15 @@
         </w:numPr>
       </w:pPr>
       <w:r>
-        <w:t>16 bit read from adjacent registers (encoder data read)</w:t>
+        <w:t xml:space="preserve">16 </w:t>
+      </w:r>
+      <w:proofErr w:type="gramStart"/>
+      <w:r>
+        <w:t>bit</w:t>
+      </w:r>
+      <w:proofErr w:type="gramEnd"/>
+      <w:r>
+        <w:t xml:space="preserve"> read from adjacent registers (encoder data read)</w:t>
       </w:r>
     </w:p>
     <w:p>
@@ -5411,7 +2855,15 @@
         </w:numPr>
       </w:pPr>
       <w:r>
-        <w:t>8 bit read from one register (</w:t>
+        <w:t xml:space="preserve">8 </w:t>
+      </w:r>
+      <w:proofErr w:type="gramStart"/>
+      <w:r>
+        <w:t>bit</w:t>
+      </w:r>
+      <w:proofErr w:type="gramEnd"/>
+      <w:r>
+        <w:t xml:space="preserve"> read from one register (</w:t>
       </w:r>
       <w:r>
         <w:t>switch matrix row read)</w:t>
@@ -5610,6 +3062,7 @@
               <w:t xml:space="preserve">Up: </w:t>
             </w:r>
             <w:proofErr w:type="spellStart"/>
+            <w:proofErr w:type="gramStart"/>
             <w:r>
               <w:t>ZZZUnn</w:t>
             </w:r>
@@ -5617,6 +3070,7 @@
             <w:r>
               <w:t>;</w:t>
             </w:r>
+            <w:proofErr w:type="gramEnd"/>
           </w:p>
           <w:p>
             <w:pPr>
@@ -5667,7 +3121,15 @@
               <w:spacing w:after="0" w:line="240" w:lineRule="auto"/>
             </w:pPr>
             <w:r>
-              <w:t xml:space="preserve"> Other encoder</w:t>
+              <w:t xml:space="preserve"> </w:t>
+            </w:r>
+            <w:proofErr w:type="gramStart"/>
+            <w:r>
+              <w:t>Other</w:t>
+            </w:r>
+            <w:proofErr w:type="gramEnd"/>
+            <w:r>
+              <w:t xml:space="preserve"> encoder</w:t>
             </w:r>
           </w:p>
         </w:tc>
@@ -5795,8 +3257,13 @@
             </w:r>
             <w:proofErr w:type="spellEnd"/>
             <w:r>
-              <w:t>=button number (1-99, 0=n/a);</w:t>
-            </w:r>
+              <w:t>=button number (1-99, 0=n/a</w:t>
+            </w:r>
+            <w:proofErr w:type="gramStart"/>
+            <w:r>
+              <w:t>);</w:t>
+            </w:r>
+            <w:proofErr w:type="gramEnd"/>
           </w:p>
           <w:p>
             <w:pPr>
@@ -5853,8 +3320,13 @@
             </w:r>
             <w:proofErr w:type="spellEnd"/>
             <w:r>
-              <w:t>=indicator number (1-99, 0=n/a);</w:t>
-            </w:r>
+              <w:t>=indicator number (1-99, 0=n/a</w:t>
+            </w:r>
+            <w:proofErr w:type="gramStart"/>
+            <w:r>
+              <w:t>);</w:t>
+            </w:r>
+            <w:proofErr w:type="gramEnd"/>
           </w:p>
           <w:p>
             <w:pPr>
@@ -5891,9 +3363,11 @@
               <w:keepNext/>
               <w:spacing w:after="0" w:line="240" w:lineRule="auto"/>
             </w:pPr>
+            <w:proofErr w:type="gramStart"/>
             <w:r>
               <w:t>ZZZS;</w:t>
             </w:r>
+            <w:proofErr w:type="gramEnd"/>
           </w:p>
           <w:p>
             <w:pPr>
@@ -5932,7 +3406,15 @@
               <w:spacing w:after="0" w:line="240" w:lineRule="auto"/>
             </w:pPr>
             <w:r>
-              <w:t>1: Andromeda  2: Aries  3: Ganymede</w:t>
+              <w:t xml:space="preserve">1: </w:t>
+            </w:r>
+            <w:proofErr w:type="gramStart"/>
+            <w:r>
+              <w:t>Andromeda  2</w:t>
+            </w:r>
+            <w:proofErr w:type="gramEnd"/>
+            <w:r>
+              <w:t>: Aries  3: Ganymede</w:t>
             </w:r>
           </w:p>
           <w:p>
@@ -10523,7 +8005,15 @@
     </w:p>
     <w:p>
       <w:r>
-        <w:t>Arduino Nano Every has an 8 bit ATMEGA4809 processor. I need to change some libraries</w:t>
+        <w:t xml:space="preserve">Arduino Nano Every has an </w:t>
+      </w:r>
+      <w:proofErr w:type="gramStart"/>
+      <w:r>
+        <w:t>8 bit</w:t>
+      </w:r>
+      <w:proofErr w:type="gramEnd"/>
+      <w:r>
+        <w:t xml:space="preserve"> ATMEGA4809 processor. I need to change some libraries</w:t>
       </w:r>
     </w:p>
     <w:p>
@@ -10561,7 +8051,15 @@
         </w:numPr>
       </w:pPr>
       <w:r>
-        <w:t>You have to install “Arduino Mega AVR Boards” in the Arduino console Boards manager</w:t>
+        <w:t xml:space="preserve">You </w:t>
+      </w:r>
+      <w:proofErr w:type="gramStart"/>
+      <w:r>
+        <w:t>have to</w:t>
+      </w:r>
+      <w:proofErr w:type="gramEnd"/>
+      <w:r>
+        <w:t xml:space="preserve"> install “Arduino Mega AVR Boards” in the Arduino console Boards manager</w:t>
       </w:r>
     </w:p>
     <w:p>
@@ -10677,21 +8175,37 @@
                 <w:sz w:val="14"/>
                 <w:szCs w:val="14"/>
               </w:rPr>
-              <w:t xml:space="preserve"> D7</w:t>
-            </w:r>
+              <w:t xml:space="preserve"> D</w:t>
+            </w:r>
+            <w:proofErr w:type="gramStart"/>
             <w:r>
               <w:rPr>
                 <w:sz w:val="14"/>
                 <w:szCs w:val="14"/>
               </w:rPr>
-              <w:t xml:space="preserve"> </w:t>
+              <w:t>7</w:t>
             </w:r>
             <w:r>
               <w:rPr>
                 <w:sz w:val="14"/>
                 <w:szCs w:val="14"/>
               </w:rPr>
-              <w:t xml:space="preserve"> D6</w:t>
+              <w:t xml:space="preserve"> </w:t>
+            </w:r>
+            <w:r>
+              <w:rPr>
+                <w:sz w:val="14"/>
+                <w:szCs w:val="14"/>
+              </w:rPr>
+              <w:t xml:space="preserve"> D</w:t>
+            </w:r>
+            <w:proofErr w:type="gramEnd"/>
+            <w:r>
+              <w:rPr>
+                <w:sz w:val="14"/>
+                <w:szCs w:val="14"/>
+              </w:rPr>
+              <w:t>6</w:t>
             </w:r>
             <w:r>
               <w:rPr>
@@ -10896,21 +8410,37 @@
                 <w:sz w:val="14"/>
                 <w:szCs w:val="14"/>
               </w:rPr>
-              <w:t xml:space="preserve">D13 3V3 REF </w:t>
-            </w:r>
+              <w:t xml:space="preserve">D13 3V3 </w:t>
+            </w:r>
+            <w:proofErr w:type="gramStart"/>
             <w:r>
               <w:rPr>
                 <w:sz w:val="14"/>
                 <w:szCs w:val="14"/>
               </w:rPr>
-              <w:t xml:space="preserve"> </w:t>
+              <w:t xml:space="preserve">REF </w:t>
             </w:r>
             <w:r>
               <w:rPr>
                 <w:sz w:val="14"/>
                 <w:szCs w:val="14"/>
               </w:rPr>
-              <w:t xml:space="preserve">A0 </w:t>
+              <w:t xml:space="preserve"> </w:t>
+            </w:r>
+            <w:r>
+              <w:rPr>
+                <w:sz w:val="14"/>
+                <w:szCs w:val="14"/>
+              </w:rPr>
+              <w:t>A</w:t>
+            </w:r>
+            <w:proofErr w:type="gramEnd"/>
+            <w:r>
+              <w:rPr>
+                <w:sz w:val="14"/>
+                <w:szCs w:val="14"/>
+              </w:rPr>
+              <w:t xml:space="preserve">0 </w:t>
             </w:r>
             <w:r>
               <w:rPr>
@@ -11084,7 +8614,15 @@
     </w:p>
     <w:p>
       <w:r>
-        <w:t>The processor is only 8 bit: so change variables wherever possible to be byte (8 bit unsigned) int8_t (signed 8 bit) or int (16 bit) rather than long (32 bit)</w:t>
+        <w:t xml:space="preserve">The processor is only 8 </w:t>
+      </w:r>
+      <w:proofErr w:type="gramStart"/>
+      <w:r>
+        <w:t>bit</w:t>
+      </w:r>
+      <w:proofErr w:type="gramEnd"/>
+      <w:r>
+        <w:t>: so change variables wherever possible to be byte (8 bit unsigned) int8_t (signed 8 bit) or int (16 bit) rather than long (32 bit)</w:t>
       </w:r>
     </w:p>
     <w:p>
@@ -11112,6 +8650,2859 @@
         <w:pStyle w:val="Heading2"/>
       </w:pPr>
       <w:r>
+        <w:t>Device, Pin Allocations</w:t>
+      </w:r>
+    </w:p>
+    <w:p>
+      <w:r>
+        <w:t>The front panel I/O entities to be interfaced are:</w:t>
+      </w:r>
+    </w:p>
+    <w:tbl>
+      <w:tblPr>
+        <w:tblStyle w:val="TableGrid"/>
+        <w:tblW w:w="0" w:type="auto"/>
+        <w:tblLook w:val="04A0" w:firstRow="1" w:lastRow="0" w:firstColumn="1" w:lastColumn="0" w:noHBand="0" w:noVBand="1"/>
+      </w:tblPr>
+      <w:tblGrid>
+        <w:gridCol w:w="2614"/>
+        <w:gridCol w:w="1350"/>
+        <w:gridCol w:w="1276"/>
+        <w:gridCol w:w="1276"/>
+      </w:tblGrid>
+      <w:tr>
+        <w:tc>
+          <w:tcPr>
+            <w:tcW w:w="2614" w:type="dxa"/>
+          </w:tcPr>
+          <w:p>
+            <w:pPr>
+              <w:spacing w:after="0" w:line="240" w:lineRule="auto"/>
+              <w:rPr>
+                <w:b/>
+                <w:bCs/>
+              </w:rPr>
+            </w:pPr>
+            <w:r>
+              <w:rPr>
+                <w:b/>
+                <w:bCs/>
+              </w:rPr>
+              <w:t>Interface</w:t>
+            </w:r>
+          </w:p>
+        </w:tc>
+        <w:tc>
+          <w:tcPr>
+            <w:tcW w:w="1350" w:type="dxa"/>
+          </w:tcPr>
+          <w:p>
+            <w:pPr>
+              <w:spacing w:after="0" w:line="240" w:lineRule="auto"/>
+              <w:rPr>
+                <w:b/>
+                <w:bCs/>
+              </w:rPr>
+            </w:pPr>
+            <w:r>
+              <w:rPr>
+                <w:b/>
+                <w:bCs/>
+              </w:rPr>
+              <w:t>Devices</w:t>
+            </w:r>
+          </w:p>
+        </w:tc>
+        <w:tc>
+          <w:tcPr>
+            <w:tcW w:w="1276" w:type="dxa"/>
+          </w:tcPr>
+          <w:p>
+            <w:pPr>
+              <w:spacing w:after="0" w:line="240" w:lineRule="auto"/>
+              <w:rPr>
+                <w:b/>
+                <w:bCs/>
+              </w:rPr>
+            </w:pPr>
+            <w:r>
+              <w:rPr>
+                <w:b/>
+                <w:bCs/>
+              </w:rPr>
+              <w:t>Inputs</w:t>
+            </w:r>
+          </w:p>
+        </w:tc>
+        <w:tc>
+          <w:tcPr>
+            <w:tcW w:w="1276" w:type="dxa"/>
+          </w:tcPr>
+          <w:p>
+            <w:pPr>
+              <w:spacing w:after="0" w:line="240" w:lineRule="auto"/>
+              <w:rPr>
+                <w:b/>
+                <w:bCs/>
+              </w:rPr>
+            </w:pPr>
+            <w:r>
+              <w:rPr>
+                <w:b/>
+                <w:bCs/>
+              </w:rPr>
+              <w:t>Outputs</w:t>
+            </w:r>
+          </w:p>
+        </w:tc>
+      </w:tr>
+      <w:tr>
+        <w:tc>
+          <w:tcPr>
+            <w:tcW w:w="2614" w:type="dxa"/>
+          </w:tcPr>
+          <w:p>
+            <w:pPr>
+              <w:spacing w:after="0" w:line="240" w:lineRule="auto"/>
+            </w:pPr>
+            <w:r>
+              <w:t>VFO encoder</w:t>
+            </w:r>
+          </w:p>
+        </w:tc>
+        <w:tc>
+          <w:tcPr>
+            <w:tcW w:w="1350" w:type="dxa"/>
+          </w:tcPr>
+          <w:p>
+            <w:pPr>
+              <w:spacing w:after="0" w:line="240" w:lineRule="auto"/>
+            </w:pPr>
+            <w:r>
+              <w:t>1</w:t>
+            </w:r>
+          </w:p>
+        </w:tc>
+        <w:tc>
+          <w:tcPr>
+            <w:tcW w:w="1276" w:type="dxa"/>
+          </w:tcPr>
+          <w:p>
+            <w:pPr>
+              <w:spacing w:after="0" w:line="240" w:lineRule="auto"/>
+            </w:pPr>
+            <w:r>
+              <w:t>2</w:t>
+            </w:r>
+          </w:p>
+        </w:tc>
+        <w:tc>
+          <w:tcPr>
+            <w:tcW w:w="1276" w:type="dxa"/>
+          </w:tcPr>
+          <w:p>
+            <w:pPr>
+              <w:spacing w:after="0" w:line="240" w:lineRule="auto"/>
+            </w:pPr>
+          </w:p>
+        </w:tc>
+      </w:tr>
+      <w:tr>
+        <w:tc>
+          <w:tcPr>
+            <w:tcW w:w="2614" w:type="dxa"/>
+          </w:tcPr>
+          <w:p>
+            <w:pPr>
+              <w:spacing w:after="0" w:line="240" w:lineRule="auto"/>
+            </w:pPr>
+            <w:r>
+              <w:t>Dual encoder</w:t>
+            </w:r>
+          </w:p>
+        </w:tc>
+        <w:tc>
+          <w:tcPr>
+            <w:tcW w:w="1350" w:type="dxa"/>
+          </w:tcPr>
+          <w:p>
+            <w:pPr>
+              <w:spacing w:after="0" w:line="240" w:lineRule="auto"/>
+            </w:pPr>
+            <w:r>
+              <w:t>5</w:t>
+            </w:r>
+          </w:p>
+        </w:tc>
+        <w:tc>
+          <w:tcPr>
+            <w:tcW w:w="1276" w:type="dxa"/>
+          </w:tcPr>
+          <w:p>
+            <w:pPr>
+              <w:spacing w:after="0" w:line="240" w:lineRule="auto"/>
+            </w:pPr>
+            <w:r>
+              <w:t>20</w:t>
+            </w:r>
+          </w:p>
+        </w:tc>
+        <w:tc>
+          <w:tcPr>
+            <w:tcW w:w="1276" w:type="dxa"/>
+          </w:tcPr>
+          <w:p>
+            <w:pPr>
+              <w:spacing w:after="0" w:line="240" w:lineRule="auto"/>
+            </w:pPr>
+          </w:p>
+        </w:tc>
+      </w:tr>
+      <w:tr>
+        <w:tc>
+          <w:tcPr>
+            <w:tcW w:w="2614" w:type="dxa"/>
+          </w:tcPr>
+          <w:p>
+            <w:pPr>
+              <w:spacing w:after="0" w:line="240" w:lineRule="auto"/>
+            </w:pPr>
+            <w:r>
+              <w:t>Switch/pushbutton</w:t>
+            </w:r>
+          </w:p>
+        </w:tc>
+        <w:tc>
+          <w:tcPr>
+            <w:tcW w:w="1350" w:type="dxa"/>
+          </w:tcPr>
+          <w:p>
+            <w:pPr>
+              <w:spacing w:after="0" w:line="240" w:lineRule="auto"/>
+            </w:pPr>
+            <w:r>
+              <w:t>22 + 5</w:t>
+            </w:r>
+          </w:p>
+        </w:tc>
+        <w:tc>
+          <w:tcPr>
+            <w:tcW w:w="1276" w:type="dxa"/>
+          </w:tcPr>
+          <w:p>
+            <w:pPr>
+              <w:spacing w:after="0" w:line="240" w:lineRule="auto"/>
+            </w:pPr>
+            <w:r>
+              <w:t>8</w:t>
+            </w:r>
+          </w:p>
+        </w:tc>
+        <w:tc>
+          <w:tcPr>
+            <w:tcW w:w="1276" w:type="dxa"/>
+          </w:tcPr>
+          <w:p>
+            <w:pPr>
+              <w:spacing w:after="0" w:line="240" w:lineRule="auto"/>
+            </w:pPr>
+            <w:r>
+              <w:t>5</w:t>
+            </w:r>
+          </w:p>
+        </w:tc>
+      </w:tr>
+      <w:tr>
+        <w:tc>
+          <w:tcPr>
+            <w:tcW w:w="2614" w:type="dxa"/>
+          </w:tcPr>
+          <w:p>
+            <w:pPr>
+              <w:spacing w:after="0" w:line="240" w:lineRule="auto"/>
+            </w:pPr>
+            <w:r>
+              <w:t>LED</w:t>
+            </w:r>
+          </w:p>
+        </w:tc>
+        <w:tc>
+          <w:tcPr>
+            <w:tcW w:w="1350" w:type="dxa"/>
+          </w:tcPr>
+          <w:p>
+            <w:pPr>
+              <w:spacing w:after="0" w:line="240" w:lineRule="auto"/>
+            </w:pPr>
+            <w:r>
+              <w:t>11</w:t>
+            </w:r>
+          </w:p>
+        </w:tc>
+        <w:tc>
+          <w:tcPr>
+            <w:tcW w:w="1276" w:type="dxa"/>
+          </w:tcPr>
+          <w:p>
+            <w:pPr>
+              <w:spacing w:after="0" w:line="240" w:lineRule="auto"/>
+            </w:pPr>
+          </w:p>
+        </w:tc>
+        <w:tc>
+          <w:tcPr>
+            <w:tcW w:w="1276" w:type="dxa"/>
+          </w:tcPr>
+          <w:p>
+            <w:pPr>
+              <w:spacing w:after="0" w:line="240" w:lineRule="auto"/>
+            </w:pPr>
+            <w:r>
+              <w:t>11</w:t>
+            </w:r>
+          </w:p>
+        </w:tc>
+      </w:tr>
+      <w:tr>
+        <w:tc>
+          <w:tcPr>
+            <w:tcW w:w="2614" w:type="dxa"/>
+          </w:tcPr>
+          <w:p>
+            <w:pPr>
+              <w:spacing w:after="0" w:line="240" w:lineRule="auto"/>
+            </w:pPr>
+            <w:r>
+              <w:t>SPI Chip selects</w:t>
+            </w:r>
+          </w:p>
+        </w:tc>
+        <w:tc>
+          <w:tcPr>
+            <w:tcW w:w="1350" w:type="dxa"/>
+          </w:tcPr>
+          <w:p>
+            <w:pPr>
+              <w:spacing w:after="0" w:line="240" w:lineRule="auto"/>
+            </w:pPr>
+          </w:p>
+        </w:tc>
+        <w:tc>
+          <w:tcPr>
+            <w:tcW w:w="1276" w:type="dxa"/>
+          </w:tcPr>
+          <w:p>
+            <w:pPr>
+              <w:spacing w:after="0" w:line="240" w:lineRule="auto"/>
+            </w:pPr>
+          </w:p>
+        </w:tc>
+        <w:tc>
+          <w:tcPr>
+            <w:tcW w:w="1276" w:type="dxa"/>
+          </w:tcPr>
+          <w:p>
+            <w:pPr>
+              <w:spacing w:after="0" w:line="240" w:lineRule="auto"/>
+            </w:pPr>
+            <w:r>
+              <w:t>2</w:t>
+            </w:r>
+          </w:p>
+        </w:tc>
+      </w:tr>
+      <w:tr>
+        <w:tc>
+          <w:tcPr>
+            <w:tcW w:w="2614" w:type="dxa"/>
+          </w:tcPr>
+          <w:p>
+            <w:pPr>
+              <w:spacing w:after="0" w:line="240" w:lineRule="auto"/>
+            </w:pPr>
+            <w:r>
+              <w:t>Interrupt output</w:t>
+            </w:r>
+          </w:p>
+        </w:tc>
+        <w:tc>
+          <w:tcPr>
+            <w:tcW w:w="1350" w:type="dxa"/>
+          </w:tcPr>
+          <w:p>
+            <w:pPr>
+              <w:spacing w:after="0" w:line="240" w:lineRule="auto"/>
+            </w:pPr>
+          </w:p>
+        </w:tc>
+        <w:tc>
+          <w:tcPr>
+            <w:tcW w:w="1276" w:type="dxa"/>
+          </w:tcPr>
+          <w:p>
+            <w:pPr>
+              <w:spacing w:after="0" w:line="240" w:lineRule="auto"/>
+            </w:pPr>
+          </w:p>
+        </w:tc>
+        <w:tc>
+          <w:tcPr>
+            <w:tcW w:w="1276" w:type="dxa"/>
+          </w:tcPr>
+          <w:p>
+            <w:pPr>
+              <w:spacing w:after="0" w:line="240" w:lineRule="auto"/>
+            </w:pPr>
+            <w:r>
+              <w:t>1</w:t>
+            </w:r>
+          </w:p>
+        </w:tc>
+      </w:tr>
+    </w:tbl>
+    <w:p/>
+    <w:p>
+      <w:pPr>
+        <w:pStyle w:val="Heading3"/>
+      </w:pPr>
+      <w:bookmarkStart w:id="0" w:name="_Ref172899060"/>
+      <w:r>
+        <w:t>MCP23S17 Pins</w:t>
+      </w:r>
+      <w:bookmarkEnd w:id="0"/>
+    </w:p>
+    <w:tbl>
+      <w:tblPr>
+        <w:tblStyle w:val="TableGrid"/>
+        <w:tblW w:w="0" w:type="auto"/>
+        <w:tblLook w:val="04A0" w:firstRow="1" w:lastRow="0" w:firstColumn="1" w:lastColumn="0" w:noHBand="0" w:noVBand="1"/>
+      </w:tblPr>
+      <w:tblGrid>
+        <w:gridCol w:w="1413"/>
+        <w:gridCol w:w="3095"/>
+        <w:gridCol w:w="1441"/>
+        <w:gridCol w:w="3067"/>
+      </w:tblGrid>
+      <w:tr>
+        <w:tc>
+          <w:tcPr>
+            <w:tcW w:w="1413" w:type="dxa"/>
+          </w:tcPr>
+          <w:p>
+            <w:pPr>
+              <w:keepNext/>
+              <w:spacing w:after="0" w:line="240" w:lineRule="auto"/>
+              <w:rPr>
+                <w:b/>
+              </w:rPr>
+            </w:pPr>
+            <w:r>
+              <w:rPr>
+                <w:b/>
+              </w:rPr>
+              <w:t>MCP23</w:t>
+            </w:r>
+            <w:r>
+              <w:rPr>
+                <w:b/>
+              </w:rPr>
+              <w:t>S</w:t>
+            </w:r>
+            <w:r>
+              <w:rPr>
+                <w:b/>
+              </w:rPr>
+              <w:t>17</w:t>
+            </w:r>
+          </w:p>
+        </w:tc>
+        <w:tc>
+          <w:tcPr>
+            <w:tcW w:w="3095" w:type="dxa"/>
+          </w:tcPr>
+          <w:p>
+            <w:pPr>
+              <w:keepNext/>
+              <w:spacing w:after="0" w:line="240" w:lineRule="auto"/>
+              <w:rPr>
+                <w:b/>
+              </w:rPr>
+            </w:pPr>
+            <w:r>
+              <w:rPr>
+                <w:b/>
+              </w:rPr>
+              <w:t>Number:</w:t>
+            </w:r>
+          </w:p>
+        </w:tc>
+        <w:tc>
+          <w:tcPr>
+            <w:tcW w:w="1441" w:type="dxa"/>
+          </w:tcPr>
+          <w:p>
+            <w:pPr>
+              <w:keepNext/>
+              <w:spacing w:after="0" w:line="240" w:lineRule="auto"/>
+              <w:rPr>
+                <w:b/>
+              </w:rPr>
+            </w:pPr>
+            <w:r>
+              <w:rPr>
+                <w:b/>
+              </w:rPr>
+              <w:t>1</w:t>
+            </w:r>
+          </w:p>
+        </w:tc>
+        <w:tc>
+          <w:tcPr>
+            <w:tcW w:w="3067" w:type="dxa"/>
+          </w:tcPr>
+          <w:p>
+            <w:pPr>
+              <w:keepNext/>
+              <w:spacing w:after="0" w:line="240" w:lineRule="auto"/>
+              <w:rPr>
+                <w:b/>
+              </w:rPr>
+            </w:pPr>
+            <w:r>
+              <w:rPr>
+                <w:b/>
+              </w:rPr>
+              <w:t>A2=0 A1=0 A0=0</w:t>
+            </w:r>
+          </w:p>
+        </w:tc>
+      </w:tr>
+      <w:tr>
+        <w:tc>
+          <w:tcPr>
+            <w:tcW w:w="1413" w:type="dxa"/>
+          </w:tcPr>
+          <w:p>
+            <w:pPr>
+              <w:keepNext/>
+              <w:spacing w:after="0" w:line="240" w:lineRule="auto"/>
+              <w:rPr>
+                <w:b/>
+              </w:rPr>
+            </w:pPr>
+            <w:r>
+              <w:rPr>
+                <w:b/>
+              </w:rPr>
+              <w:t>Port A</w:t>
+            </w:r>
+          </w:p>
+        </w:tc>
+        <w:tc>
+          <w:tcPr>
+            <w:tcW w:w="3095" w:type="dxa"/>
+          </w:tcPr>
+          <w:p>
+            <w:pPr>
+              <w:keepNext/>
+              <w:spacing w:after="0" w:line="240" w:lineRule="auto"/>
+              <w:rPr>
+                <w:b/>
+              </w:rPr>
+            </w:pPr>
+            <w:r>
+              <w:rPr>
+                <w:b/>
+              </w:rPr>
+              <w:t>Encoder inputs</w:t>
+            </w:r>
+          </w:p>
+        </w:tc>
+        <w:tc>
+          <w:tcPr>
+            <w:tcW w:w="1441" w:type="dxa"/>
+          </w:tcPr>
+          <w:p>
+            <w:pPr>
+              <w:keepNext/>
+              <w:spacing w:after="0" w:line="240" w:lineRule="auto"/>
+              <w:rPr>
+                <w:b/>
+              </w:rPr>
+            </w:pPr>
+            <w:r>
+              <w:rPr>
+                <w:b/>
+              </w:rPr>
+              <w:t>Port B</w:t>
+            </w:r>
+          </w:p>
+        </w:tc>
+        <w:tc>
+          <w:tcPr>
+            <w:tcW w:w="3067" w:type="dxa"/>
+          </w:tcPr>
+          <w:p>
+            <w:pPr>
+              <w:keepNext/>
+              <w:spacing w:after="0" w:line="240" w:lineRule="auto"/>
+              <w:rPr>
+                <w:b/>
+              </w:rPr>
+            </w:pPr>
+            <w:r>
+              <w:rPr>
+                <w:b/>
+              </w:rPr>
+              <w:t>Encoder inputs</w:t>
+            </w:r>
+          </w:p>
+        </w:tc>
+      </w:tr>
+      <w:tr>
+        <w:tc>
+          <w:tcPr>
+            <w:tcW w:w="1413" w:type="dxa"/>
+          </w:tcPr>
+          <w:p>
+            <w:pPr>
+              <w:keepNext/>
+              <w:spacing w:after="0" w:line="240" w:lineRule="auto"/>
+            </w:pPr>
+            <w:r>
+              <w:t>GPA7</w:t>
+            </w:r>
+          </w:p>
+        </w:tc>
+        <w:tc>
+          <w:tcPr>
+            <w:tcW w:w="3095" w:type="dxa"/>
+          </w:tcPr>
+          <w:p>
+            <w:pPr>
+              <w:keepNext/>
+              <w:spacing w:after="0" w:line="240" w:lineRule="auto"/>
+            </w:pPr>
+            <w:r>
+              <w:t>Encoder 1 upper A</w:t>
+            </w:r>
+          </w:p>
+        </w:tc>
+        <w:tc>
+          <w:tcPr>
+            <w:tcW w:w="1441" w:type="dxa"/>
+          </w:tcPr>
+          <w:p>
+            <w:pPr>
+              <w:keepNext/>
+              <w:spacing w:after="0" w:line="240" w:lineRule="auto"/>
+            </w:pPr>
+            <w:r>
+              <w:t>GPB7</w:t>
+            </w:r>
+          </w:p>
+        </w:tc>
+        <w:tc>
+          <w:tcPr>
+            <w:tcW w:w="3067" w:type="dxa"/>
+          </w:tcPr>
+          <w:p>
+            <w:pPr>
+              <w:keepNext/>
+              <w:spacing w:after="0" w:line="240" w:lineRule="auto"/>
+            </w:pPr>
+            <w:r>
+              <w:t>Encoder 3 upper A</w:t>
+            </w:r>
+          </w:p>
+        </w:tc>
+      </w:tr>
+      <w:tr>
+        <w:tc>
+          <w:tcPr>
+            <w:tcW w:w="1413" w:type="dxa"/>
+          </w:tcPr>
+          <w:p>
+            <w:pPr>
+              <w:keepNext/>
+              <w:spacing w:after="0" w:line="240" w:lineRule="auto"/>
+            </w:pPr>
+            <w:r>
+              <w:t>GPA6</w:t>
+            </w:r>
+          </w:p>
+        </w:tc>
+        <w:tc>
+          <w:tcPr>
+            <w:tcW w:w="3095" w:type="dxa"/>
+          </w:tcPr>
+          <w:p>
+            <w:pPr>
+              <w:keepNext/>
+              <w:spacing w:after="0" w:line="240" w:lineRule="auto"/>
+            </w:pPr>
+            <w:r>
+              <w:t>Encoder 1 upper B</w:t>
+            </w:r>
+          </w:p>
+        </w:tc>
+        <w:tc>
+          <w:tcPr>
+            <w:tcW w:w="1441" w:type="dxa"/>
+          </w:tcPr>
+          <w:p>
+            <w:pPr>
+              <w:keepNext/>
+              <w:spacing w:after="0" w:line="240" w:lineRule="auto"/>
+            </w:pPr>
+            <w:r>
+              <w:t>GPB6</w:t>
+            </w:r>
+          </w:p>
+        </w:tc>
+        <w:tc>
+          <w:tcPr>
+            <w:tcW w:w="3067" w:type="dxa"/>
+          </w:tcPr>
+          <w:p>
+            <w:pPr>
+              <w:keepNext/>
+              <w:spacing w:after="0" w:line="240" w:lineRule="auto"/>
+            </w:pPr>
+            <w:r>
+              <w:t>Encoder 3 upper B</w:t>
+            </w:r>
+          </w:p>
+        </w:tc>
+      </w:tr>
+      <w:tr>
+        <w:tc>
+          <w:tcPr>
+            <w:tcW w:w="1413" w:type="dxa"/>
+          </w:tcPr>
+          <w:p>
+            <w:pPr>
+              <w:keepNext/>
+              <w:spacing w:after="0" w:line="240" w:lineRule="auto"/>
+            </w:pPr>
+            <w:r>
+              <w:t>GPA5</w:t>
+            </w:r>
+          </w:p>
+        </w:tc>
+        <w:tc>
+          <w:tcPr>
+            <w:tcW w:w="3095" w:type="dxa"/>
+          </w:tcPr>
+          <w:p>
+            <w:pPr>
+              <w:keepNext/>
+              <w:spacing w:after="0" w:line="240" w:lineRule="auto"/>
+            </w:pPr>
+            <w:r>
+              <w:t>Encoder 1 lower A</w:t>
+            </w:r>
+          </w:p>
+        </w:tc>
+        <w:tc>
+          <w:tcPr>
+            <w:tcW w:w="1441" w:type="dxa"/>
+          </w:tcPr>
+          <w:p>
+            <w:pPr>
+              <w:keepNext/>
+              <w:spacing w:after="0" w:line="240" w:lineRule="auto"/>
+            </w:pPr>
+            <w:r>
+              <w:t>GPB5</w:t>
+            </w:r>
+          </w:p>
+        </w:tc>
+        <w:tc>
+          <w:tcPr>
+            <w:tcW w:w="3067" w:type="dxa"/>
+          </w:tcPr>
+          <w:p>
+            <w:pPr>
+              <w:keepNext/>
+              <w:spacing w:after="0" w:line="240" w:lineRule="auto"/>
+            </w:pPr>
+            <w:r>
+              <w:t>Encoder 3 lower A</w:t>
+            </w:r>
+          </w:p>
+        </w:tc>
+      </w:tr>
+      <w:tr>
+        <w:tc>
+          <w:tcPr>
+            <w:tcW w:w="1413" w:type="dxa"/>
+          </w:tcPr>
+          <w:p>
+            <w:pPr>
+              <w:keepNext/>
+              <w:spacing w:after="0" w:line="240" w:lineRule="auto"/>
+            </w:pPr>
+            <w:r>
+              <w:t>GPA4.</w:t>
+            </w:r>
+          </w:p>
+        </w:tc>
+        <w:tc>
+          <w:tcPr>
+            <w:tcW w:w="3095" w:type="dxa"/>
+          </w:tcPr>
+          <w:p>
+            <w:pPr>
+              <w:keepNext/>
+              <w:spacing w:after="0" w:line="240" w:lineRule="auto"/>
+            </w:pPr>
+            <w:r>
+              <w:t>Encoder 1 lower B</w:t>
+            </w:r>
+          </w:p>
+        </w:tc>
+        <w:tc>
+          <w:tcPr>
+            <w:tcW w:w="1441" w:type="dxa"/>
+          </w:tcPr>
+          <w:p>
+            <w:pPr>
+              <w:keepNext/>
+              <w:spacing w:after="0" w:line="240" w:lineRule="auto"/>
+            </w:pPr>
+            <w:r>
+              <w:t>GPB4</w:t>
+            </w:r>
+          </w:p>
+        </w:tc>
+        <w:tc>
+          <w:tcPr>
+            <w:tcW w:w="3067" w:type="dxa"/>
+          </w:tcPr>
+          <w:p>
+            <w:pPr>
+              <w:keepNext/>
+              <w:spacing w:after="0" w:line="240" w:lineRule="auto"/>
+            </w:pPr>
+            <w:r>
+              <w:t>Encoder 3 lower B</w:t>
+            </w:r>
+          </w:p>
+        </w:tc>
+      </w:tr>
+      <w:tr>
+        <w:tc>
+          <w:tcPr>
+            <w:tcW w:w="1413" w:type="dxa"/>
+          </w:tcPr>
+          <w:p>
+            <w:pPr>
+              <w:keepNext/>
+              <w:spacing w:after="0" w:line="240" w:lineRule="auto"/>
+            </w:pPr>
+            <w:r>
+              <w:t>GPA3</w:t>
+            </w:r>
+          </w:p>
+        </w:tc>
+        <w:tc>
+          <w:tcPr>
+            <w:tcW w:w="3095" w:type="dxa"/>
+          </w:tcPr>
+          <w:p>
+            <w:pPr>
+              <w:keepNext/>
+              <w:spacing w:after="0" w:line="240" w:lineRule="auto"/>
+            </w:pPr>
+            <w:r>
+              <w:t>Encoder 2 upper A</w:t>
+            </w:r>
+          </w:p>
+        </w:tc>
+        <w:tc>
+          <w:tcPr>
+            <w:tcW w:w="1441" w:type="dxa"/>
+          </w:tcPr>
+          <w:p>
+            <w:pPr>
+              <w:keepNext/>
+              <w:spacing w:after="0" w:line="240" w:lineRule="auto"/>
+            </w:pPr>
+            <w:r>
+              <w:t>GPB3</w:t>
+            </w:r>
+          </w:p>
+        </w:tc>
+        <w:tc>
+          <w:tcPr>
+            <w:tcW w:w="3067" w:type="dxa"/>
+          </w:tcPr>
+          <w:p>
+            <w:pPr>
+              <w:keepNext/>
+              <w:spacing w:after="0" w:line="240" w:lineRule="auto"/>
+            </w:pPr>
+            <w:r>
+              <w:t>Encoder 4 upper A</w:t>
+            </w:r>
+          </w:p>
+        </w:tc>
+      </w:tr>
+      <w:tr>
+        <w:tc>
+          <w:tcPr>
+            <w:tcW w:w="1413" w:type="dxa"/>
+          </w:tcPr>
+          <w:p>
+            <w:pPr>
+              <w:keepNext/>
+              <w:spacing w:after="0" w:line="240" w:lineRule="auto"/>
+            </w:pPr>
+            <w:r>
+              <w:t>GPA2</w:t>
+            </w:r>
+          </w:p>
+        </w:tc>
+        <w:tc>
+          <w:tcPr>
+            <w:tcW w:w="3095" w:type="dxa"/>
+          </w:tcPr>
+          <w:p>
+            <w:pPr>
+              <w:keepNext/>
+              <w:spacing w:after="0" w:line="240" w:lineRule="auto"/>
+            </w:pPr>
+            <w:r>
+              <w:t>Encoder 2 upper B</w:t>
+            </w:r>
+          </w:p>
+        </w:tc>
+        <w:tc>
+          <w:tcPr>
+            <w:tcW w:w="1441" w:type="dxa"/>
+          </w:tcPr>
+          <w:p>
+            <w:pPr>
+              <w:keepNext/>
+              <w:spacing w:after="0" w:line="240" w:lineRule="auto"/>
+            </w:pPr>
+            <w:r>
+              <w:t>GPB2</w:t>
+            </w:r>
+          </w:p>
+        </w:tc>
+        <w:tc>
+          <w:tcPr>
+            <w:tcW w:w="3067" w:type="dxa"/>
+          </w:tcPr>
+          <w:p>
+            <w:pPr>
+              <w:keepNext/>
+              <w:spacing w:after="0" w:line="240" w:lineRule="auto"/>
+            </w:pPr>
+            <w:r>
+              <w:t>Encoder 4 upper B</w:t>
+            </w:r>
+          </w:p>
+        </w:tc>
+      </w:tr>
+      <w:tr>
+        <w:tc>
+          <w:tcPr>
+            <w:tcW w:w="1413" w:type="dxa"/>
+          </w:tcPr>
+          <w:p>
+            <w:pPr>
+              <w:keepNext/>
+              <w:spacing w:after="0" w:line="240" w:lineRule="auto"/>
+            </w:pPr>
+            <w:r>
+              <w:t>GPA1</w:t>
+            </w:r>
+          </w:p>
+        </w:tc>
+        <w:tc>
+          <w:tcPr>
+            <w:tcW w:w="3095" w:type="dxa"/>
+          </w:tcPr>
+          <w:p>
+            <w:pPr>
+              <w:keepNext/>
+              <w:spacing w:after="0" w:line="240" w:lineRule="auto"/>
+            </w:pPr>
+            <w:r>
+              <w:t>Encoder 2 lower A</w:t>
+            </w:r>
+          </w:p>
+        </w:tc>
+        <w:tc>
+          <w:tcPr>
+            <w:tcW w:w="1441" w:type="dxa"/>
+          </w:tcPr>
+          <w:p>
+            <w:pPr>
+              <w:keepNext/>
+              <w:spacing w:after="0" w:line="240" w:lineRule="auto"/>
+            </w:pPr>
+            <w:r>
+              <w:t>GPB1</w:t>
+            </w:r>
+          </w:p>
+        </w:tc>
+        <w:tc>
+          <w:tcPr>
+            <w:tcW w:w="3067" w:type="dxa"/>
+          </w:tcPr>
+          <w:p>
+            <w:pPr>
+              <w:keepNext/>
+              <w:spacing w:after="0" w:line="240" w:lineRule="auto"/>
+            </w:pPr>
+            <w:r>
+              <w:t>Encoder 4 lower A</w:t>
+            </w:r>
+          </w:p>
+        </w:tc>
+      </w:tr>
+      <w:tr>
+        <w:tc>
+          <w:tcPr>
+            <w:tcW w:w="1413" w:type="dxa"/>
+          </w:tcPr>
+          <w:p>
+            <w:pPr>
+              <w:keepNext/>
+              <w:spacing w:after="0" w:line="240" w:lineRule="auto"/>
+            </w:pPr>
+            <w:r>
+              <w:t>GPA0</w:t>
+            </w:r>
+          </w:p>
+        </w:tc>
+        <w:tc>
+          <w:tcPr>
+            <w:tcW w:w="3095" w:type="dxa"/>
+          </w:tcPr>
+          <w:p>
+            <w:pPr>
+              <w:keepNext/>
+              <w:spacing w:after="0" w:line="240" w:lineRule="auto"/>
+            </w:pPr>
+            <w:r>
+              <w:t>Encoder 2 lower B</w:t>
+            </w:r>
+          </w:p>
+        </w:tc>
+        <w:tc>
+          <w:tcPr>
+            <w:tcW w:w="1441" w:type="dxa"/>
+          </w:tcPr>
+          <w:p>
+            <w:pPr>
+              <w:keepNext/>
+              <w:spacing w:after="0" w:line="240" w:lineRule="auto"/>
+            </w:pPr>
+            <w:r>
+              <w:t>GPB0</w:t>
+            </w:r>
+          </w:p>
+        </w:tc>
+        <w:tc>
+          <w:tcPr>
+            <w:tcW w:w="3067" w:type="dxa"/>
+          </w:tcPr>
+          <w:p>
+            <w:pPr>
+              <w:keepNext/>
+              <w:spacing w:after="0" w:line="240" w:lineRule="auto"/>
+            </w:pPr>
+            <w:r>
+              <w:t>Encoder 4 lower B</w:t>
+            </w:r>
+          </w:p>
+        </w:tc>
+      </w:tr>
+    </w:tbl>
+    <w:p/>
+    <w:tbl>
+      <w:tblPr>
+        <w:tblStyle w:val="TableGrid"/>
+        <w:tblW w:w="0" w:type="auto"/>
+        <w:tblLook w:val="04A0" w:firstRow="1" w:lastRow="0" w:firstColumn="1" w:lastColumn="0" w:noHBand="0" w:noVBand="1"/>
+      </w:tblPr>
+      <w:tblGrid>
+        <w:gridCol w:w="1413"/>
+        <w:gridCol w:w="3095"/>
+        <w:gridCol w:w="1441"/>
+        <w:gridCol w:w="3067"/>
+      </w:tblGrid>
+      <w:tr>
+        <w:tc>
+          <w:tcPr>
+            <w:tcW w:w="1413" w:type="dxa"/>
+          </w:tcPr>
+          <w:p>
+            <w:pPr>
+              <w:keepNext/>
+              <w:spacing w:after="0" w:line="240" w:lineRule="auto"/>
+              <w:rPr>
+                <w:b/>
+              </w:rPr>
+            </w:pPr>
+            <w:r>
+              <w:rPr>
+                <w:b/>
+              </w:rPr>
+              <w:t>MCP23</w:t>
+            </w:r>
+            <w:r>
+              <w:rPr>
+                <w:b/>
+              </w:rPr>
+              <w:t>S</w:t>
+            </w:r>
+            <w:r>
+              <w:rPr>
+                <w:b/>
+              </w:rPr>
+              <w:t>17</w:t>
+            </w:r>
+          </w:p>
+        </w:tc>
+        <w:tc>
+          <w:tcPr>
+            <w:tcW w:w="3095" w:type="dxa"/>
+          </w:tcPr>
+          <w:p>
+            <w:pPr>
+              <w:keepNext/>
+              <w:spacing w:after="0" w:line="240" w:lineRule="auto"/>
+              <w:rPr>
+                <w:b/>
+              </w:rPr>
+            </w:pPr>
+            <w:r>
+              <w:rPr>
+                <w:b/>
+              </w:rPr>
+              <w:t>Number:</w:t>
+            </w:r>
+          </w:p>
+        </w:tc>
+        <w:tc>
+          <w:tcPr>
+            <w:tcW w:w="1441" w:type="dxa"/>
+          </w:tcPr>
+          <w:p>
+            <w:pPr>
+              <w:keepNext/>
+              <w:spacing w:after="0" w:line="240" w:lineRule="auto"/>
+              <w:rPr>
+                <w:b/>
+              </w:rPr>
+            </w:pPr>
+            <w:r>
+              <w:rPr>
+                <w:b/>
+              </w:rPr>
+              <w:t>2</w:t>
+            </w:r>
+          </w:p>
+        </w:tc>
+        <w:tc>
+          <w:tcPr>
+            <w:tcW w:w="3067" w:type="dxa"/>
+          </w:tcPr>
+          <w:p>
+            <w:pPr>
+              <w:keepNext/>
+              <w:spacing w:after="0" w:line="240" w:lineRule="auto"/>
+              <w:rPr>
+                <w:b/>
+              </w:rPr>
+            </w:pPr>
+            <w:r>
+              <w:rPr>
+                <w:b/>
+              </w:rPr>
+              <w:t>A2=0 A1=0 A0=1</w:t>
+            </w:r>
+          </w:p>
+        </w:tc>
+      </w:tr>
+      <w:tr>
+        <w:tc>
+          <w:tcPr>
+            <w:tcW w:w="1413" w:type="dxa"/>
+          </w:tcPr>
+          <w:p>
+            <w:pPr>
+              <w:keepNext/>
+              <w:spacing w:after="0" w:line="240" w:lineRule="auto"/>
+              <w:rPr>
+                <w:b/>
+              </w:rPr>
+            </w:pPr>
+            <w:r>
+              <w:rPr>
+                <w:b/>
+              </w:rPr>
+              <w:t>Port A</w:t>
+            </w:r>
+          </w:p>
+        </w:tc>
+        <w:tc>
+          <w:tcPr>
+            <w:tcW w:w="3095" w:type="dxa"/>
+          </w:tcPr>
+          <w:p>
+            <w:pPr>
+              <w:keepNext/>
+              <w:spacing w:after="0" w:line="240" w:lineRule="auto"/>
+              <w:rPr>
+                <w:b/>
+              </w:rPr>
+            </w:pPr>
+            <w:r>
+              <w:rPr>
+                <w:b/>
+              </w:rPr>
+              <w:t>Switch matrix column</w:t>
+            </w:r>
+            <w:r>
+              <w:rPr>
+                <w:b/>
+              </w:rPr>
+              <w:t>/ enc</w:t>
+            </w:r>
+          </w:p>
+        </w:tc>
+        <w:tc>
+          <w:tcPr>
+            <w:tcW w:w="1441" w:type="dxa"/>
+          </w:tcPr>
+          <w:p>
+            <w:pPr>
+              <w:keepNext/>
+              <w:spacing w:after="0" w:line="240" w:lineRule="auto"/>
+              <w:rPr>
+                <w:b/>
+              </w:rPr>
+            </w:pPr>
+            <w:r>
+              <w:rPr>
+                <w:b/>
+              </w:rPr>
+              <w:t>Port B</w:t>
+            </w:r>
+          </w:p>
+        </w:tc>
+        <w:tc>
+          <w:tcPr>
+            <w:tcW w:w="3067" w:type="dxa"/>
+          </w:tcPr>
+          <w:p>
+            <w:pPr>
+              <w:keepNext/>
+              <w:spacing w:after="0" w:line="240" w:lineRule="auto"/>
+              <w:rPr>
+                <w:b/>
+              </w:rPr>
+            </w:pPr>
+            <w:r>
+              <w:rPr>
+                <w:b/>
+              </w:rPr>
+              <w:t>Switch Matrix Row INPUT</w:t>
+            </w:r>
+          </w:p>
+        </w:tc>
+      </w:tr>
+      <w:tr>
+        <w:tc>
+          <w:tcPr>
+            <w:tcW w:w="1413" w:type="dxa"/>
+          </w:tcPr>
+          <w:p>
+            <w:pPr>
+              <w:keepNext/>
+              <w:spacing w:after="0" w:line="240" w:lineRule="auto"/>
+            </w:pPr>
+            <w:r>
+              <w:t>GPA7</w:t>
+            </w:r>
+          </w:p>
+        </w:tc>
+        <w:tc>
+          <w:tcPr>
+            <w:tcW w:w="3095" w:type="dxa"/>
+          </w:tcPr>
+          <w:p>
+            <w:pPr>
+              <w:keepNext/>
+              <w:spacing w:after="0" w:line="240" w:lineRule="auto"/>
+            </w:pPr>
+            <w:r>
+              <w:t>LED1</w:t>
+            </w:r>
+          </w:p>
+        </w:tc>
+        <w:tc>
+          <w:tcPr>
+            <w:tcW w:w="1441" w:type="dxa"/>
+          </w:tcPr>
+          <w:p>
+            <w:pPr>
+              <w:keepNext/>
+              <w:spacing w:after="0" w:line="240" w:lineRule="auto"/>
+            </w:pPr>
+            <w:r>
+              <w:t>GPB7</w:t>
+            </w:r>
+          </w:p>
+        </w:tc>
+        <w:tc>
+          <w:tcPr>
+            <w:tcW w:w="3067" w:type="dxa"/>
+          </w:tcPr>
+          <w:p>
+            <w:pPr>
+              <w:keepNext/>
+              <w:spacing w:after="0" w:line="240" w:lineRule="auto"/>
+            </w:pPr>
+            <w:r>
+              <w:t>Switch Matrix Row 8</w:t>
+            </w:r>
+          </w:p>
+        </w:tc>
+      </w:tr>
+      <w:tr>
+        <w:tc>
+          <w:tcPr>
+            <w:tcW w:w="1413" w:type="dxa"/>
+          </w:tcPr>
+          <w:p>
+            <w:pPr>
+              <w:keepNext/>
+              <w:spacing w:after="0" w:line="240" w:lineRule="auto"/>
+            </w:pPr>
+            <w:r>
+              <w:t>GPA6</w:t>
+            </w:r>
+          </w:p>
+        </w:tc>
+        <w:tc>
+          <w:tcPr>
+            <w:tcW w:w="3095" w:type="dxa"/>
+          </w:tcPr>
+          <w:p>
+            <w:pPr>
+              <w:keepNext/>
+              <w:spacing w:after="0" w:line="240" w:lineRule="auto"/>
+            </w:pPr>
+            <w:r>
+              <w:t>LED2</w:t>
+            </w:r>
+          </w:p>
+        </w:tc>
+        <w:tc>
+          <w:tcPr>
+            <w:tcW w:w="1441" w:type="dxa"/>
+          </w:tcPr>
+          <w:p>
+            <w:pPr>
+              <w:keepNext/>
+              <w:spacing w:after="0" w:line="240" w:lineRule="auto"/>
+            </w:pPr>
+            <w:r>
+              <w:t>GPB6</w:t>
+            </w:r>
+          </w:p>
+        </w:tc>
+        <w:tc>
+          <w:tcPr>
+            <w:tcW w:w="3067" w:type="dxa"/>
+          </w:tcPr>
+          <w:p>
+            <w:pPr>
+              <w:keepNext/>
+              <w:spacing w:after="0" w:line="240" w:lineRule="auto"/>
+            </w:pPr>
+            <w:r>
+              <w:t>Switch Matrix Row 7</w:t>
+            </w:r>
+          </w:p>
+        </w:tc>
+      </w:tr>
+      <w:tr>
+        <w:tc>
+          <w:tcPr>
+            <w:tcW w:w="1413" w:type="dxa"/>
+          </w:tcPr>
+          <w:p>
+            <w:pPr>
+              <w:keepNext/>
+              <w:spacing w:after="0" w:line="240" w:lineRule="auto"/>
+            </w:pPr>
+            <w:r>
+              <w:t>GPA5</w:t>
+            </w:r>
+          </w:p>
+        </w:tc>
+        <w:tc>
+          <w:tcPr>
+            <w:tcW w:w="3095" w:type="dxa"/>
+          </w:tcPr>
+          <w:p>
+            <w:pPr>
+              <w:keepNext/>
+              <w:spacing w:after="0" w:line="240" w:lineRule="auto"/>
+            </w:pPr>
+            <w:r>
+              <w:t>LED3</w:t>
+            </w:r>
+          </w:p>
+        </w:tc>
+        <w:tc>
+          <w:tcPr>
+            <w:tcW w:w="1441" w:type="dxa"/>
+          </w:tcPr>
+          <w:p>
+            <w:pPr>
+              <w:keepNext/>
+              <w:spacing w:after="0" w:line="240" w:lineRule="auto"/>
+            </w:pPr>
+            <w:r>
+              <w:t>GPB5</w:t>
+            </w:r>
+          </w:p>
+        </w:tc>
+        <w:tc>
+          <w:tcPr>
+            <w:tcW w:w="3067" w:type="dxa"/>
+          </w:tcPr>
+          <w:p>
+            <w:pPr>
+              <w:keepNext/>
+              <w:spacing w:after="0" w:line="240" w:lineRule="auto"/>
+            </w:pPr>
+            <w:r>
+              <w:t>Switch Matrix Row 6</w:t>
+            </w:r>
+          </w:p>
+        </w:tc>
+      </w:tr>
+      <w:tr>
+        <w:tc>
+          <w:tcPr>
+            <w:tcW w:w="1413" w:type="dxa"/>
+          </w:tcPr>
+          <w:p>
+            <w:pPr>
+              <w:keepNext/>
+              <w:spacing w:after="0" w:line="240" w:lineRule="auto"/>
+            </w:pPr>
+            <w:r>
+              <w:t>GPA4</w:t>
+            </w:r>
+          </w:p>
+        </w:tc>
+        <w:tc>
+          <w:tcPr>
+            <w:tcW w:w="3095" w:type="dxa"/>
+          </w:tcPr>
+          <w:p>
+            <w:pPr>
+              <w:keepNext/>
+              <w:spacing w:after="0" w:line="240" w:lineRule="auto"/>
+            </w:pPr>
+            <w:r>
+              <w:t>LED4</w:t>
+            </w:r>
+          </w:p>
+        </w:tc>
+        <w:tc>
+          <w:tcPr>
+            <w:tcW w:w="1441" w:type="dxa"/>
+          </w:tcPr>
+          <w:p>
+            <w:pPr>
+              <w:keepNext/>
+              <w:spacing w:after="0" w:line="240" w:lineRule="auto"/>
+            </w:pPr>
+            <w:r>
+              <w:t>GPB4</w:t>
+            </w:r>
+          </w:p>
+        </w:tc>
+        <w:tc>
+          <w:tcPr>
+            <w:tcW w:w="3067" w:type="dxa"/>
+          </w:tcPr>
+          <w:p>
+            <w:pPr>
+              <w:keepNext/>
+              <w:spacing w:after="0" w:line="240" w:lineRule="auto"/>
+            </w:pPr>
+            <w:r>
+              <w:t>Switch Matrix Row 5</w:t>
+            </w:r>
+          </w:p>
+        </w:tc>
+      </w:tr>
+      <w:tr>
+        <w:tc>
+          <w:tcPr>
+            <w:tcW w:w="1413" w:type="dxa"/>
+          </w:tcPr>
+          <w:p>
+            <w:pPr>
+              <w:keepNext/>
+              <w:spacing w:after="0" w:line="240" w:lineRule="auto"/>
+            </w:pPr>
+            <w:r>
+              <w:t>GPA3</w:t>
+            </w:r>
+          </w:p>
+        </w:tc>
+        <w:tc>
+          <w:tcPr>
+            <w:tcW w:w="3095" w:type="dxa"/>
+          </w:tcPr>
+          <w:p>
+            <w:pPr>
+              <w:keepNext/>
+              <w:spacing w:after="0" w:line="240" w:lineRule="auto"/>
+            </w:pPr>
+            <w:r>
+              <w:t>Switch Matrix Column 4 out</w:t>
+            </w:r>
+          </w:p>
+        </w:tc>
+        <w:tc>
+          <w:tcPr>
+            <w:tcW w:w="1441" w:type="dxa"/>
+          </w:tcPr>
+          <w:p>
+            <w:pPr>
+              <w:keepNext/>
+              <w:spacing w:after="0" w:line="240" w:lineRule="auto"/>
+            </w:pPr>
+            <w:r>
+              <w:t>GPB3</w:t>
+            </w:r>
+          </w:p>
+        </w:tc>
+        <w:tc>
+          <w:tcPr>
+            <w:tcW w:w="3067" w:type="dxa"/>
+          </w:tcPr>
+          <w:p>
+            <w:pPr>
+              <w:keepNext/>
+              <w:spacing w:after="0" w:line="240" w:lineRule="auto"/>
+            </w:pPr>
+            <w:r>
+              <w:t>Switch Matrix Row 4</w:t>
+            </w:r>
+          </w:p>
+        </w:tc>
+      </w:tr>
+      <w:tr>
+        <w:tc>
+          <w:tcPr>
+            <w:tcW w:w="1413" w:type="dxa"/>
+          </w:tcPr>
+          <w:p>
+            <w:pPr>
+              <w:keepNext/>
+              <w:spacing w:after="0" w:line="240" w:lineRule="auto"/>
+            </w:pPr>
+            <w:r>
+              <w:t>GPA2</w:t>
+            </w:r>
+          </w:p>
+        </w:tc>
+        <w:tc>
+          <w:tcPr>
+            <w:tcW w:w="3095" w:type="dxa"/>
+          </w:tcPr>
+          <w:p>
+            <w:pPr>
+              <w:keepNext/>
+              <w:spacing w:after="0" w:line="240" w:lineRule="auto"/>
+            </w:pPr>
+            <w:r>
+              <w:t>Switch Matrix Column 3 out</w:t>
+            </w:r>
+          </w:p>
+        </w:tc>
+        <w:tc>
+          <w:tcPr>
+            <w:tcW w:w="1441" w:type="dxa"/>
+          </w:tcPr>
+          <w:p>
+            <w:pPr>
+              <w:keepNext/>
+              <w:spacing w:after="0" w:line="240" w:lineRule="auto"/>
+            </w:pPr>
+            <w:r>
+              <w:t>GPB2</w:t>
+            </w:r>
+          </w:p>
+        </w:tc>
+        <w:tc>
+          <w:tcPr>
+            <w:tcW w:w="3067" w:type="dxa"/>
+          </w:tcPr>
+          <w:p>
+            <w:pPr>
+              <w:keepNext/>
+              <w:spacing w:after="0" w:line="240" w:lineRule="auto"/>
+            </w:pPr>
+            <w:r>
+              <w:t>Switch Matrix Row 3</w:t>
+            </w:r>
+          </w:p>
+        </w:tc>
+      </w:tr>
+      <w:tr>
+        <w:tc>
+          <w:tcPr>
+            <w:tcW w:w="1413" w:type="dxa"/>
+          </w:tcPr>
+          <w:p>
+            <w:pPr>
+              <w:keepNext/>
+              <w:spacing w:after="0" w:line="240" w:lineRule="auto"/>
+            </w:pPr>
+            <w:r>
+              <w:t>GPA1</w:t>
+            </w:r>
+          </w:p>
+        </w:tc>
+        <w:tc>
+          <w:tcPr>
+            <w:tcW w:w="3095" w:type="dxa"/>
+          </w:tcPr>
+          <w:p>
+            <w:pPr>
+              <w:keepNext/>
+              <w:spacing w:after="0" w:line="240" w:lineRule="auto"/>
+            </w:pPr>
+            <w:r>
+              <w:t>Switch Matrix Column 2 out</w:t>
+            </w:r>
+          </w:p>
+        </w:tc>
+        <w:tc>
+          <w:tcPr>
+            <w:tcW w:w="1441" w:type="dxa"/>
+          </w:tcPr>
+          <w:p>
+            <w:pPr>
+              <w:keepNext/>
+              <w:spacing w:after="0" w:line="240" w:lineRule="auto"/>
+            </w:pPr>
+            <w:r>
+              <w:t>GPB1</w:t>
+            </w:r>
+          </w:p>
+        </w:tc>
+        <w:tc>
+          <w:tcPr>
+            <w:tcW w:w="3067" w:type="dxa"/>
+          </w:tcPr>
+          <w:p>
+            <w:pPr>
+              <w:keepNext/>
+              <w:spacing w:after="0" w:line="240" w:lineRule="auto"/>
+            </w:pPr>
+            <w:r>
+              <w:t>Switch Matrix Row 2</w:t>
+            </w:r>
+          </w:p>
+        </w:tc>
+      </w:tr>
+      <w:tr>
+        <w:tc>
+          <w:tcPr>
+            <w:tcW w:w="1413" w:type="dxa"/>
+          </w:tcPr>
+          <w:p>
+            <w:pPr>
+              <w:keepNext/>
+              <w:spacing w:after="0" w:line="240" w:lineRule="auto"/>
+            </w:pPr>
+            <w:r>
+              <w:t>GPA0</w:t>
+            </w:r>
+          </w:p>
+        </w:tc>
+        <w:tc>
+          <w:tcPr>
+            <w:tcW w:w="3095" w:type="dxa"/>
+          </w:tcPr>
+          <w:p>
+            <w:pPr>
+              <w:keepNext/>
+              <w:spacing w:after="0" w:line="240" w:lineRule="auto"/>
+            </w:pPr>
+            <w:r>
+              <w:t>Switch Matrix Column 1 out</w:t>
+            </w:r>
+          </w:p>
+        </w:tc>
+        <w:tc>
+          <w:tcPr>
+            <w:tcW w:w="1441" w:type="dxa"/>
+          </w:tcPr>
+          <w:p>
+            <w:pPr>
+              <w:keepNext/>
+              <w:spacing w:after="0" w:line="240" w:lineRule="auto"/>
+            </w:pPr>
+            <w:r>
+              <w:t>GPB0</w:t>
+            </w:r>
+          </w:p>
+        </w:tc>
+        <w:tc>
+          <w:tcPr>
+            <w:tcW w:w="3067" w:type="dxa"/>
+          </w:tcPr>
+          <w:p>
+            <w:pPr>
+              <w:keepNext/>
+              <w:spacing w:after="0" w:line="240" w:lineRule="auto"/>
+            </w:pPr>
+            <w:r>
+              <w:t>Switch Matrix Row 1</w:t>
+            </w:r>
+          </w:p>
+        </w:tc>
+      </w:tr>
+    </w:tbl>
+    <w:p/>
+    <w:p>
+      <w:pPr>
+        <w:pStyle w:val="Heading3"/>
+      </w:pPr>
+      <w:bookmarkStart w:id="1" w:name="_Ref172899067"/>
+      <w:r>
+        <w:t>Arduino Pins</w:t>
+      </w:r>
+      <w:bookmarkEnd w:id="1"/>
+    </w:p>
+    <w:tbl>
+      <w:tblPr>
+        <w:tblStyle w:val="TableGrid"/>
+        <w:tblW w:w="0" w:type="auto"/>
+        <w:tblLook w:val="04A0" w:firstRow="1" w:lastRow="0" w:firstColumn="1" w:lastColumn="0" w:noHBand="0" w:noVBand="1"/>
+      </w:tblPr>
+      <w:tblGrid>
+        <w:gridCol w:w="506"/>
+        <w:gridCol w:w="1190"/>
+        <w:gridCol w:w="3260"/>
+        <w:gridCol w:w="506"/>
+        <w:gridCol w:w="1054"/>
+        <w:gridCol w:w="3118"/>
+      </w:tblGrid>
+      <w:tr>
+        <w:tc>
+          <w:tcPr>
+            <w:tcW w:w="506" w:type="dxa"/>
+          </w:tcPr>
+          <w:p>
+            <w:pPr>
+              <w:keepNext/>
+              <w:spacing w:after="0" w:line="240" w:lineRule="auto"/>
+              <w:rPr>
+                <w:b/>
+              </w:rPr>
+            </w:pPr>
+            <w:r>
+              <w:rPr>
+                <w:b/>
+              </w:rPr>
+              <w:t>Pin</w:t>
+            </w:r>
+          </w:p>
+        </w:tc>
+        <w:tc>
+          <w:tcPr>
+            <w:tcW w:w="1190" w:type="dxa"/>
+          </w:tcPr>
+          <w:p>
+            <w:pPr>
+              <w:keepNext/>
+              <w:spacing w:after="0" w:line="240" w:lineRule="auto"/>
+              <w:rPr>
+                <w:b/>
+              </w:rPr>
+            </w:pPr>
+            <w:r>
+              <w:rPr>
+                <w:b/>
+              </w:rPr>
+              <w:t>Arduino</w:t>
+            </w:r>
+          </w:p>
+        </w:tc>
+        <w:tc>
+          <w:tcPr>
+            <w:tcW w:w="3260" w:type="dxa"/>
+          </w:tcPr>
+          <w:p>
+            <w:pPr>
+              <w:keepNext/>
+              <w:spacing w:after="0" w:line="240" w:lineRule="auto"/>
+              <w:rPr>
+                <w:b/>
+              </w:rPr>
+            </w:pPr>
+            <w:r>
+              <w:rPr>
+                <w:b/>
+              </w:rPr>
+              <w:t>Function</w:t>
+            </w:r>
+          </w:p>
+        </w:tc>
+        <w:tc>
+          <w:tcPr>
+            <w:tcW w:w="506" w:type="dxa"/>
+          </w:tcPr>
+          <w:p>
+            <w:pPr>
+              <w:keepNext/>
+              <w:spacing w:after="0" w:line="240" w:lineRule="auto"/>
+              <w:rPr>
+                <w:b/>
+              </w:rPr>
+            </w:pPr>
+            <w:r>
+              <w:rPr>
+                <w:b/>
+              </w:rPr>
+              <w:t>Pin</w:t>
+            </w:r>
+          </w:p>
+        </w:tc>
+        <w:tc>
+          <w:tcPr>
+            <w:tcW w:w="1054" w:type="dxa"/>
+          </w:tcPr>
+          <w:p>
+            <w:pPr>
+              <w:keepNext/>
+              <w:spacing w:after="0" w:line="240" w:lineRule="auto"/>
+            </w:pPr>
+            <w:r>
+              <w:rPr>
+                <w:b/>
+              </w:rPr>
+              <w:t>Arduino</w:t>
+            </w:r>
+          </w:p>
+        </w:tc>
+        <w:tc>
+          <w:tcPr>
+            <w:tcW w:w="3118" w:type="dxa"/>
+          </w:tcPr>
+          <w:p>
+            <w:pPr>
+              <w:keepNext/>
+              <w:spacing w:after="0" w:line="240" w:lineRule="auto"/>
+            </w:pPr>
+            <w:r>
+              <w:rPr>
+                <w:b/>
+              </w:rPr>
+              <w:t>Function</w:t>
+            </w:r>
+          </w:p>
+        </w:tc>
+      </w:tr>
+      <w:tr>
+        <w:tc>
+          <w:tcPr>
+            <w:tcW w:w="506" w:type="dxa"/>
+          </w:tcPr>
+          <w:p>
+            <w:pPr>
+              <w:keepNext/>
+              <w:spacing w:after="0" w:line="240" w:lineRule="auto"/>
+            </w:pPr>
+            <w:r>
+              <w:t>16</w:t>
+            </w:r>
+          </w:p>
+        </w:tc>
+        <w:tc>
+          <w:tcPr>
+            <w:tcW w:w="1190" w:type="dxa"/>
+          </w:tcPr>
+          <w:p>
+            <w:pPr>
+              <w:keepNext/>
+              <w:spacing w:after="0" w:line="240" w:lineRule="auto"/>
+            </w:pPr>
+            <w:r>
+              <w:t>DIG</w:t>
+            </w:r>
+            <w:r>
+              <w:t>1</w:t>
+            </w:r>
+            <w:r>
+              <w:t xml:space="preserve"> / TX</w:t>
+            </w:r>
+          </w:p>
+        </w:tc>
+        <w:tc>
+          <w:tcPr>
+            <w:tcW w:w="3260" w:type="dxa"/>
+          </w:tcPr>
+          <w:p>
+            <w:pPr>
+              <w:keepNext/>
+              <w:spacing w:after="0" w:line="240" w:lineRule="auto"/>
+            </w:pPr>
+            <w:r>
+              <w:t>Serial TXD</w:t>
+            </w:r>
+          </w:p>
+        </w:tc>
+        <w:tc>
+          <w:tcPr>
+            <w:tcW w:w="506" w:type="dxa"/>
+          </w:tcPr>
+          <w:p>
+            <w:pPr>
+              <w:keepNext/>
+              <w:spacing w:after="0" w:line="240" w:lineRule="auto"/>
+            </w:pPr>
+            <w:r>
+              <w:t>29</w:t>
+            </w:r>
+          </w:p>
+        </w:tc>
+        <w:tc>
+          <w:tcPr>
+            <w:tcW w:w="1054" w:type="dxa"/>
+          </w:tcPr>
+          <w:p>
+            <w:pPr>
+              <w:keepNext/>
+              <w:spacing w:after="0" w:line="240" w:lineRule="auto"/>
+            </w:pPr>
+            <w:r>
+              <w:t>DIG11</w:t>
+            </w:r>
+          </w:p>
+        </w:tc>
+        <w:tc>
+          <w:tcPr>
+            <w:tcW w:w="3118" w:type="dxa"/>
+          </w:tcPr>
+          <w:p>
+            <w:pPr>
+              <w:keepNext/>
+              <w:spacing w:after="0" w:line="240" w:lineRule="auto"/>
+            </w:pPr>
+            <w:r>
+              <w:t>SPI Controller Out, Peripheral In</w:t>
+            </w:r>
+          </w:p>
+        </w:tc>
+      </w:tr>
+      <w:tr>
+        <w:tc>
+          <w:tcPr>
+            <w:tcW w:w="506" w:type="dxa"/>
+          </w:tcPr>
+          <w:p>
+            <w:pPr>
+              <w:keepNext/>
+              <w:spacing w:after="0" w:line="240" w:lineRule="auto"/>
+            </w:pPr>
+            <w:r>
+              <w:t>17</w:t>
+            </w:r>
+          </w:p>
+        </w:tc>
+        <w:tc>
+          <w:tcPr>
+            <w:tcW w:w="1190" w:type="dxa"/>
+          </w:tcPr>
+          <w:p>
+            <w:pPr>
+              <w:keepNext/>
+              <w:spacing w:after="0" w:line="240" w:lineRule="auto"/>
+            </w:pPr>
+            <w:r>
+              <w:t>DIG</w:t>
+            </w:r>
+            <w:r>
+              <w:t>0</w:t>
+            </w:r>
+            <w:r>
+              <w:t xml:space="preserve"> / RX</w:t>
+            </w:r>
+          </w:p>
+        </w:tc>
+        <w:tc>
+          <w:tcPr>
+            <w:tcW w:w="3260" w:type="dxa"/>
+          </w:tcPr>
+          <w:p>
+            <w:pPr>
+              <w:keepNext/>
+              <w:spacing w:after="0" w:line="240" w:lineRule="auto"/>
+            </w:pPr>
+            <w:r>
+              <w:t>Serial RXD</w:t>
+            </w:r>
+          </w:p>
+        </w:tc>
+        <w:tc>
+          <w:tcPr>
+            <w:tcW w:w="506" w:type="dxa"/>
+          </w:tcPr>
+          <w:p>
+            <w:pPr>
+              <w:keepNext/>
+              <w:spacing w:after="0" w:line="240" w:lineRule="auto"/>
+            </w:pPr>
+            <w:r>
+              <w:t>30</w:t>
+            </w:r>
+          </w:p>
+        </w:tc>
+        <w:tc>
+          <w:tcPr>
+            <w:tcW w:w="1054" w:type="dxa"/>
+          </w:tcPr>
+          <w:p>
+            <w:pPr>
+              <w:keepNext/>
+              <w:spacing w:after="0" w:line="240" w:lineRule="auto"/>
+            </w:pPr>
+            <w:r>
+              <w:t>DIG12</w:t>
+            </w:r>
+          </w:p>
+        </w:tc>
+        <w:tc>
+          <w:tcPr>
+            <w:tcW w:w="3118" w:type="dxa"/>
+          </w:tcPr>
+          <w:p>
+            <w:pPr>
+              <w:keepNext/>
+              <w:spacing w:after="0" w:line="240" w:lineRule="auto"/>
+            </w:pPr>
+            <w:r>
+              <w:t>SPI Controller In, Peripheral out</w:t>
+            </w:r>
+          </w:p>
+        </w:tc>
+      </w:tr>
+      <w:tr>
+        <w:tc>
+          <w:tcPr>
+            <w:tcW w:w="506" w:type="dxa"/>
+          </w:tcPr>
+          <w:p>
+            <w:pPr>
+              <w:keepNext/>
+              <w:spacing w:after="0" w:line="240" w:lineRule="auto"/>
+            </w:pPr>
+            <w:r>
+              <w:t>20</w:t>
+            </w:r>
+          </w:p>
+        </w:tc>
+        <w:tc>
+          <w:tcPr>
+            <w:tcW w:w="1190" w:type="dxa"/>
+          </w:tcPr>
+          <w:p>
+            <w:pPr>
+              <w:keepNext/>
+              <w:spacing w:after="0" w:line="240" w:lineRule="auto"/>
+            </w:pPr>
+            <w:r>
+              <w:t>DIG2</w:t>
+            </w:r>
+          </w:p>
+        </w:tc>
+        <w:tc>
+          <w:tcPr>
+            <w:tcW w:w="3260" w:type="dxa"/>
+          </w:tcPr>
+          <w:p>
+            <w:pPr>
+              <w:keepNext/>
+              <w:spacing w:after="0" w:line="240" w:lineRule="auto"/>
+            </w:pPr>
+            <w:r>
+              <w:t>Encoder 5 upper A</w:t>
+            </w:r>
+          </w:p>
+        </w:tc>
+        <w:tc>
+          <w:tcPr>
+            <w:tcW w:w="506" w:type="dxa"/>
+          </w:tcPr>
+          <w:p>
+            <w:pPr>
+              <w:keepNext/>
+              <w:spacing w:after="0" w:line="240" w:lineRule="auto"/>
+            </w:pPr>
+            <w:r>
+              <w:t>1</w:t>
+            </w:r>
+          </w:p>
+        </w:tc>
+        <w:tc>
+          <w:tcPr>
+            <w:tcW w:w="1054" w:type="dxa"/>
+          </w:tcPr>
+          <w:p>
+            <w:pPr>
+              <w:keepNext/>
+              <w:spacing w:after="0" w:line="240" w:lineRule="auto"/>
+            </w:pPr>
+            <w:r>
+              <w:t>DIG13</w:t>
+            </w:r>
+          </w:p>
+        </w:tc>
+        <w:tc>
+          <w:tcPr>
+            <w:tcW w:w="3118" w:type="dxa"/>
+          </w:tcPr>
+          <w:p>
+            <w:pPr>
+              <w:keepNext/>
+              <w:spacing w:after="0" w:line="240" w:lineRule="auto"/>
+            </w:pPr>
+            <w:r>
+              <w:t>SPI Clock</w:t>
+            </w:r>
+          </w:p>
+        </w:tc>
+      </w:tr>
+      <w:tr>
+        <w:tc>
+          <w:tcPr>
+            <w:tcW w:w="506" w:type="dxa"/>
+          </w:tcPr>
+          <w:p>
+            <w:pPr>
+              <w:keepNext/>
+              <w:spacing w:after="0" w:line="240" w:lineRule="auto"/>
+            </w:pPr>
+            <w:r>
+              <w:t>21</w:t>
+            </w:r>
+          </w:p>
+        </w:tc>
+        <w:tc>
+          <w:tcPr>
+            <w:tcW w:w="1190" w:type="dxa"/>
+          </w:tcPr>
+          <w:p>
+            <w:pPr>
+              <w:keepNext/>
+              <w:spacing w:after="0" w:line="240" w:lineRule="auto"/>
+            </w:pPr>
+            <w:r>
+              <w:t>DIG3</w:t>
+            </w:r>
+          </w:p>
+        </w:tc>
+        <w:tc>
+          <w:tcPr>
+            <w:tcW w:w="3260" w:type="dxa"/>
+          </w:tcPr>
+          <w:p>
+            <w:pPr>
+              <w:keepNext/>
+              <w:spacing w:after="0" w:line="240" w:lineRule="auto"/>
+            </w:pPr>
+            <w:r>
+              <w:t>Encoder 5 upper B</w:t>
+            </w:r>
+          </w:p>
+        </w:tc>
+        <w:tc>
+          <w:tcPr>
+            <w:tcW w:w="506" w:type="dxa"/>
+          </w:tcPr>
+          <w:p>
+            <w:pPr>
+              <w:keepNext/>
+              <w:spacing w:after="0" w:line="240" w:lineRule="auto"/>
+            </w:pPr>
+            <w:r>
+              <w:t>4</w:t>
+            </w:r>
+          </w:p>
+        </w:tc>
+        <w:tc>
+          <w:tcPr>
+            <w:tcW w:w="1054" w:type="dxa"/>
+          </w:tcPr>
+          <w:p>
+            <w:pPr>
+              <w:keepNext/>
+              <w:spacing w:after="0" w:line="240" w:lineRule="auto"/>
+            </w:pPr>
+            <w:r>
+              <w:t>A0</w:t>
+            </w:r>
+          </w:p>
+        </w:tc>
+        <w:tc>
+          <w:tcPr>
+            <w:tcW w:w="3118" w:type="dxa"/>
+          </w:tcPr>
+          <w:p>
+            <w:pPr>
+              <w:keepNext/>
+              <w:spacing w:after="0" w:line="240" w:lineRule="auto"/>
+            </w:pPr>
+            <w:r>
+              <w:t>LED10</w:t>
+            </w:r>
+          </w:p>
+        </w:tc>
+      </w:tr>
+      <w:tr>
+        <w:tc>
+          <w:tcPr>
+            <w:tcW w:w="506" w:type="dxa"/>
+          </w:tcPr>
+          <w:p>
+            <w:pPr>
+              <w:keepNext/>
+              <w:spacing w:after="0" w:line="240" w:lineRule="auto"/>
+            </w:pPr>
+            <w:r>
+              <w:t>21</w:t>
+            </w:r>
+          </w:p>
+        </w:tc>
+        <w:tc>
+          <w:tcPr>
+            <w:tcW w:w="1190" w:type="dxa"/>
+          </w:tcPr>
+          <w:p>
+            <w:pPr>
+              <w:keepNext/>
+              <w:spacing w:after="0" w:line="240" w:lineRule="auto"/>
+            </w:pPr>
+            <w:r>
+              <w:t>DIG4</w:t>
+            </w:r>
+          </w:p>
+        </w:tc>
+        <w:tc>
+          <w:tcPr>
+            <w:tcW w:w="3260" w:type="dxa"/>
+          </w:tcPr>
+          <w:p>
+            <w:pPr>
+              <w:keepNext/>
+              <w:spacing w:after="0" w:line="240" w:lineRule="auto"/>
+            </w:pPr>
+            <w:r>
+              <w:t>Encoder 5 lower A</w:t>
+            </w:r>
+          </w:p>
+        </w:tc>
+        <w:tc>
+          <w:tcPr>
+            <w:tcW w:w="506" w:type="dxa"/>
+          </w:tcPr>
+          <w:p>
+            <w:pPr>
+              <w:keepNext/>
+              <w:spacing w:after="0" w:line="240" w:lineRule="auto"/>
+            </w:pPr>
+            <w:r>
+              <w:t>5</w:t>
+            </w:r>
+          </w:p>
+        </w:tc>
+        <w:tc>
+          <w:tcPr>
+            <w:tcW w:w="1054" w:type="dxa"/>
+          </w:tcPr>
+          <w:p>
+            <w:pPr>
+              <w:keepNext/>
+              <w:spacing w:after="0" w:line="240" w:lineRule="auto"/>
+            </w:pPr>
+            <w:r>
+              <w:t>A1</w:t>
+            </w:r>
+          </w:p>
+        </w:tc>
+        <w:tc>
+          <w:tcPr>
+            <w:tcW w:w="3118" w:type="dxa"/>
+          </w:tcPr>
+          <w:p>
+            <w:pPr>
+              <w:keepNext/>
+              <w:spacing w:after="0" w:line="240" w:lineRule="auto"/>
+            </w:pPr>
+            <w:r>
+              <w:t>LED11</w:t>
+            </w:r>
+          </w:p>
+        </w:tc>
+      </w:tr>
+      <w:tr>
+        <w:tc>
+          <w:tcPr>
+            <w:tcW w:w="506" w:type="dxa"/>
+          </w:tcPr>
+          <w:p>
+            <w:pPr>
+              <w:keepNext/>
+              <w:spacing w:after="0" w:line="240" w:lineRule="auto"/>
+            </w:pPr>
+            <w:r>
+              <w:t>23</w:t>
+            </w:r>
+          </w:p>
+        </w:tc>
+        <w:tc>
+          <w:tcPr>
+            <w:tcW w:w="1190" w:type="dxa"/>
+          </w:tcPr>
+          <w:p>
+            <w:pPr>
+              <w:keepNext/>
+              <w:spacing w:after="0" w:line="240" w:lineRule="auto"/>
+            </w:pPr>
+            <w:r>
+              <w:t>DIG5</w:t>
+            </w:r>
+          </w:p>
+        </w:tc>
+        <w:tc>
+          <w:tcPr>
+            <w:tcW w:w="3260" w:type="dxa"/>
+          </w:tcPr>
+          <w:p>
+            <w:pPr>
+              <w:keepNext/>
+              <w:spacing w:after="0" w:line="240" w:lineRule="auto"/>
+            </w:pPr>
+            <w:r>
+              <w:t>Encoder 5 lower B</w:t>
+            </w:r>
+          </w:p>
+        </w:tc>
+        <w:tc>
+          <w:tcPr>
+            <w:tcW w:w="506" w:type="dxa"/>
+          </w:tcPr>
+          <w:p>
+            <w:pPr>
+              <w:keepNext/>
+              <w:spacing w:after="0" w:line="240" w:lineRule="auto"/>
+            </w:pPr>
+            <w:r>
+              <w:t>6</w:t>
+            </w:r>
+          </w:p>
+        </w:tc>
+        <w:tc>
+          <w:tcPr>
+            <w:tcW w:w="1054" w:type="dxa"/>
+          </w:tcPr>
+          <w:p>
+            <w:pPr>
+              <w:keepNext/>
+              <w:spacing w:after="0" w:line="240" w:lineRule="auto"/>
+            </w:pPr>
+            <w:r>
+              <w:t>A2</w:t>
+            </w:r>
+          </w:p>
+        </w:tc>
+        <w:tc>
+          <w:tcPr>
+            <w:tcW w:w="3118" w:type="dxa"/>
+          </w:tcPr>
+          <w:p>
+            <w:pPr>
+              <w:keepNext/>
+              <w:spacing w:after="0" w:line="240" w:lineRule="auto"/>
+            </w:pPr>
+            <w:r>
+              <w:t>MCP23S17A (U1) CS~</w:t>
+            </w:r>
+          </w:p>
+        </w:tc>
+      </w:tr>
+      <w:tr>
+        <w:tc>
+          <w:tcPr>
+            <w:tcW w:w="506" w:type="dxa"/>
+          </w:tcPr>
+          <w:p>
+            <w:pPr>
+              <w:keepNext/>
+              <w:spacing w:after="0" w:line="240" w:lineRule="auto"/>
+            </w:pPr>
+            <w:r>
+              <w:t>24</w:t>
+            </w:r>
+          </w:p>
+        </w:tc>
+        <w:tc>
+          <w:tcPr>
+            <w:tcW w:w="1190" w:type="dxa"/>
+          </w:tcPr>
+          <w:p>
+            <w:pPr>
+              <w:keepNext/>
+              <w:spacing w:after="0" w:line="240" w:lineRule="auto"/>
+            </w:pPr>
+            <w:r>
+              <w:t>DIG6</w:t>
+            </w:r>
+          </w:p>
+        </w:tc>
+        <w:tc>
+          <w:tcPr>
+            <w:tcW w:w="3260" w:type="dxa"/>
+          </w:tcPr>
+          <w:p>
+            <w:pPr>
+              <w:keepNext/>
+              <w:spacing w:after="0" w:line="240" w:lineRule="auto"/>
+            </w:pPr>
+            <w:r>
+              <w:t>LED5</w:t>
+            </w:r>
+          </w:p>
+        </w:tc>
+        <w:tc>
+          <w:tcPr>
+            <w:tcW w:w="506" w:type="dxa"/>
+          </w:tcPr>
+          <w:p>
+            <w:pPr>
+              <w:keepNext/>
+              <w:spacing w:after="0" w:line="240" w:lineRule="auto"/>
+            </w:pPr>
+            <w:r>
+              <w:t>7</w:t>
+            </w:r>
+          </w:p>
+        </w:tc>
+        <w:tc>
+          <w:tcPr>
+            <w:tcW w:w="1054" w:type="dxa"/>
+          </w:tcPr>
+          <w:p>
+            <w:pPr>
+              <w:keepNext/>
+              <w:spacing w:after="0" w:line="240" w:lineRule="auto"/>
+            </w:pPr>
+            <w:r>
+              <w:t>A3</w:t>
+            </w:r>
+          </w:p>
+        </w:tc>
+        <w:tc>
+          <w:tcPr>
+            <w:tcW w:w="3118" w:type="dxa"/>
+          </w:tcPr>
+          <w:p>
+            <w:pPr>
+              <w:keepNext/>
+              <w:spacing w:after="0" w:line="240" w:lineRule="auto"/>
+            </w:pPr>
+            <w:r>
+              <w:t>MCP23S17B (U2) CS~</w:t>
+            </w:r>
+          </w:p>
+        </w:tc>
+      </w:tr>
+      <w:tr>
+        <w:tc>
+          <w:tcPr>
+            <w:tcW w:w="506" w:type="dxa"/>
+          </w:tcPr>
+          <w:p>
+            <w:pPr>
+              <w:keepNext/>
+              <w:spacing w:after="0" w:line="240" w:lineRule="auto"/>
+            </w:pPr>
+            <w:r>
+              <w:t>25</w:t>
+            </w:r>
+          </w:p>
+        </w:tc>
+        <w:tc>
+          <w:tcPr>
+            <w:tcW w:w="1190" w:type="dxa"/>
+          </w:tcPr>
+          <w:p>
+            <w:pPr>
+              <w:keepNext/>
+              <w:spacing w:after="0" w:line="240" w:lineRule="auto"/>
+            </w:pPr>
+            <w:r>
+              <w:t>DIG7</w:t>
+            </w:r>
+          </w:p>
+        </w:tc>
+        <w:tc>
+          <w:tcPr>
+            <w:tcW w:w="3260" w:type="dxa"/>
+          </w:tcPr>
+          <w:p>
+            <w:pPr>
+              <w:keepNext/>
+              <w:spacing w:after="0" w:line="240" w:lineRule="auto"/>
+            </w:pPr>
+            <w:r>
+              <w:t>LED6</w:t>
+            </w:r>
+          </w:p>
+        </w:tc>
+        <w:tc>
+          <w:tcPr>
+            <w:tcW w:w="506" w:type="dxa"/>
+          </w:tcPr>
+          <w:p>
+            <w:pPr>
+              <w:keepNext/>
+              <w:spacing w:after="0" w:line="240" w:lineRule="auto"/>
+            </w:pPr>
+            <w:r>
+              <w:t>8</w:t>
+            </w:r>
+          </w:p>
+        </w:tc>
+        <w:tc>
+          <w:tcPr>
+            <w:tcW w:w="1054" w:type="dxa"/>
+          </w:tcPr>
+          <w:p>
+            <w:pPr>
+              <w:keepNext/>
+              <w:spacing w:after="0" w:line="240" w:lineRule="auto"/>
+            </w:pPr>
+            <w:r>
+              <w:t>A4 / SDA</w:t>
+            </w:r>
+          </w:p>
+        </w:tc>
+        <w:tc>
+          <w:tcPr>
+            <w:tcW w:w="3118" w:type="dxa"/>
+          </w:tcPr>
+          <w:p>
+            <w:pPr>
+              <w:keepNext/>
+              <w:spacing w:after="0" w:line="240" w:lineRule="auto"/>
+            </w:pPr>
+            <w:r>
+              <w:t>VFO encoder A</w:t>
+            </w:r>
+          </w:p>
+        </w:tc>
+      </w:tr>
+      <w:tr>
+        <w:tc>
+          <w:tcPr>
+            <w:tcW w:w="506" w:type="dxa"/>
+          </w:tcPr>
+          <w:p>
+            <w:pPr>
+              <w:keepNext/>
+              <w:spacing w:after="0" w:line="240" w:lineRule="auto"/>
+            </w:pPr>
+            <w:r>
+              <w:t>26</w:t>
+            </w:r>
+          </w:p>
+        </w:tc>
+        <w:tc>
+          <w:tcPr>
+            <w:tcW w:w="1190" w:type="dxa"/>
+          </w:tcPr>
+          <w:p>
+            <w:pPr>
+              <w:keepNext/>
+              <w:spacing w:after="0" w:line="240" w:lineRule="auto"/>
+            </w:pPr>
+            <w:r>
+              <w:t>DIG8</w:t>
+            </w:r>
+          </w:p>
+        </w:tc>
+        <w:tc>
+          <w:tcPr>
+            <w:tcW w:w="3260" w:type="dxa"/>
+          </w:tcPr>
+          <w:p>
+            <w:pPr>
+              <w:keepNext/>
+              <w:spacing w:after="0" w:line="240" w:lineRule="auto"/>
+            </w:pPr>
+            <w:r>
+              <w:t>LED7</w:t>
+            </w:r>
+          </w:p>
+        </w:tc>
+        <w:tc>
+          <w:tcPr>
+            <w:tcW w:w="506" w:type="dxa"/>
+          </w:tcPr>
+          <w:p>
+            <w:pPr>
+              <w:keepNext/>
+              <w:spacing w:after="0" w:line="240" w:lineRule="auto"/>
+            </w:pPr>
+            <w:r>
+              <w:t>9</w:t>
+            </w:r>
+          </w:p>
+        </w:tc>
+        <w:tc>
+          <w:tcPr>
+            <w:tcW w:w="1054" w:type="dxa"/>
+          </w:tcPr>
+          <w:p>
+            <w:pPr>
+              <w:keepNext/>
+              <w:spacing w:after="0" w:line="240" w:lineRule="auto"/>
+            </w:pPr>
+            <w:r>
+              <w:t>A5 / SCL</w:t>
+            </w:r>
+          </w:p>
+        </w:tc>
+        <w:tc>
+          <w:tcPr>
+            <w:tcW w:w="3118" w:type="dxa"/>
+          </w:tcPr>
+          <w:p>
+            <w:pPr>
+              <w:keepNext/>
+              <w:spacing w:after="0" w:line="240" w:lineRule="auto"/>
+            </w:pPr>
+            <w:r>
+              <w:t>VFO encoder B</w:t>
+            </w:r>
+          </w:p>
+        </w:tc>
+      </w:tr>
+      <w:tr>
+        <w:tc>
+          <w:tcPr>
+            <w:tcW w:w="506" w:type="dxa"/>
+          </w:tcPr>
+          <w:p>
+            <w:pPr>
+              <w:keepNext/>
+              <w:spacing w:after="0" w:line="240" w:lineRule="auto"/>
+            </w:pPr>
+            <w:r>
+              <w:t>27</w:t>
+            </w:r>
+          </w:p>
+        </w:tc>
+        <w:tc>
+          <w:tcPr>
+            <w:tcW w:w="1190" w:type="dxa"/>
+          </w:tcPr>
+          <w:p>
+            <w:pPr>
+              <w:keepNext/>
+              <w:spacing w:after="0" w:line="240" w:lineRule="auto"/>
+            </w:pPr>
+            <w:r>
+              <w:t>DIG9</w:t>
+            </w:r>
+          </w:p>
+        </w:tc>
+        <w:tc>
+          <w:tcPr>
+            <w:tcW w:w="3260" w:type="dxa"/>
+          </w:tcPr>
+          <w:p>
+            <w:pPr>
+              <w:keepNext/>
+              <w:spacing w:after="0" w:line="240" w:lineRule="auto"/>
+            </w:pPr>
+            <w:r>
+              <w:t>LED8</w:t>
+            </w:r>
+          </w:p>
+        </w:tc>
+        <w:tc>
+          <w:tcPr>
+            <w:tcW w:w="506" w:type="dxa"/>
+          </w:tcPr>
+          <w:p>
+            <w:pPr>
+              <w:keepNext/>
+              <w:spacing w:after="0" w:line="240" w:lineRule="auto"/>
+            </w:pPr>
+            <w:r>
+              <w:t>10</w:t>
+            </w:r>
+          </w:p>
+        </w:tc>
+        <w:tc>
+          <w:tcPr>
+            <w:tcW w:w="1054" w:type="dxa"/>
+          </w:tcPr>
+          <w:p>
+            <w:pPr>
+              <w:keepNext/>
+              <w:spacing w:after="0" w:line="240" w:lineRule="auto"/>
+            </w:pPr>
+            <w:r>
+              <w:t>A6</w:t>
+            </w:r>
+          </w:p>
+        </w:tc>
+        <w:tc>
+          <w:tcPr>
+            <w:tcW w:w="3118" w:type="dxa"/>
+          </w:tcPr>
+          <w:p>
+            <w:pPr>
+              <w:keepNext/>
+              <w:spacing w:after="0" w:line="240" w:lineRule="auto"/>
+            </w:pPr>
+          </w:p>
+        </w:tc>
+      </w:tr>
+      <w:tr>
+        <w:tc>
+          <w:tcPr>
+            <w:tcW w:w="506" w:type="dxa"/>
+          </w:tcPr>
+          <w:p>
+            <w:pPr>
+              <w:keepNext/>
+              <w:spacing w:after="0" w:line="240" w:lineRule="auto"/>
+            </w:pPr>
+            <w:r>
+              <w:t>28</w:t>
+            </w:r>
+          </w:p>
+        </w:tc>
+        <w:tc>
+          <w:tcPr>
+            <w:tcW w:w="1190" w:type="dxa"/>
+          </w:tcPr>
+          <w:p>
+            <w:pPr>
+              <w:keepNext/>
+              <w:spacing w:after="0" w:line="240" w:lineRule="auto"/>
+            </w:pPr>
+            <w:r>
+              <w:t>DIG10</w:t>
+            </w:r>
+          </w:p>
+        </w:tc>
+        <w:tc>
+          <w:tcPr>
+            <w:tcW w:w="3260" w:type="dxa"/>
+          </w:tcPr>
+          <w:p>
+            <w:pPr>
+              <w:keepNext/>
+              <w:spacing w:after="0" w:line="240" w:lineRule="auto"/>
+            </w:pPr>
+            <w:r>
+              <w:t>LED9</w:t>
+            </w:r>
+          </w:p>
+        </w:tc>
+        <w:tc>
+          <w:tcPr>
+            <w:tcW w:w="506" w:type="dxa"/>
+          </w:tcPr>
+          <w:p>
+            <w:pPr>
+              <w:keepNext/>
+              <w:spacing w:after="0" w:line="240" w:lineRule="auto"/>
+            </w:pPr>
+            <w:r>
+              <w:t>11</w:t>
+            </w:r>
+          </w:p>
+        </w:tc>
+        <w:tc>
+          <w:tcPr>
+            <w:tcW w:w="1054" w:type="dxa"/>
+          </w:tcPr>
+          <w:p>
+            <w:pPr>
+              <w:keepNext/>
+              <w:spacing w:after="0" w:line="240" w:lineRule="auto"/>
+            </w:pPr>
+            <w:r>
+              <w:t>A7</w:t>
+            </w:r>
+          </w:p>
+        </w:tc>
+        <w:tc>
+          <w:tcPr>
+            <w:tcW w:w="3118" w:type="dxa"/>
+          </w:tcPr>
+          <w:p>
+            <w:pPr>
+              <w:keepNext/>
+              <w:spacing w:after="0" w:line="240" w:lineRule="auto"/>
+            </w:pPr>
+            <w:r>
+              <w:t xml:space="preserve">Interrupt to Raspberry </w:t>
+            </w:r>
+            <w:proofErr w:type="gramStart"/>
+            <w:r>
+              <w:t>pi  (</w:t>
+            </w:r>
+            <w:proofErr w:type="gramEnd"/>
+            <w:r>
+              <w:t>no longer used)</w:t>
+            </w:r>
+          </w:p>
+        </w:tc>
+      </w:tr>
+    </w:tbl>
+    <w:p>
+      <w:r>
+        <w:t xml:space="preserve">(Note Abhi’s schematic shows pin 16 being </w:t>
+      </w:r>
+      <w:r>
+        <w:t>DIG0/TX; it should say DIG1/TX)</w:t>
+      </w:r>
+    </w:p>
+    <w:p>
+      <w:pPr>
+        <w:pStyle w:val="Heading2"/>
+      </w:pPr>
+      <w:r>
+        <w:lastRenderedPageBreak/>
         <w:t>Optical Encoder Scanning</w:t>
       </w:r>
     </w:p>
@@ -11127,7 +11518,15 @@
     </w:p>
     <w:p>
       <w:r>
-        <w:t>A solution is to have conditional compilation, and for the high resolution optical encoders only interrupt on the rising edge of one input (therefore 600 interrupts per revolution) and use the other input to sense direction.</w:t>
+        <w:t xml:space="preserve">A solution is to have conditional compilation, and for the </w:t>
+      </w:r>
+      <w:proofErr w:type="gramStart"/>
+      <w:r>
+        <w:t>high resolution</w:t>
+      </w:r>
+      <w:proofErr w:type="gramEnd"/>
+      <w:r>
+        <w:t xml:space="preserve"> optical encoders only interrupt on the rising edge of one input (therefore 600 interrupts per revolution) and use the other input to sense direction.</w:t>
       </w:r>
     </w:p>
     <w:p>
@@ -11145,7 +11544,15 @@
     </w:p>
     <w:p>
       <w:r>
-        <w:t>To compile for the high resolution encoder:</w:t>
+        <w:t xml:space="preserve">To compile for the </w:t>
+      </w:r>
+      <w:proofErr w:type="gramStart"/>
+      <w:r>
+        <w:t>high resolution</w:t>
+      </w:r>
+      <w:proofErr w:type="gramEnd"/>
+      <w:r>
+        <w:t xml:space="preserve"> encoder:</w:t>
       </w:r>
     </w:p>
     <w:p>
@@ -12149,12 +12556,28 @@
     <w:p/>
     <w:p>
       <w:r>
-        <w:t xml:space="preserve">Switches have been placed into the matrix so the columns are approximately geographical with column 1 covering the left of the panel and column 4 the right. </w:t>
-      </w:r>
-    </w:p>
-    <w:p>
-      <w:r>
-        <w:t>Switch scan code is (row number-1)</w:t>
+        <w:t xml:space="preserve">Switches have been placed into the </w:t>
+      </w:r>
+      <w:proofErr w:type="gramStart"/>
+      <w:r>
+        <w:t>matrix</w:t>
+      </w:r>
+      <w:proofErr w:type="gramEnd"/>
+      <w:r>
+        <w:t xml:space="preserve"> so the columns are approximately geographical with column 1 covering the left of the panel and column 4 the right. </w:t>
+      </w:r>
+    </w:p>
+    <w:p>
+      <w:r>
+        <w:t xml:space="preserve">Switch scan code is (row </w:t>
+      </w:r>
+      <w:proofErr w:type="gramStart"/>
+      <w:r>
+        <w:t>number-1</w:t>
+      </w:r>
+      <w:proofErr w:type="gramEnd"/>
+      <w:r>
+        <w:t>)</w:t>
       </w:r>
       <w:r>
         <w:t xml:space="preserve"> </w:t>
@@ -12165,16 +12588,21 @@
     </w:p>
     <w:p>
       <w:r>
-        <w:t xml:space="preserve">I will need to use a simple sequencer to scan the pushbuttons. Don’t attempt to cope with more than one button press. Assert a new column low every software tick, then read the rows and look for a row with one or more bits at </w:t>
-      </w:r>
+        <w:t>I will need to use a simple sequencer to scan the pushbuttons. Don’t attempt to cope with more than one button press. Assert a new column low every software tick, then read the rows and look for a row with one or more bits at zero. Only one row driven low at a time. A “helper” function reads the row input and assigns a row code: 0: no button pressed; 1-8: row 0-7 pressed; FF: more than one pressed.</w:t>
+      </w:r>
+    </w:p>
+    <w:p>
       <w:r>
         <w:lastRenderedPageBreak/>
-        <w:t>zero. Only one row driven low at a time. A “helper” function reads the row input and assigns a row code: 0: no button pressed; 1-8: row 0-7 pressed; FF: more than one pressed.</w:t>
-      </w:r>
-    </w:p>
-    <w:p>
-      <w:r>
-        <w:t xml:space="preserve">Columns driven using pseudo open drain outputs from MCP23S17, so if there are shorted columns it doesn’t matter. Outputs only drive a logic 0 level; inactive column outputs are disabled by turning the pins into inputs. </w:t>
+        <w:t xml:space="preserve">Columns driven using </w:t>
+      </w:r>
+      <w:proofErr w:type="gramStart"/>
+      <w:r>
+        <w:t>pseudo open</w:t>
+      </w:r>
+      <w:proofErr w:type="gramEnd"/>
+      <w:r>
+        <w:t xml:space="preserve"> drain outputs from MCP23S17, so if there are shorted columns it doesn’t matter. Outputs only drive a logic 0 level; inactive column outputs are disabled by turning the pins into inputs. </w:t>
       </w:r>
     </w:p>
     <w:p>
@@ -12212,7 +12640,7 @@
           <v:shape id="_x0000_i1025" type="#_x0000_t75" style="width:372.9pt;height:226.75pt" o:ole="">
             <v:imagedata r:id="rId13" o:title=""/>
           </v:shape>
-          <o:OLEObject Type="Embed" ProgID="Visio.Drawing.11" ShapeID="_x0000_i1025" DrawAspect="Content" ObjectID="_1784726608" r:id="rId14"/>
+          <o:OLEObject Type="Embed" ProgID="Visio.Drawing.11" ShapeID="_x0000_i1025" DrawAspect="Content" ObjectID="_1784893299" r:id="rId14"/>
         </w:object>
       </w:r>
     </w:p>
@@ -12382,6 +12810,7 @@
         <w:t xml:space="preserve">Toggle </w:t>
       </w:r>
       <w:proofErr w:type="spellStart"/>
+      <w:proofErr w:type="gramStart"/>
       <w:r>
         <w:t>BandShift</w:t>
       </w:r>
@@ -12389,6 +12818,7 @@
       <w:r>
         <w:t>;</w:t>
       </w:r>
+      <w:proofErr w:type="gramEnd"/>
     </w:p>
     <w:p>
       <w:pPr>
@@ -12397,8 +12827,13 @@
         <w:ind w:left="1440"/>
       </w:pPr>
       <w:r>
-        <w:t>Update band shift LED;</w:t>
-      </w:r>
+        <w:t xml:space="preserve">Update band shift </w:t>
+      </w:r>
+      <w:proofErr w:type="gramStart"/>
+      <w:r>
+        <w:t>LED;</w:t>
+      </w:r>
+      <w:proofErr w:type="gramEnd"/>
     </w:p>
     <w:p>
       <w:pPr>
@@ -12440,6 +12875,7 @@
         <w:t xml:space="preserve">Toggle </w:t>
       </w:r>
       <w:proofErr w:type="spellStart"/>
+      <w:proofErr w:type="gramStart"/>
       <w:r>
         <w:t>EncoderShift</w:t>
       </w:r>
@@ -12447,6 +12883,7 @@
       <w:r>
         <w:t>;</w:t>
       </w:r>
+      <w:proofErr w:type="gramEnd"/>
     </w:p>
     <w:p>
       <w:pPr>
@@ -12455,8 +12892,13 @@
         <w:ind w:left="1440"/>
       </w:pPr>
       <w:r>
-        <w:t>Update encoder shift LED;</w:t>
-      </w:r>
+        <w:t xml:space="preserve">Update encoder shift </w:t>
+      </w:r>
+      <w:proofErr w:type="gramStart"/>
+      <w:r>
+        <w:t>LED;</w:t>
+      </w:r>
+      <w:proofErr w:type="gramEnd"/>
     </w:p>
     <w:p>
       <w:pPr>
@@ -12497,6 +12939,7 @@
       <w:r>
         <w:tab/>
       </w:r>
+      <w:proofErr w:type="gramStart"/>
       <w:r>
         <w:t>i</w:t>
       </w:r>
@@ -12504,6 +12947,7 @@
         <w:t>f(</w:t>
       </w:r>
       <w:proofErr w:type="spellStart"/>
+      <w:proofErr w:type="gramEnd"/>
       <w:r>
         <w:t>BandShift</w:t>
       </w:r>
@@ -12613,7 +13057,6 @@
         <w:pStyle w:val="Heading2"/>
       </w:pPr>
       <w:r>
-        <w:lastRenderedPageBreak/>
         <w:t>Switch Matrix Wiring</w:t>
       </w:r>
     </w:p>
@@ -12628,7 +13071,7 @@
           <v:shape id="_x0000_i1026" type="#_x0000_t75" style="width:297.65pt;height:302.5pt" o:ole="">
             <v:imagedata r:id="rId15" o:title=""/>
           </v:shape>
-          <o:OLEObject Type="Embed" ProgID="Visio.Drawing.11" ShapeID="_x0000_i1026" DrawAspect="Content" ObjectID="_1784726609" r:id="rId16"/>
+          <o:OLEObject Type="Embed" ProgID="Visio.Drawing.11" ShapeID="_x0000_i1026" DrawAspect="Content" ObjectID="_1784893300" r:id="rId16"/>
         </w:object>
       </w:r>
     </w:p>
@@ -12755,7 +13198,15 @@
               <w:spacing w:after="0" w:line="240" w:lineRule="auto"/>
             </w:pPr>
             <w:r>
-              <w:t>c/w and ac/w turns cause events to be displayed in the serial window. Far turns get several steps displayed.</w:t>
+              <w:t xml:space="preserve">c/w and ac/w </w:t>
+            </w:r>
+            <w:proofErr w:type="gramStart"/>
+            <w:r>
+              <w:t>turns</w:t>
+            </w:r>
+            <w:proofErr w:type="gramEnd"/>
+            <w:r>
+              <w:t xml:space="preserve"> cause events to be displayed in the serial window. Far turns get several steps displayed.</w:t>
             </w:r>
           </w:p>
         </w:tc>
@@ -12828,7 +13279,15 @@
               <w:spacing w:after="0" w:line="240" w:lineRule="auto"/>
             </w:pPr>
             <w:r>
-              <w:t>All pushbuttons generate “pressed” and “released events. All give the correct scan code. “long press” declared after ~2s press, and this might b</w:t>
+              <w:t>All pushbuttons generate “pressed” and “released events. All give the correct scan code. “</w:t>
+            </w:r>
+            <w:proofErr w:type="gramStart"/>
+            <w:r>
+              <w:t>long</w:t>
+            </w:r>
+            <w:proofErr w:type="gramEnd"/>
+            <w:r>
+              <w:t xml:space="preserve"> press” declared after ~2s press, and this might b</w:t>
             </w:r>
             <w:r>
               <w:t>e better reduced.</w:t>
@@ -13027,7 +13486,6 @@
               <w:spacing w:after="0" w:line="240" w:lineRule="auto"/>
             </w:pPr>
             <w:r>
-              <w:lastRenderedPageBreak/>
               <w:t>Can set LEDs</w:t>
             </w:r>
           </w:p>
@@ -13071,6 +13529,7 @@
               <w:spacing w:after="0" w:line="240" w:lineRule="auto"/>
             </w:pPr>
             <w:r>
+              <w:lastRenderedPageBreak/>
               <w:t>Interrupt asserted if data in queue</w:t>
             </w:r>
           </w:p>
@@ -13421,7 +13880,15 @@
               <w:t>Data=0x0000: suspect this is where the pi sees an interrupt that didn’t happen?</w:t>
             </w:r>
             <w:r>
-              <w:t xml:space="preserve"> Once per 100 events, and can be ignored.</w:t>
+              <w:t xml:space="preserve"> Once per 100 </w:t>
+            </w:r>
+            <w:proofErr w:type="gramStart"/>
+            <w:r>
+              <w:t>events, and</w:t>
+            </w:r>
+            <w:proofErr w:type="gramEnd"/>
+            <w:r>
+              <w:t xml:space="preserve"> can be ignored.</w:t>
             </w:r>
           </w:p>
           <w:p>
@@ -14068,7 +14535,6 @@
               <w:rPr>
                 <w:b/>
               </w:rPr>
-              <w:lastRenderedPageBreak/>
               <w:t>Message</w:t>
             </w:r>
           </w:p>
@@ -14134,6 +14600,7 @@
               <w:spacing w:after="0" w:line="240" w:lineRule="auto"/>
             </w:pPr>
             <w:r>
+              <w:lastRenderedPageBreak/>
               <w:t>Combined VFO Status</w:t>
             </w:r>
           </w:p>
@@ -14152,16 +14619,22 @@
               </w:rPr>
               <w:t xml:space="preserve">Get: </w:t>
             </w:r>
+            <w:proofErr w:type="gramStart"/>
             <w:r>
               <w:t>ZZXV;</w:t>
             </w:r>
-          </w:p>
-          <w:p>
-            <w:pPr>
-              <w:spacing w:after="0" w:line="240" w:lineRule="auto"/>
-            </w:pPr>
-            <w:r>
-              <w:t>Ans: ZZXVNNN</w:t>
+            <w:proofErr w:type="gramEnd"/>
+          </w:p>
+          <w:p>
+            <w:pPr>
+              <w:spacing w:after="0" w:line="240" w:lineRule="auto"/>
+            </w:pPr>
+            <w:r>
+              <w:t xml:space="preserve">Ans: </w:t>
+            </w:r>
+            <w:proofErr w:type="gramStart"/>
+            <w:r>
+              <w:t>ZZXVNNN</w:t>
             </w:r>
             <w:r>
               <w:t>N</w:t>
@@ -14169,6 +14642,7 @@
             <w:r>
               <w:t>;</w:t>
             </w:r>
+            <w:proofErr w:type="gramEnd"/>
           </w:p>
           <w:p>
             <w:pPr>
@@ -14313,29 +14787,45 @@
               <w:rPr>
                 <w:color w:val="000000" w:themeColor="text1"/>
               </w:rPr>
-              <w:t>Get: ZZUT;</w:t>
-            </w:r>
-          </w:p>
-          <w:p>
-            <w:pPr>
-              <w:spacing w:after="0" w:line="240" w:lineRule="auto"/>
+              <w:t xml:space="preserve">Get: </w:t>
+            </w:r>
+            <w:proofErr w:type="gramStart"/>
+            <w:r>
               <w:rPr>
                 <w:color w:val="000000" w:themeColor="text1"/>
               </w:rPr>
-            </w:pPr>
-            <w:r>
+              <w:t>ZZUT;</w:t>
+            </w:r>
+            <w:proofErr w:type="gramEnd"/>
+          </w:p>
+          <w:p>
+            <w:pPr>
+              <w:spacing w:after="0" w:line="240" w:lineRule="auto"/>
               <w:rPr>
                 <w:color w:val="000000" w:themeColor="text1"/>
               </w:rPr>
-              <w:t>Ans: ZZUTN;</w:t>
-            </w:r>
-          </w:p>
-          <w:p>
-            <w:pPr>
-              <w:spacing w:after="0" w:line="240" w:lineRule="auto"/>
+            </w:pPr>
+            <w:r>
               <w:rPr>
                 <w:color w:val="000000" w:themeColor="text1"/>
               </w:rPr>
+              <w:t xml:space="preserve">Ans: </w:t>
+            </w:r>
+            <w:proofErr w:type="gramStart"/>
+            <w:r>
+              <w:rPr>
+                <w:color w:val="000000" w:themeColor="text1"/>
+              </w:rPr>
+              <w:t>ZZUTN;</w:t>
+            </w:r>
+            <w:proofErr w:type="gramEnd"/>
+          </w:p>
+          <w:p>
+            <w:pPr>
+              <w:spacing w:after="0" w:line="240" w:lineRule="auto"/>
+              <w:rPr>
+                <w:color w:val="000000" w:themeColor="text1"/>
+              </w:rPr>
             </w:pPr>
           </w:p>
         </w:tc>
@@ -14354,8 +14844,16 @@
               <w:rPr>
                 <w:color w:val="000000" w:themeColor="text1"/>
               </w:rPr>
-              <w:t>N=0: off;</w:t>
-            </w:r>
+              <w:t xml:space="preserve">N=0: </w:t>
+            </w:r>
+            <w:proofErr w:type="gramStart"/>
+            <w:r>
+              <w:rPr>
+                <w:color w:val="000000" w:themeColor="text1"/>
+              </w:rPr>
+              <w:t>off;</w:t>
+            </w:r>
+            <w:proofErr w:type="gramEnd"/>
           </w:p>
           <w:p>
             <w:pPr>
@@ -14402,29 +14900,45 @@
               <w:rPr>
                 <w:color w:val="000000" w:themeColor="text1"/>
               </w:rPr>
-              <w:t>Get: ZZYR;</w:t>
-            </w:r>
-          </w:p>
-          <w:p>
-            <w:pPr>
-              <w:spacing w:after="0" w:line="240" w:lineRule="auto"/>
+              <w:t xml:space="preserve">Get: </w:t>
+            </w:r>
+            <w:proofErr w:type="gramStart"/>
+            <w:r>
               <w:rPr>
                 <w:color w:val="000000" w:themeColor="text1"/>
               </w:rPr>
-            </w:pPr>
-            <w:r>
+              <w:t>ZZYR;</w:t>
+            </w:r>
+            <w:proofErr w:type="gramEnd"/>
+          </w:p>
+          <w:p>
+            <w:pPr>
+              <w:spacing w:after="0" w:line="240" w:lineRule="auto"/>
               <w:rPr>
                 <w:color w:val="000000" w:themeColor="text1"/>
               </w:rPr>
-              <w:t>Ans: ZZYRN;</w:t>
-            </w:r>
-          </w:p>
-          <w:p>
-            <w:pPr>
-              <w:spacing w:after="0" w:line="240" w:lineRule="auto"/>
+            </w:pPr>
+            <w:r>
               <w:rPr>
                 <w:color w:val="000000" w:themeColor="text1"/>
               </w:rPr>
+              <w:t xml:space="preserve">Ans: </w:t>
+            </w:r>
+            <w:proofErr w:type="gramStart"/>
+            <w:r>
+              <w:rPr>
+                <w:color w:val="000000" w:themeColor="text1"/>
+              </w:rPr>
+              <w:t>ZZYRN;</w:t>
+            </w:r>
+            <w:proofErr w:type="gramEnd"/>
+          </w:p>
+          <w:p>
+            <w:pPr>
+              <w:spacing w:after="0" w:line="240" w:lineRule="auto"/>
+              <w:rPr>
+                <w:color w:val="000000" w:themeColor="text1"/>
+              </w:rPr>
             </w:pPr>
           </w:p>
         </w:tc>
@@ -14443,8 +14957,16 @@
               <w:rPr>
                 <w:color w:val="000000" w:themeColor="text1"/>
               </w:rPr>
-              <w:t>N=0: RX1;</w:t>
-            </w:r>
+              <w:t xml:space="preserve">N=0: </w:t>
+            </w:r>
+            <w:proofErr w:type="gramStart"/>
+            <w:r>
+              <w:rPr>
+                <w:color w:val="000000" w:themeColor="text1"/>
+              </w:rPr>
+              <w:t>RX1;</w:t>
+            </w:r>
+            <w:proofErr w:type="gramEnd"/>
           </w:p>
           <w:p>
             <w:pPr>
@@ -14492,7 +15014,15 @@
     </w:p>
     <w:p>
       <w:r>
-        <w:t xml:space="preserve">The Arduino will interrupt the Raspberry pi via a GPIO pin if there is any data in the event queue; the interrupt will be removed when the queue has been emptied (therefore it is level triggered). The raspberry pi will be able to read event data as 16 bit words via I2C; it will read words until the queue is empty. the Arduino will transfer a zero word if there is nothing in the queue. The Raspberry pi will be able to write new LED data at any time. A message queue of 15 words is likely to be sufficient, allowing over 100ms latency in the Raspberry pi. </w:t>
+        <w:t xml:space="preserve">The Arduino will interrupt the Raspberry pi via a GPIO pin if there is any data in the event queue; the interrupt will be removed when the queue has been emptied (therefore it is level triggered). The raspberry pi will be able to read event data as </w:t>
+      </w:r>
+      <w:proofErr w:type="gramStart"/>
+      <w:r>
+        <w:t>16 bit</w:t>
+      </w:r>
+      <w:proofErr w:type="gramEnd"/>
+      <w:r>
+        <w:t xml:space="preserve"> words via I2C; it will read words until the queue is empty. the Arduino will transfer a zero word if there is nothing in the queue. The Raspberry pi will be able to write new LED data at any time. A message queue of 15 words is likely to be sufficient, allowing over 100ms latency in the Raspberry pi. </w:t>
       </w:r>
     </w:p>
     <w:p>
@@ -14502,12 +15032,28 @@
     </w:p>
     <w:p>
       <w:r>
-        <w:t>A slave write I2C transfer is a 3 byte sequence: 8 bit address / RW word, 8 bit data low byte, 8 bit data high byte.</w:t>
-      </w:r>
-    </w:p>
-    <w:p>
-      <w:r>
-        <w:t>A slave read I2C consists of a 1 byte address written to the Arduino, then a 2 byte read (low byte 1</w:t>
+        <w:t xml:space="preserve">A slave write I2C transfer is a </w:t>
+      </w:r>
+      <w:proofErr w:type="gramStart"/>
+      <w:r>
+        <w:t>3 byte</w:t>
+      </w:r>
+      <w:proofErr w:type="gramEnd"/>
+      <w:r>
+        <w:t xml:space="preserve"> sequence: 8 bit address / RW word, 8 bit data low byte, 8 bit data high byte.</w:t>
+      </w:r>
+    </w:p>
+    <w:p>
+      <w:r>
+        <w:t xml:space="preserve">A slave read I2C consists of a </w:t>
+      </w:r>
+      <w:proofErr w:type="gramStart"/>
+      <w:r>
+        <w:t>1 byte</w:t>
+      </w:r>
+      <w:proofErr w:type="gramEnd"/>
+      <w:r>
+        <w:t xml:space="preserve"> address written to the Arduino, then a 2 byte read (low byte 1</w:t>
       </w:r>
       <w:r>
         <w:rPr>
@@ -14558,12 +15104,14 @@
       <w:r>
         <w:t xml:space="preserve">Message Structure </w:t>
       </w:r>
+      <w:proofErr w:type="gramStart"/>
       <w:r>
         <w:rPr>
           <w:u w:val="single"/>
         </w:rPr>
         <w:t>From</w:t>
       </w:r>
+      <w:proofErr w:type="gramEnd"/>
       <w:r>
         <w:t xml:space="preserve"> Arduino</w:t>
       </w:r>
@@ -15004,7 +15552,6 @@
               <w:spacing w:after="0" w:line="240" w:lineRule="auto"/>
             </w:pPr>
             <w:r>
-              <w:lastRenderedPageBreak/>
               <w:t>A value of 1 will leave no remaining data in the queue after this read.</w:t>
             </w:r>
           </w:p>
@@ -16329,8 +16876,13 @@
             <w:pPr>
               <w:spacing w:after="120" w:line="240" w:lineRule="auto"/>
             </w:pPr>
-            <w:r>
-              <w:t>LED(10:0)</w:t>
+            <w:proofErr w:type="gramStart"/>
+            <w:r>
+              <w:t>LED(</w:t>
+            </w:r>
+            <w:proofErr w:type="gramEnd"/>
+            <w:r>
+              <w:t>10:0)</w:t>
             </w:r>
           </w:p>
         </w:tc>
@@ -16365,8 +16917,13 @@
             <w:pPr>
               <w:spacing w:after="120" w:line="240" w:lineRule="auto"/>
             </w:pPr>
-            <w:r>
-              <w:t>LED(15): PBX</w:t>
+            <w:proofErr w:type="gramStart"/>
+            <w:r>
+              <w:t>LED(</w:t>
+            </w:r>
+            <w:proofErr w:type="gramEnd"/>
+            <w:r>
+              <w:t>15): PBX</w:t>
             </w:r>
           </w:p>
         </w:tc>
@@ -16398,7 +16955,15 @@
     </w:p>
     <w:p>
       <w:r>
-        <w:t xml:space="preserve">The event queue will be a circular buffer, implemented as an array of 16 bit unsigned </w:t>
+        <w:t xml:space="preserve">The event queue will be a circular buffer, implemented as an array of </w:t>
+      </w:r>
+      <w:proofErr w:type="gramStart"/>
+      <w:r>
+        <w:t>16 bit</w:t>
+      </w:r>
+      <w:proofErr w:type="gramEnd"/>
+      <w:r>
+        <w:t xml:space="preserve"> unsigned </w:t>
       </w:r>
       <w:proofErr w:type="spellStart"/>
       <w:r>
@@ -18117,8 +18682,13 @@
           <w:numId w:val="8"/>
         </w:numPr>
       </w:pPr>
-      <w:r>
-        <w:t>16 bit slave read, initiated by the Raspberry pi</w:t>
+      <w:proofErr w:type="gramStart"/>
+      <w:r>
+        <w:t>16 bit</w:t>
+      </w:r>
+      <w:proofErr w:type="gramEnd"/>
+      <w:r>
+        <w:t xml:space="preserve"> slave read, initiated by the Raspberry pi</w:t>
       </w:r>
     </w:p>
     <w:p>
@@ -18130,7 +18700,15 @@
         </w:numPr>
       </w:pPr>
       <w:r>
-        <w:t>Arduino returns event 16 bit queue entry, or 0 if no event available</w:t>
+        <w:t xml:space="preserve">Arduino returns event </w:t>
+      </w:r>
+      <w:proofErr w:type="gramStart"/>
+      <w:r>
+        <w:t>16 bit</w:t>
+      </w:r>
+      <w:proofErr w:type="gramEnd"/>
+      <w:r>
+        <w:t xml:space="preserve"> queue entry, or 0 if no event available</w:t>
       </w:r>
     </w:p>
     <w:p>
@@ -18153,8 +18731,13 @@
           <w:numId w:val="8"/>
         </w:numPr>
       </w:pPr>
-      <w:r>
-        <w:t>8 bit slave write, initiated by the Raspberry pi</w:t>
+      <w:proofErr w:type="gramStart"/>
+      <w:r>
+        <w:t>8 bit</w:t>
+      </w:r>
+      <w:proofErr w:type="gramEnd"/>
+      <w:r>
+        <w:t xml:space="preserve"> slave write, initiated by the Raspberry pi</w:t>
       </w:r>
     </w:p>
     <w:p>
@@ -18193,8 +18776,13 @@
         </w:numPr>
       </w:pPr>
       <w:r>
-        <w:t>Use level translators between levels;</w:t>
-      </w:r>
+        <w:t xml:space="preserve">Use level translators between </w:t>
+      </w:r>
+      <w:proofErr w:type="gramStart"/>
+      <w:r>
+        <w:t>levels;</w:t>
+      </w:r>
+      <w:proofErr w:type="gramEnd"/>
     </w:p>
     <w:p>
       <w:pPr>
@@ -18607,10 +19195,12 @@
         <w:t>=18=</w:t>
       </w:r>
       <w:proofErr w:type="spellStart"/>
+      <w:proofErr w:type="gramStart"/>
       <w:r>
         <w:t>op,dh</w:t>
       </w:r>
       <w:proofErr w:type="spellEnd"/>
+      <w:proofErr w:type="gramEnd"/>
     </w:p>
     <w:p>
       <w:pPr>
@@ -18933,6 +19523,7 @@
         <w:t xml:space="preserve">Type </w:t>
       </w:r>
       <w:proofErr w:type="spellStart"/>
+      <w:proofErr w:type="gramStart"/>
       <w:r>
         <w:rPr>
           <w:b/>
@@ -18948,6 +19539,7 @@
         </w:rPr>
         <w:t>;</w:t>
       </w:r>
+      <w:proofErr w:type="gramEnd"/>
     </w:p>
     <w:p>
       <w:pPr>
@@ -18961,8 +19553,13 @@
         <w:t>You should get a response</w:t>
       </w:r>
       <w:r>
-        <w:t xml:space="preserve"> like ZZZS0502009;</w:t>
-      </w:r>
+        <w:t xml:space="preserve"> like </w:t>
+      </w:r>
+      <w:proofErr w:type="gramStart"/>
+      <w:r>
+        <w:t>ZZZS0502009;</w:t>
+      </w:r>
+      <w:proofErr w:type="gramEnd"/>
     </w:p>
     <w:p>
       <w:r>
@@ -18992,7 +19589,15 @@
       </w:r>
       <w:proofErr w:type="spellStart"/>
       <w:r>
-        <w:t>gpio-shutdown,gpio_pin</w:t>
+        <w:t>gpio-</w:t>
+      </w:r>
+      <w:proofErr w:type="gramStart"/>
+      <w:r>
+        <w:t>shutdown,gpio</w:t>
+      </w:r>
+      <w:proofErr w:type="gramEnd"/>
+      <w:r>
+        <w:t>_pin</w:t>
       </w:r>
       <w:proofErr w:type="spellEnd"/>
       <w:r>
@@ -19012,10 +19617,12 @@
         <w:t>=15=</w:t>
       </w:r>
       <w:proofErr w:type="spellStart"/>
+      <w:proofErr w:type="gramStart"/>
       <w:r>
         <w:t>op,dh</w:t>
       </w:r>
       <w:proofErr w:type="spellEnd"/>
+      <w:proofErr w:type="gramEnd"/>
     </w:p>
     <w:p>
       <w:r>
@@ -19303,7 +19910,15 @@
       </w:pPr>
       <w:r>
         <w:lastRenderedPageBreak/>
-        <w:t>Open the zip file and extract to your PC; for example into a folder “SDR” in “documents”</w:t>
+        <w:t xml:space="preserve">Open the zip file and extract to your PC; for </w:t>
+      </w:r>
+      <w:proofErr w:type="gramStart"/>
+      <w:r>
+        <w:t>example</w:t>
+      </w:r>
+      <w:proofErr w:type="gramEnd"/>
+      <w:r>
+        <w:t xml:space="preserve"> into a folder “SDR” in “documents”</w:t>
       </w:r>
     </w:p>
     <w:p>
@@ -19664,8 +20279,13 @@
     </w:p>
     <w:p/>
     <w:p>
-      <w:r>
-        <w:t>Finally you need to upload the code to your Arduino:</w:t>
+      <w:proofErr w:type="gramStart"/>
+      <w:r>
+        <w:t>Finally</w:t>
+      </w:r>
+      <w:proofErr w:type="gramEnd"/>
+      <w:r>
+        <w:t xml:space="preserve"> you need to upload the code to your Arduino:</w:t>
       </w:r>
     </w:p>
     <w:p>
@@ -19734,14 +20354,28 @@
         <w:rPr>
           <w:b/>
         </w:rPr>
-        <w:t>jtagmkII_initialize</w:t>
-      </w:r>
-      <w:proofErr w:type="spellEnd"/>
+        <w:t>jtagmkII_</w:t>
+      </w:r>
+      <w:proofErr w:type="gramStart"/>
       <w:r>
         <w:rPr>
           <w:b/>
         </w:rPr>
-        <w:t>(): Cannot locate “flash” and “boot” memories in description</w:t>
+        <w:t>initialize</w:t>
+      </w:r>
+      <w:proofErr w:type="spellEnd"/>
+      <w:r>
+        <w:rPr>
+          <w:b/>
+        </w:rPr>
+        <w:t>(</w:t>
+      </w:r>
+      <w:proofErr w:type="gramEnd"/>
+      <w:r>
+        <w:rPr>
+          <w:b/>
+        </w:rPr>
+        <w:t>): Cannot locate “flash” and “boot” memories in description</w:t>
       </w:r>
       <w:r>
         <w:t xml:space="preserve"> is reported for the Arduino Nano Every but this can be ignored)</w:t>
